--- a/eng/docx/011.content.docx
+++ b/eng/docx/011.content.docx
@@ -279,36 +279,24 @@
         </w:rPr>
         <w:t xml:space="preserve"> </w:t>
       </w:r>
-      <w:hyperlink r:id="rId13">
-        <w:r>
-          <w:rPr>
-            <w:lang w:val="en_US" w:bidi="en_US"/>
-          </w:rPr>
-          <w:rPr>
-            <w:color w:val="0000EE"/>
-            <w:u w:val="single"/>
-          </w:rPr>
-          <w:t>Ezr 5:14</w:t>
-        </w:r>
-      </w:hyperlink>
+      <w:r>
+        <w:rPr>
+          <w:lang w:val="en_US" w:bidi="en_US"/>
+        </w:rPr>
+        <w:t>Ezr 5:14</w:t>
+      </w:r>
       <w:r>
         <w:rPr>
           <w:lang w:val="en_US" w:bidi="en_US"/>
         </w:rPr>
         <w:t xml:space="preserve">, </w:t>
       </w:r>
-      <w:hyperlink r:id="rId14">
-        <w:r>
-          <w:rPr>
-            <w:lang w:val="en_US" w:bidi="en_US"/>
-          </w:rPr>
-          <w:rPr>
-            <w:color w:val="0000EE"/>
-            <w:u w:val="single"/>
-          </w:rPr>
-          <w:t>6:5</w:t>
-        </w:r>
-      </w:hyperlink>
+      <w:r>
+        <w:rPr>
+          <w:lang w:val="en_US" w:bidi="en_US"/>
+        </w:rPr>
+        <w:t>6:5</w:t>
+      </w:r>
       <w:r>
         <w:rPr>
           <w:lang w:val="en_US" w:bidi="en_US"/>
@@ -340,18 +328,12 @@
         </w:rPr>
         <w:t xml:space="preserve"> </w:t>
       </w:r>
-      <w:hyperlink r:id="rId15">
-        <w:r>
-          <w:rPr>
-            <w:lang w:val="en_US" w:bidi="en_US"/>
-          </w:rPr>
-          <w:rPr>
-            <w:color w:val="0000EE"/>
-            <w:u w:val="single"/>
-          </w:rPr>
-          <w:t>7:15</w:t>
-        </w:r>
-      </w:hyperlink>
+      <w:r>
+        <w:rPr>
+          <w:lang w:val="en_US" w:bidi="en_US"/>
+        </w:rPr>
+        <w:t>7:15</w:t>
+      </w:r>
       <w:r>
         <w:rPr>
           <w:lang w:val="en_US" w:bidi="en_US"/>
@@ -470,18 +452,12 @@
         </w:rPr>
         <w:t xml:space="preserve"> </w:t>
       </w:r>
-      <w:hyperlink r:id="rId16">
-        <w:r>
-          <w:rPr>
-            <w:lang w:val="en_US" w:bidi="en_US"/>
-          </w:rPr>
-          <w:rPr>
-            <w:color w:val="0000EE"/>
-            <w:u w:val="single"/>
-          </w:rPr>
-          <w:t>Dn 2:10</w:t>
-        </w:r>
-      </w:hyperlink>
+      <w:r>
+        <w:rPr>
+          <w:lang w:val="en_US" w:bidi="en_US"/>
+        </w:rPr>
+        <w:t>Dn 2:10</w:t>
+      </w:r>
       <w:r>
         <w:rPr>
           <w:lang w:val="en_US" w:bidi="en_US"/>
@@ -650,18 +626,12 @@
         </w:rPr>
         <w:t xml:space="preserve">: </w:t>
       </w:r>
-      <w:hyperlink r:id="rId17">
-        <w:r>
-          <w:rPr>
-            <w:lang w:val="en_US" w:bidi="en_US"/>
-          </w:rPr>
-          <w:rPr>
-            <w:color w:val="0000EE"/>
-            <w:u w:val="single"/>
-          </w:rPr>
-          <w:t>Gn 31:47</w:t>
-        </w:r>
-      </w:hyperlink>
+      <w:r>
+        <w:rPr>
+          <w:lang w:val="en_US" w:bidi="en_US"/>
+        </w:rPr>
+        <w:t>Gn 31:47</w:t>
+      </w:r>
       <w:r>
         <w:rPr>
           <w:lang w:val="en_US" w:bidi="en_US"/>
@@ -743,18 +713,12 @@
         </w:rPr>
         <w:t>:</w:t>
       </w:r>
-      <w:hyperlink r:id="rId18">
-        <w:r>
-          <w:rPr>
-            <w:lang w:val="en_US" w:bidi="en_US"/>
-          </w:rPr>
-          <w:rPr>
-            <w:color w:val="0000EE"/>
-            <w:u w:val="single"/>
-          </w:rPr>
-          <w:t>Dn 5:5</w:t>
-        </w:r>
-      </w:hyperlink>
+      <w:r>
+        <w:rPr>
+          <w:lang w:val="en_US" w:bidi="en_US"/>
+        </w:rPr>
+        <w:t>Dn 5:5</w:t>
+      </w:r>
       <w:r>
         <w:rPr>
           <w:lang w:val="en_US" w:bidi="en_US"/>
@@ -786,18 +750,12 @@
         </w:rPr>
         <w:t xml:space="preserve">: </w:t>
       </w:r>
-      <w:hyperlink r:id="rId19">
-        <w:r>
-          <w:rPr>
-            <w:lang w:val="en_US" w:bidi="en_US"/>
-          </w:rPr>
-          <w:rPr>
-            <w:color w:val="0000EE"/>
-            <w:u w:val="single"/>
-          </w:rPr>
-          <w:t>Ezr 5:12</w:t>
-        </w:r>
-      </w:hyperlink>
+      <w:r>
+        <w:rPr>
+          <w:lang w:val="en_US" w:bidi="en_US"/>
+        </w:rPr>
+        <w:t>Ezr 5:12</w:t>
+      </w:r>
       <w:r>
         <w:rPr>
           <w:lang w:val="en_US" w:bidi="en_US"/>
@@ -816,36 +774,24 @@
         </w:rPr>
         <w:t xml:space="preserve"> </w:t>
       </w:r>
-      <w:hyperlink r:id="rId18">
-        <w:r>
-          <w:rPr>
-            <w:lang w:val="en_US" w:bidi="en_US"/>
-          </w:rPr>
-          <w:rPr>
-            <w:color w:val="0000EE"/>
-            <w:u w:val="single"/>
-          </w:rPr>
-          <w:t>Dn 5:5</w:t>
-        </w:r>
-      </w:hyperlink>
+      <w:r>
+        <w:rPr>
+          <w:lang w:val="en_US" w:bidi="en_US"/>
+        </w:rPr>
+        <w:t>Dn 5:5</w:t>
+      </w:r>
       <w:r>
         <w:rPr>
           <w:lang w:val="en_US" w:bidi="en_US"/>
         </w:rPr>
         <w:t xml:space="preserve">, </w:t>
       </w:r>
-      <w:hyperlink r:id="rId20">
-        <w:r>
-          <w:rPr>
-            <w:lang w:val="en_US" w:bidi="en_US"/>
-          </w:rPr>
-          <w:rPr>
-            <w:color w:val="0000EE"/>
-            <w:u w:val="single"/>
-          </w:rPr>
-          <w:t>5:24</w:t>
-        </w:r>
-      </w:hyperlink>
+      <w:r>
+        <w:rPr>
+          <w:lang w:val="en_US" w:bidi="en_US"/>
+        </w:rPr>
+        <w:t>5:24</w:t>
+      </w:r>
       <w:r>
         <w:rPr>
           <w:lang w:val="en_US" w:bidi="en_US"/>
@@ -864,18 +810,12 @@
         </w:rPr>
         <w:t xml:space="preserve"> </w:t>
       </w:r>
-      <w:hyperlink r:id="rId21">
-        <w:r>
-          <w:rPr>
-            <w:lang w:val="en_US" w:bidi="en_US"/>
-          </w:rPr>
-          <w:rPr>
-            <w:color w:val="0000EE"/>
-            <w:u w:val="single"/>
-          </w:rPr>
-          <w:t>3:15</w:t>
-        </w:r>
-      </w:hyperlink>
+      <w:r>
+        <w:rPr>
+          <w:lang w:val="en_US" w:bidi="en_US"/>
+        </w:rPr>
+        <w:t>3:15</w:t>
+      </w:r>
       <w:r>
         <w:rPr>
           <w:lang w:val="en_US" w:bidi="en_US"/>
@@ -894,18 +834,12 @@
         </w:rPr>
         <w:t xml:space="preserve"> v:</w:t>
       </w:r>
-      <w:hyperlink r:id="rId22">
-        <w:r>
-          <w:rPr>
-            <w:lang w:val="en_US" w:bidi="en_US"/>
-          </w:rPr>
-          <w:rPr>
-            <w:color w:val="0000EE"/>
-            <w:u w:val="single"/>
-          </w:rPr>
-          <w:t>17</w:t>
-        </w:r>
-      </w:hyperlink>
+      <w:r>
+        <w:rPr>
+          <w:lang w:val="en_US" w:bidi="en_US"/>
+        </w:rPr>
+        <w:t>17</w:t>
+      </w:r>
       <w:r>
         <w:rPr>
           <w:lang w:val="en_US" w:bidi="en_US"/>
@@ -918,18 +852,12 @@
         </w:rPr>
         <w:t>יְדֵהּ</w:t>
       </w:r>
-      <w:hyperlink r:id="rId23">
-        <w:r>
-          <w:rPr>
-            <w:lang w:val="en_US" w:bidi="en_US"/>
-          </w:rPr>
-          <w:rPr>
-            <w:color w:val="0000EE"/>
-            <w:u w:val="single"/>
-          </w:rPr>
-          <w:t>Ezr 6:12</w:t>
-        </w:r>
-      </w:hyperlink>
+      <w:r>
+        <w:rPr>
+          <w:lang w:val="en_US" w:bidi="en_US"/>
+        </w:rPr>
+        <w:t>Ezr 6:12</w:t>
+      </w:r>
       <w:r>
         <w:rPr>
           <w:lang w:val="en_US" w:bidi="en_US"/>
@@ -967,18 +895,12 @@
         </w:rPr>
         <w:t xml:space="preserve"> 53. 2. a)) </w:t>
       </w:r>
-      <w:hyperlink r:id="rId24">
-        <w:r>
-          <w:rPr>
-            <w:lang w:val="en_US" w:bidi="en_US"/>
-          </w:rPr>
-          <w:rPr>
-            <w:color w:val="0000EE"/>
-            <w:u w:val="single"/>
-          </w:rPr>
-          <w:t>5:8</w:t>
-        </w:r>
-      </w:hyperlink>
+      <w:r>
+        <w:rPr>
+          <w:lang w:val="en_US" w:bidi="en_US"/>
+        </w:rPr>
+        <w:t>5:8</w:t>
+      </w:r>
       <w:r>
         <w:rPr>
           <w:lang w:val="en_US" w:bidi="en_US"/>
@@ -997,36 +919,24 @@
         </w:rPr>
         <w:t xml:space="preserve"> </w:t>
       </w:r>
-      <w:hyperlink r:id="rId25">
-        <w:r>
-          <w:rPr>
-            <w:lang w:val="en_US" w:bidi="en_US"/>
-          </w:rPr>
-          <w:rPr>
-            <w:color w:val="0000EE"/>
-            <w:u w:val="single"/>
-          </w:rPr>
-          <w:t>Dn 2:34</w:t>
-        </w:r>
-      </w:hyperlink>
+      <w:r>
+        <w:rPr>
+          <w:lang w:val="en_US" w:bidi="en_US"/>
+        </w:rPr>
+        <w:t>Dn 2:34</w:t>
+      </w:r>
       <w:r>
         <w:rPr>
           <w:lang w:val="en_US" w:bidi="en_US"/>
         </w:rPr>
         <w:t xml:space="preserve">, </w:t>
       </w:r>
-      <w:hyperlink r:id="rId26">
-        <w:r>
-          <w:rPr>
-            <w:lang w:val="en_US" w:bidi="en_US"/>
-          </w:rPr>
-          <w:rPr>
-            <w:color w:val="0000EE"/>
-            <w:u w:val="single"/>
-          </w:rPr>
-          <w:t>2:45</w:t>
-        </w:r>
-      </w:hyperlink>
+      <w:r>
+        <w:rPr>
+          <w:lang w:val="en_US" w:bidi="en_US"/>
+        </w:rPr>
+        <w:t>2:45</w:t>
+      </w:r>
       <w:r>
         <w:rPr>
           <w:lang w:val="en_US" w:bidi="en_US"/>
@@ -1059,126 +969,84 @@
         </w:rPr>
         <w:t xml:space="preserve"> of man </w:t>
       </w:r>
-      <w:hyperlink r:id="rId25">
-        <w:r>
-          <w:rPr>
-            <w:lang w:val="en_US" w:bidi="en_US"/>
-          </w:rPr>
-          <w:rPr>
-            <w:color w:val="0000EE"/>
-            <w:u w:val="single"/>
-          </w:rPr>
-          <w:t>Dn 2:34</w:t>
-        </w:r>
-      </w:hyperlink>
+      <w:r>
+        <w:rPr>
+          <w:lang w:val="en_US" w:bidi="en_US"/>
+        </w:rPr>
+        <w:t>Dn 2:34</w:t>
+      </w:r>
       <w:r>
         <w:rPr>
           <w:lang w:val="en_US" w:bidi="en_US"/>
         </w:rPr>
         <w:t xml:space="preserve">, </w:t>
       </w:r>
-      <w:hyperlink r:id="rId26">
-        <w:r>
-          <w:rPr>
-            <w:lang w:val="en_US" w:bidi="en_US"/>
-          </w:rPr>
-          <w:rPr>
-            <w:color w:val="0000EE"/>
-            <w:u w:val="single"/>
-          </w:rPr>
-          <w:t>2:45</w:t>
-        </w:r>
-      </w:hyperlink>
+      <w:r>
+        <w:rPr>
+          <w:lang w:val="en_US" w:bidi="en_US"/>
+        </w:rPr>
+        <w:t>2:45</w:t>
+      </w:r>
       <w:r>
         <w:rPr>
           <w:lang w:val="en_US" w:bidi="en_US"/>
         </w:rPr>
         <w:t xml:space="preserve">, </w:t>
       </w:r>
-      <w:hyperlink r:id="rId24">
-        <w:r>
-          <w:rPr>
-            <w:lang w:val="en_US" w:bidi="en_US"/>
-          </w:rPr>
-          <w:rPr>
-            <w:color w:val="0000EE"/>
-            <w:u w:val="single"/>
-          </w:rPr>
-          <w:t>Ezr 5:8</w:t>
-        </w:r>
-      </w:hyperlink>
+      <w:r>
+        <w:rPr>
+          <w:lang w:val="en_US" w:bidi="en_US"/>
+        </w:rPr>
+        <w:t>Ezr 5:8</w:t>
+      </w:r>
       <w:r>
         <w:rPr>
           <w:lang w:val="en_US" w:bidi="en_US"/>
         </w:rPr>
         <w:t xml:space="preserve">, </w:t>
       </w:r>
-      <w:hyperlink r:id="rId23">
-        <w:r>
-          <w:rPr>
-            <w:lang w:val="en_US" w:bidi="en_US"/>
-          </w:rPr>
-          <w:rPr>
-            <w:color w:val="0000EE"/>
-            <w:u w:val="single"/>
-          </w:rPr>
-          <w:t>6:12</w:t>
-        </w:r>
-      </w:hyperlink>
+      <w:r>
+        <w:rPr>
+          <w:lang w:val="en_US" w:bidi="en_US"/>
+        </w:rPr>
+        <w:t>6:12</w:t>
+      </w:r>
       <w:r>
         <w:rPr>
           <w:lang w:val="en_US" w:bidi="en_US"/>
         </w:rPr>
         <w:t xml:space="preserve">, and (in vision) </w:t>
       </w:r>
-      <w:hyperlink r:id="rId18">
-        <w:r>
-          <w:rPr>
-            <w:lang w:val="en_US" w:bidi="en_US"/>
-          </w:rPr>
-          <w:rPr>
-            <w:color w:val="0000EE"/>
-            <w:u w:val="single"/>
-          </w:rPr>
-          <w:t>Dn 5:5</w:t>
-        </w:r>
-      </w:hyperlink>
+      <w:r>
+        <w:rPr>
+          <w:lang w:val="en_US" w:bidi="en_US"/>
+        </w:rPr>
+        <w:t>Dn 5:5</w:t>
+      </w:r>
       <w:r>
         <w:rPr>
           <w:lang w:val="en_US" w:bidi="en_US"/>
         </w:rPr>
         <w:t xml:space="preserve">, </w:t>
       </w:r>
-      <w:hyperlink r:id="rId18">
-        <w:r>
-          <w:rPr>
-            <w:lang w:val="en_US" w:bidi="en_US"/>
-          </w:rPr>
-          <w:rPr>
-            <w:color w:val="0000EE"/>
-            <w:u w:val="single"/>
-          </w:rPr>
-          <w:t>5:5</w:t>
-        </w:r>
-      </w:hyperlink>
+      <w:r>
+        <w:rPr>
+          <w:lang w:val="en_US" w:bidi="en_US"/>
+        </w:rPr>
+        <w:t>5:5</w:t>
+      </w:r>
       <w:r>
         <w:rPr>
           <w:lang w:val="en_US" w:bidi="en_US"/>
         </w:rPr>
         <w:t xml:space="preserve">, </w:t>
       </w:r>
-      <w:hyperlink r:id="rId20">
-        <w:r>
-          <w:rPr>
-            <w:lang w:val="en_US" w:bidi="en_US"/>
-          </w:rPr>
-          <w:rPr>
-            <w:color w:val="0000EE"/>
-            <w:u w:val="single"/>
-          </w:rPr>
-          <w:t>5:24</w:t>
-        </w:r>
-      </w:hyperlink>
+      <w:r>
+        <w:rPr>
+          <w:lang w:val="en_US" w:bidi="en_US"/>
+        </w:rPr>
+        <w:t>5:24</w:t>
+      </w:r>
       <w:r>
         <w:rPr>
           <w:lang w:val="en_US" w:bidi="en_US"/>
@@ -1210,54 +1078,36 @@
         </w:rPr>
         <w:t xml:space="preserve"> </w:t>
       </w:r>
-      <w:hyperlink r:id="rId27">
-        <w:r>
-          <w:rPr>
-            <w:lang w:val="en_US" w:bidi="en_US"/>
-          </w:rPr>
-          <w:rPr>
-            <w:color w:val="0000EE"/>
-            <w:u w:val="single"/>
-          </w:rPr>
-          <w:t>Ezr 7:14</w:t>
-        </w:r>
-      </w:hyperlink>
+      <w:r>
+        <w:rPr>
+          <w:lang w:val="en_US" w:bidi="en_US"/>
+        </w:rPr>
+        <w:t>Ezr 7:14</w:t>
+      </w:r>
       <w:r>
         <w:rPr>
           <w:lang w:val="en_US" w:bidi="en_US"/>
         </w:rPr>
         <w:t xml:space="preserve">, </w:t>
       </w:r>
-      <w:hyperlink r:id="rId28">
-        <w:r>
-          <w:rPr>
-            <w:lang w:val="en_US" w:bidi="en_US"/>
-          </w:rPr>
-          <w:rPr>
-            <w:color w:val="0000EE"/>
-            <w:u w:val="single"/>
-          </w:rPr>
-          <w:t>7:25</w:t>
-        </w:r>
-      </w:hyperlink>
+      <w:r>
+        <w:rPr>
+          <w:lang w:val="en_US" w:bidi="en_US"/>
+        </w:rPr>
+        <w:t>7:25</w:t>
+      </w:r>
       <w:r>
         <w:rPr>
           <w:lang w:val="en_US" w:bidi="en_US"/>
         </w:rPr>
         <w:t xml:space="preserve">; fig. of God </w:t>
       </w:r>
-      <w:hyperlink r:id="rId29">
-        <w:r>
-          <w:rPr>
-            <w:lang w:val="en_US" w:bidi="en_US"/>
-          </w:rPr>
-          <w:rPr>
-            <w:color w:val="0000EE"/>
-            <w:u w:val="single"/>
-          </w:rPr>
-          <w:t>4:32</w:t>
-        </w:r>
-      </w:hyperlink>
+      <w:r>
+        <w:rPr>
+          <w:lang w:val="en_US" w:bidi="en_US"/>
+        </w:rPr>
+        <w:t>4:32</w:t>
+      </w:r>
       <w:r>
         <w:rPr>
           <w:lang w:val="en_US" w:bidi="en_US"/>
@@ -1290,126 +1140,84 @@
         </w:rPr>
         <w:t xml:space="preserve"> of man </w:t>
       </w:r>
-      <w:hyperlink r:id="rId30">
-        <w:r>
-          <w:rPr>
-            <w:lang w:val="en_US" w:bidi="en_US"/>
-          </w:rPr>
-          <w:rPr>
-            <w:color w:val="0000EE"/>
-            <w:u w:val="single"/>
-          </w:rPr>
-          <w:t>Dn 2:38</w:t>
-        </w:r>
-      </w:hyperlink>
+      <w:r>
+        <w:rPr>
+          <w:lang w:val="en_US" w:bidi="en_US"/>
+        </w:rPr>
+        <w:t>Dn 2:38</w:t>
+      </w:r>
       <w:r>
         <w:rPr>
           <w:lang w:val="en_US" w:bidi="en_US"/>
         </w:rPr>
         <w:t xml:space="preserve">, </w:t>
       </w:r>
-      <w:hyperlink r:id="rId21">
-        <w:r>
-          <w:rPr>
-            <w:lang w:val="en_US" w:bidi="en_US"/>
-          </w:rPr>
-          <w:rPr>
-            <w:color w:val="0000EE"/>
-            <w:u w:val="single"/>
-          </w:rPr>
-          <w:t>3:15</w:t>
-        </w:r>
-      </w:hyperlink>
+      <w:r>
+        <w:rPr>
+          <w:lang w:val="en_US" w:bidi="en_US"/>
+        </w:rPr>
+        <w:t>3:15</w:t>
+      </w:r>
       <w:r>
         <w:rPr>
           <w:lang w:val="en_US" w:bidi="en_US"/>
         </w:rPr>
         <w:t xml:space="preserve">, </w:t>
       </w:r>
-      <w:hyperlink r:id="rId22">
-        <w:r>
-          <w:rPr>
-            <w:lang w:val="en_US" w:bidi="en_US"/>
-          </w:rPr>
-          <w:rPr>
-            <w:color w:val="0000EE"/>
-            <w:u w:val="single"/>
-          </w:rPr>
-          <w:t>3:17</w:t>
-        </w:r>
-      </w:hyperlink>
+      <w:r>
+        <w:rPr>
+          <w:lang w:val="en_US" w:bidi="en_US"/>
+        </w:rPr>
+        <w:t>3:17</w:t>
+      </w:r>
       <w:r>
         <w:rPr>
           <w:lang w:val="en_US" w:bidi="en_US"/>
         </w:rPr>
         <w:t xml:space="preserve">, </w:t>
       </w:r>
-      <w:hyperlink r:id="rId31">
-        <w:r>
-          <w:rPr>
-            <w:lang w:val="en_US" w:bidi="en_US"/>
-          </w:rPr>
-          <w:rPr>
-            <w:color w:val="0000EE"/>
-            <w:u w:val="single"/>
-          </w:rPr>
-          <w:t>7:28</w:t>
-        </w:r>
-      </w:hyperlink>
+      <w:r>
+        <w:rPr>
+          <w:lang w:val="en_US" w:bidi="en_US"/>
+        </w:rPr>
+        <w:t>7:28</w:t>
+      </w:r>
       <w:r>
         <w:rPr>
           <w:lang w:val="en_US" w:bidi="en_US"/>
         </w:rPr>
         <w:t xml:space="preserve">, </w:t>
       </w:r>
-      <w:hyperlink r:id="rId19">
-        <w:r>
-          <w:rPr>
-            <w:lang w:val="en_US" w:bidi="en_US"/>
-          </w:rPr>
-          <w:rPr>
-            <w:color w:val="0000EE"/>
-            <w:u w:val="single"/>
-          </w:rPr>
-          <w:t>Ezr 5:12</w:t>
-        </w:r>
-      </w:hyperlink>
+      <w:r>
+        <w:rPr>
+          <w:lang w:val="en_US" w:bidi="en_US"/>
+        </w:rPr>
+        <w:t>Ezr 5:12</w:t>
+      </w:r>
       <w:r>
         <w:rPr>
           <w:lang w:val="en_US" w:bidi="en_US"/>
         </w:rPr>
         <w:t xml:space="preserve">, of God </w:t>
       </w:r>
-      <w:hyperlink r:id="rId32">
-        <w:r>
-          <w:rPr>
-            <w:lang w:val="en_US" w:bidi="en_US"/>
-          </w:rPr>
-          <w:rPr>
-            <w:color w:val="0000EE"/>
-            <w:u w:val="single"/>
-          </w:rPr>
-          <w:t>Dn 5:23</w:t>
-        </w:r>
-      </w:hyperlink>
+      <w:r>
+        <w:rPr>
+          <w:lang w:val="en_US" w:bidi="en_US"/>
+        </w:rPr>
+        <w:t>Dn 5:23</w:t>
+      </w:r>
       <w:r>
         <w:rPr>
           <w:lang w:val="en_US" w:bidi="en_US"/>
         </w:rPr>
         <w:t xml:space="preserve">; of lion </w:t>
       </w:r>
-      <w:hyperlink r:id="rId33">
-        <w:r>
-          <w:rPr>
-            <w:lang w:val="en_US" w:bidi="en_US"/>
-          </w:rPr>
-          <w:rPr>
-            <w:color w:val="0000EE"/>
-            <w:u w:val="single"/>
-          </w:rPr>
-          <w:t>6:28</w:t>
-        </w:r>
-      </w:hyperlink>
+      <w:r>
+        <w:rPr>
+          <w:lang w:val="en_US" w:bidi="en_US"/>
+        </w:rPr>
+        <w:t>6:28</w:t>
+      </w:r>
       <w:r>
         <w:rPr>
           <w:lang w:val="en_US" w:bidi="en_US"/>
@@ -1569,18 +1377,12 @@
         </w:rPr>
         <w:t xml:space="preserve"> </w:t>
       </w:r>
-      <w:hyperlink r:id="rId34">
-        <w:r>
-          <w:rPr>
-            <w:lang w:val="en_US" w:bidi="en_US"/>
-          </w:rPr>
-          <w:rPr>
-            <w:color w:val="0000EE"/>
-            <w:u w:val="single"/>
-          </w:rPr>
-          <w:t>Dn 2:23</w:t>
-        </w:r>
-      </w:hyperlink>
+      <w:r>
+        <w:rPr>
+          <w:lang w:val="en_US" w:bidi="en_US"/>
+        </w:rPr>
+        <w:t>Dn 2:23</w:t>
+      </w:r>
       <w:r>
         <w:rPr>
           <w:lang w:val="en_US" w:bidi="en_US"/>
@@ -1630,18 +1432,12 @@
         </w:rPr>
         <w:t xml:space="preserve">§ 93, 2; 43, 1 c)) </w:t>
       </w:r>
-      <w:hyperlink r:id="rId35">
-        <w:r>
-          <w:rPr>
-            <w:lang w:val="en_US" w:bidi="en_US"/>
-          </w:rPr>
-          <w:rPr>
-            <w:color w:val="0000EE"/>
-            <w:u w:val="single"/>
-          </w:rPr>
-          <w:t>6:11</w:t>
-        </w:r>
-      </w:hyperlink>
+      <w:r>
+        <w:rPr>
+          <w:lang w:val="en_US" w:bidi="en_US"/>
+        </w:rPr>
+        <w:t>6:11</w:t>
+      </w:r>
       <w:r>
         <w:rPr>
           <w:lang w:val="en_US" w:bidi="en_US"/>
@@ -1796,36 +1592,24 @@
         </w:rPr>
         <w:t xml:space="preserve">: </w:t>
       </w:r>
-      <w:hyperlink r:id="rId36">
-        <w:r>
-          <w:rPr>
-            <w:lang w:val="en_US" w:bidi="en_US"/>
-          </w:rPr>
-          <w:rPr>
-            <w:color w:val="0000EE"/>
-            <w:u w:val="single"/>
-          </w:rPr>
-          <w:t>Dn 5:21</w:t>
-        </w:r>
-      </w:hyperlink>
+      <w:r>
+        <w:rPr>
+          <w:lang w:val="en_US" w:bidi="en_US"/>
+        </w:rPr>
+        <w:t>Dn 5:21</w:t>
+      </w:r>
       <w:r>
         <w:rPr>
           <w:lang w:val="en_US" w:bidi="en_US"/>
         </w:rPr>
         <w:t xml:space="preserve">, </w:t>
       </w:r>
-      <w:hyperlink r:id="rId35">
-        <w:r>
-          <w:rPr>
-            <w:lang w:val="en_US" w:bidi="en_US"/>
-          </w:rPr>
-          <w:rPr>
-            <w:color w:val="0000EE"/>
-            <w:u w:val="single"/>
-          </w:rPr>
-          <w:t>6:11</w:t>
-        </w:r>
-      </w:hyperlink>
+      <w:r>
+        <w:rPr>
+          <w:lang w:val="en_US" w:bidi="en_US"/>
+        </w:rPr>
+        <w:t>6:11</w:t>
+      </w:r>
       <w:r>
         <w:rPr>
           <w:lang w:val="en_US" w:bidi="en_US"/>
@@ -1844,18 +1628,12 @@
         </w:rPr>
         <w:t xml:space="preserve"> </w:t>
       </w:r>
-      <w:hyperlink r:id="rId37">
-        <w:r>
-          <w:rPr>
-            <w:lang w:val="en_US" w:bidi="en_US"/>
-          </w:rPr>
-          <w:rPr>
-            <w:color w:val="0000EE"/>
-            <w:u w:val="single"/>
-          </w:rPr>
-          <w:t>5:22</w:t>
-        </w:r>
-      </w:hyperlink>
+      <w:r>
+        <w:rPr>
+          <w:lang w:val="en_US" w:bidi="en_US"/>
+        </w:rPr>
+        <w:t>5:22</w:t>
+      </w:r>
       <w:r>
         <w:rPr>
           <w:lang w:val="en_US" w:bidi="en_US"/>
@@ -1874,18 +1652,12 @@
         </w:rPr>
         <w:t xml:space="preserve"> </w:t>
       </w:r>
-      <w:hyperlink r:id="rId38">
-        <w:r>
-          <w:rPr>
-            <w:lang w:val="en_US" w:bidi="en_US"/>
-          </w:rPr>
-          <w:rPr>
-            <w:color w:val="0000EE"/>
-            <w:u w:val="single"/>
-          </w:rPr>
-          <w:t>4:6</w:t>
-        </w:r>
-      </w:hyperlink>
+      <w:r>
+        <w:rPr>
+          <w:lang w:val="en_US" w:bidi="en_US"/>
+        </w:rPr>
+        <w:t>4:6</w:t>
+      </w:r>
       <w:r>
         <w:rPr>
           <w:lang w:val="en_US" w:bidi="en_US"/>
@@ -1948,18 +1720,12 @@
         </w:rPr>
         <w:t xml:space="preserve">)) </w:t>
       </w:r>
-      <w:hyperlink r:id="rId39">
-        <w:r>
-          <w:rPr>
-            <w:lang w:val="en_US" w:bidi="en_US"/>
-          </w:rPr>
-          <w:rPr>
-            <w:color w:val="0000EE"/>
-            <w:u w:val="single"/>
-          </w:rPr>
-          <w:t>Ezr 4:15</w:t>
-        </w:r>
-      </w:hyperlink>
+      <w:r>
+        <w:rPr>
+          <w:lang w:val="en_US" w:bidi="en_US"/>
+        </w:rPr>
+        <w:t>Ezr 4:15</w:t>
+      </w:r>
       <w:r>
         <w:rPr>
           <w:lang w:val="en_US" w:bidi="en_US"/>
@@ -2010,18 +1776,12 @@
         </w:rPr>
         <w:t xml:space="preserve"> 11. 3 a)) </w:t>
       </w:r>
-      <w:hyperlink r:id="rId40">
-        <w:r>
-          <w:rPr>
-            <w:lang w:val="en_US" w:bidi="en_US"/>
-          </w:rPr>
-          <w:rPr>
-            <w:color w:val="0000EE"/>
-            <w:u w:val="single"/>
-          </w:rPr>
-          <w:t>Dn 6:16</w:t>
-        </w:r>
-      </w:hyperlink>
+      <w:r>
+        <w:rPr>
+          <w:lang w:val="en_US" w:bidi="en_US"/>
+        </w:rPr>
+        <w:t>Dn 6:16</w:t>
+      </w:r>
       <w:r>
         <w:rPr>
           <w:lang w:val="en_US" w:bidi="en_US"/>
@@ -2053,18 +1813,12 @@
         </w:rPr>
         <w:t xml:space="preserve"> </w:t>
       </w:r>
-      <w:hyperlink r:id="rId41">
-        <w:r>
-          <w:rPr>
-            <w:lang w:val="en_US" w:bidi="en_US"/>
-          </w:rPr>
-          <w:rPr>
-            <w:color w:val="0000EE"/>
-            <w:u w:val="single"/>
-          </w:rPr>
-          <w:t>2:8</w:t>
-        </w:r>
-      </w:hyperlink>
+      <w:r>
+        <w:rPr>
+          <w:lang w:val="en_US" w:bidi="en_US"/>
+        </w:rPr>
+        <w:t>2:8</w:t>
+      </w:r>
       <w:r>
         <w:rPr>
           <w:lang w:val="en_US" w:bidi="en_US"/>
@@ -2095,18 +1849,12 @@
         </w:rPr>
         <w:t xml:space="preserve"> </w:t>
       </w:r>
-      <w:hyperlink r:id="rId32">
-        <w:r>
-          <w:rPr>
-            <w:lang w:val="en_US" w:bidi="en_US"/>
-          </w:rPr>
-          <w:rPr>
-            <w:color w:val="0000EE"/>
-            <w:u w:val="single"/>
-          </w:rPr>
-          <w:t>5:23</w:t>
-        </w:r>
-      </w:hyperlink>
+      <w:r>
+        <w:rPr>
+          <w:lang w:val="en_US" w:bidi="en_US"/>
+        </w:rPr>
+        <w:t>5:23</w:t>
+      </w:r>
       <w:r>
         <w:rPr>
           <w:lang w:val="en_US" w:bidi="en_US"/>
@@ -2138,18 +1886,12 @@
         </w:rPr>
         <w:t xml:space="preserve"> </w:t>
       </w:r>
-      <w:hyperlink r:id="rId42">
-        <w:r>
-          <w:rPr>
-            <w:lang w:val="en_US" w:bidi="en_US"/>
-          </w:rPr>
-          <w:rPr>
-            <w:color w:val="0000EE"/>
-            <w:u w:val="single"/>
-          </w:rPr>
-          <w:t>4:12</w:t>
-        </w:r>
-      </w:hyperlink>
+      <w:r>
+        <w:rPr>
+          <w:lang w:val="en_US" w:bidi="en_US"/>
+        </w:rPr>
+        <w:t>4:12</w:t>
+      </w:r>
       <w:r>
         <w:rPr>
           <w:lang w:val="en_US" w:bidi="en_US"/>
@@ -2181,54 +1923,36 @@
         </w:rPr>
         <w:t xml:space="preserve"> acc. rei </w:t>
       </w:r>
-      <w:hyperlink r:id="rId43">
-        <w:r>
-          <w:rPr>
-            <w:lang w:val="en_US" w:bidi="en_US"/>
-          </w:rPr>
-          <w:rPr>
-            <w:color w:val="0000EE"/>
-            <w:u w:val="single"/>
-          </w:rPr>
-          <w:t>Dn 2:30</w:t>
-        </w:r>
-      </w:hyperlink>
+      <w:r>
+        <w:rPr>
+          <w:lang w:val="en_US" w:bidi="en_US"/>
+        </w:rPr>
+        <w:t>Dn 2:30</w:t>
+      </w:r>
       <w:r>
         <w:rPr>
           <w:lang w:val="en_US" w:bidi="en_US"/>
         </w:rPr>
         <w:t xml:space="preserve">, </w:t>
       </w:r>
-      <w:hyperlink r:id="rId37">
-        <w:r>
-          <w:rPr>
-            <w:lang w:val="en_US" w:bidi="en_US"/>
-          </w:rPr>
-          <w:rPr>
-            <w:color w:val="0000EE"/>
-            <w:u w:val="single"/>
-          </w:rPr>
-          <w:t>5:22</w:t>
-        </w:r>
-      </w:hyperlink>
+      <w:r>
+        <w:rPr>
+          <w:lang w:val="en_US" w:bidi="en_US"/>
+        </w:rPr>
+        <w:t>5:22</w:t>
+      </w:r>
       <w:r>
         <w:rPr>
           <w:lang w:val="en_US" w:bidi="en_US"/>
         </w:rPr>
         <w:t xml:space="preserve">, acc. rei om. </w:t>
       </w:r>
-      <w:hyperlink r:id="rId28">
-        <w:r>
-          <w:rPr>
-            <w:lang w:val="en_US" w:bidi="en_US"/>
-          </w:rPr>
-          <w:rPr>
-            <w:color w:val="0000EE"/>
-            <w:u w:val="single"/>
-          </w:rPr>
-          <w:t>Ezr 7:25</w:t>
-        </w:r>
-      </w:hyperlink>
+      <w:r>
+        <w:rPr>
+          <w:lang w:val="en_US" w:bidi="en_US"/>
+        </w:rPr>
+        <w:t>Ezr 7:25</w:t>
+      </w:r>
       <w:r>
         <w:rPr>
           <w:lang w:val="en_US" w:bidi="en_US"/>
@@ -2247,18 +1971,12 @@
         </w:rPr>
         <w:t>:, v:</w:t>
       </w:r>
-      <w:hyperlink r:id="rId28">
-        <w:r>
-          <w:rPr>
-            <w:lang w:val="en_US" w:bidi="en_US"/>
-          </w:rPr>
-          <w:rPr>
-            <w:color w:val="0000EE"/>
-            <w:u w:val="single"/>
-          </w:rPr>
-          <w:t>25</w:t>
-        </w:r>
-      </w:hyperlink>
+      <w:r>
+        <w:rPr>
+          <w:lang w:val="en_US" w:bidi="en_US"/>
+        </w:rPr>
+        <w:t>25</w:t>
+      </w:r>
       <w:r>
         <w:rPr>
           <w:lang w:val="en_US" w:bidi="en_US"/>
@@ -2277,18 +1995,12 @@
         </w:rPr>
         <w:t xml:space="preserve"> </w:t>
       </w:r>
-      <w:hyperlink r:id="rId44">
-        <w:r>
-          <w:rPr>
-            <w:lang w:val="en_US" w:bidi="en_US"/>
-          </w:rPr>
-          <w:rPr>
-            <w:color w:val="0000EE"/>
-            <w:u w:val="single"/>
-          </w:rPr>
-          <w:t>Dn 2:21</w:t>
-        </w:r>
-      </w:hyperlink>
+      <w:r>
+        <w:rPr>
+          <w:lang w:val="en_US" w:bidi="en_US"/>
+        </w:rPr>
+        <w:t>Dn 2:21</w:t>
+      </w:r>
       <w:r>
         <w:rPr>
           <w:lang w:val="en_US" w:bidi="en_US"/>
@@ -2319,216 +2031,144 @@
         </w:rPr>
         <w:t xml:space="preserve"> cl. v:</w:t>
       </w:r>
-      <w:hyperlink r:id="rId41">
-        <w:r>
-          <w:rPr>
-            <w:lang w:val="en_US" w:bidi="en_US"/>
-          </w:rPr>
-          <w:rPr>
-            <w:color w:val="0000EE"/>
-            <w:u w:val="single"/>
-          </w:rPr>
-          <w:t>8</w:t>
-        </w:r>
-      </w:hyperlink>
+      <w:r>
+        <w:rPr>
+          <w:lang w:val="en_US" w:bidi="en_US"/>
+        </w:rPr>
+        <w:t>8</w:t>
+      </w:r>
       <w:r>
         <w:rPr>
           <w:lang w:val="en_US" w:bidi="en_US"/>
         </w:rPr>
         <w:t>, v:</w:t>
       </w:r>
-      <w:hyperlink r:id="rId45">
-        <w:r>
-          <w:rPr>
-            <w:lang w:val="en_US" w:bidi="en_US"/>
-          </w:rPr>
-          <w:rPr>
-            <w:color w:val="0000EE"/>
-            <w:u w:val="single"/>
-          </w:rPr>
-          <w:t>9</w:t>
-        </w:r>
-      </w:hyperlink>
+      <w:r>
+        <w:rPr>
+          <w:lang w:val="en_US" w:bidi="en_US"/>
+        </w:rPr>
+        <w:t>9</w:t>
+      </w:r>
       <w:r>
         <w:rPr>
           <w:lang w:val="en_US" w:bidi="en_US"/>
         </w:rPr>
         <w:t>, v:</w:t>
       </w:r>
-      <w:hyperlink r:id="rId46">
-        <w:r>
-          <w:rPr>
-            <w:lang w:val="en_US" w:bidi="en_US"/>
-          </w:rPr>
-          <w:rPr>
-            <w:color w:val="0000EE"/>
-            <w:u w:val="single"/>
-          </w:rPr>
-          <w:t>22</w:t>
-        </w:r>
-      </w:hyperlink>
+      <w:r>
+        <w:rPr>
+          <w:lang w:val="en_US" w:bidi="en_US"/>
+        </w:rPr>
+        <w:t>22</w:t>
+      </w:r>
       <w:r>
         <w:rPr>
           <w:lang w:val="en_US" w:bidi="en_US"/>
         </w:rPr>
         <w:t xml:space="preserve">, </w:t>
       </w:r>
-      <w:hyperlink r:id="rId38">
-        <w:r>
-          <w:rPr>
-            <w:lang w:val="en_US" w:bidi="en_US"/>
-          </w:rPr>
-          <w:rPr>
-            <w:color w:val="0000EE"/>
-            <w:u w:val="single"/>
-          </w:rPr>
-          <w:t>4:6</w:t>
-        </w:r>
-      </w:hyperlink>
+      <w:r>
+        <w:rPr>
+          <w:lang w:val="en_US" w:bidi="en_US"/>
+        </w:rPr>
+        <w:t>4:6</w:t>
+      </w:r>
       <w:r>
         <w:rPr>
           <w:lang w:val="en_US" w:bidi="en_US"/>
         </w:rPr>
         <w:t xml:space="preserve">, </w:t>
       </w:r>
-      <w:hyperlink r:id="rId47">
-        <w:r>
-          <w:rPr>
-            <w:lang w:val="en_US" w:bidi="en_US"/>
-          </w:rPr>
-          <w:rPr>
-            <w:color w:val="0000EE"/>
-            <w:u w:val="single"/>
-          </w:rPr>
-          <w:t>4:14</w:t>
-        </w:r>
-      </w:hyperlink>
+      <w:r>
+        <w:rPr>
+          <w:lang w:val="en_US" w:bidi="en_US"/>
+        </w:rPr>
+        <w:t>4:14</w:t>
+      </w:r>
       <w:r>
         <w:rPr>
           <w:lang w:val="en_US" w:bidi="en_US"/>
         </w:rPr>
         <w:t xml:space="preserve">, </w:t>
       </w:r>
-      <w:hyperlink r:id="rId48">
-        <w:r>
-          <w:rPr>
-            <w:lang w:val="en_US" w:bidi="en_US"/>
-          </w:rPr>
-          <w:rPr>
-            <w:color w:val="0000EE"/>
-            <w:u w:val="single"/>
-          </w:rPr>
-          <w:t>4:23</w:t>
-        </w:r>
-      </w:hyperlink>
+      <w:r>
+        <w:rPr>
+          <w:lang w:val="en_US" w:bidi="en_US"/>
+        </w:rPr>
+        <w:t>4:23</w:t>
+      </w:r>
       <w:r>
         <w:rPr>
           <w:lang w:val="en_US" w:bidi="en_US"/>
         </w:rPr>
         <w:t xml:space="preserve">, </w:t>
       </w:r>
-      <w:hyperlink r:id="rId49">
-        <w:r>
-          <w:rPr>
-            <w:lang w:val="en_US" w:bidi="en_US"/>
-          </w:rPr>
-          <w:rPr>
-            <w:color w:val="0000EE"/>
-            <w:u w:val="single"/>
-          </w:rPr>
-          <w:t>4:29</w:t>
-        </w:r>
-      </w:hyperlink>
+      <w:r>
+        <w:rPr>
+          <w:lang w:val="en_US" w:bidi="en_US"/>
+        </w:rPr>
+        <w:t>4:29</w:t>
+      </w:r>
       <w:r>
         <w:rPr>
           <w:lang w:val="en_US" w:bidi="en_US"/>
         </w:rPr>
         <w:t xml:space="preserve">, </w:t>
       </w:r>
-      <w:hyperlink r:id="rId36">
-        <w:r>
-          <w:rPr>
-            <w:lang w:val="en_US" w:bidi="en_US"/>
-          </w:rPr>
-          <w:rPr>
-            <w:color w:val="0000EE"/>
-            <w:u w:val="single"/>
-          </w:rPr>
-          <w:t>5:21</w:t>
-        </w:r>
-      </w:hyperlink>
+      <w:r>
+        <w:rPr>
+          <w:lang w:val="en_US" w:bidi="en_US"/>
+        </w:rPr>
+        <w:t>5:21</w:t>
+      </w:r>
       <w:r>
         <w:rPr>
           <w:lang w:val="en_US" w:bidi="en_US"/>
         </w:rPr>
         <w:t xml:space="preserve">, </w:t>
       </w:r>
-      <w:hyperlink r:id="rId35">
-        <w:r>
-          <w:rPr>
-            <w:lang w:val="en_US" w:bidi="en_US"/>
-          </w:rPr>
-          <w:rPr>
-            <w:color w:val="0000EE"/>
-            <w:u w:val="single"/>
-          </w:rPr>
-          <w:t>6:11</w:t>
-        </w:r>
-      </w:hyperlink>
+      <w:r>
+        <w:rPr>
+          <w:lang w:val="en_US" w:bidi="en_US"/>
+        </w:rPr>
+        <w:t>6:11</w:t>
+      </w:r>
       <w:r>
         <w:rPr>
           <w:lang w:val="en_US" w:bidi="en_US"/>
         </w:rPr>
         <w:t xml:space="preserve">, </w:t>
       </w:r>
-      <w:hyperlink r:id="rId40">
-        <w:r>
-          <w:rPr>
-            <w:lang w:val="en_US" w:bidi="en_US"/>
-          </w:rPr>
-          <w:rPr>
-            <w:color w:val="0000EE"/>
-            <w:u w:val="single"/>
-          </w:rPr>
-          <w:t>6:16</w:t>
-        </w:r>
-      </w:hyperlink>
+      <w:r>
+        <w:rPr>
+          <w:lang w:val="en_US" w:bidi="en_US"/>
+        </w:rPr>
+        <w:t>6:16</w:t>
+      </w:r>
       <w:r>
         <w:rPr>
           <w:lang w:val="en_US" w:bidi="en_US"/>
         </w:rPr>
         <w:t xml:space="preserve">, </w:t>
       </w:r>
-      <w:hyperlink r:id="rId39">
-        <w:r>
-          <w:rPr>
-            <w:lang w:val="en_US" w:bidi="en_US"/>
-          </w:rPr>
-          <w:rPr>
-            <w:color w:val="0000EE"/>
-            <w:u w:val="single"/>
-          </w:rPr>
-          <w:t>Ezr 4:15</w:t>
-        </w:r>
-      </w:hyperlink>
+      <w:r>
+        <w:rPr>
+          <w:lang w:val="en_US" w:bidi="en_US"/>
+        </w:rPr>
+        <w:t>Ezr 4:15</w:t>
+      </w:r>
       <w:r>
         <w:rPr>
           <w:lang w:val="en_US" w:bidi="en_US"/>
         </w:rPr>
         <w:t xml:space="preserve">, so (of God) </w:t>
       </w:r>
-      <w:hyperlink r:id="rId50">
-        <w:r>
-          <w:rPr>
-            <w:lang w:val="en_US" w:bidi="en_US"/>
-          </w:rPr>
-          <w:rPr>
-            <w:color w:val="0000EE"/>
-            <w:u w:val="single"/>
-          </w:rPr>
-          <w:t>Dn 4:22</w:t>
-        </w:r>
-      </w:hyperlink>
+      <w:r>
+        <w:rPr>
+          <w:lang w:val="en_US" w:bidi="en_US"/>
+        </w:rPr>
+        <w:t>Dn 4:22</w:t>
+      </w:r>
       <w:r>
         <w:rPr>
           <w:lang w:val="en_US" w:bidi="en_US"/>
@@ -2548,18 +2188,12 @@
         </w:rPr>
         <w:t xml:space="preserve"> abs. </w:t>
       </w:r>
-      <w:hyperlink r:id="rId32">
-        <w:r>
-          <w:rPr>
-            <w:lang w:val="en_US" w:bidi="en_US"/>
-          </w:rPr>
-          <w:rPr>
-            <w:color w:val="0000EE"/>
-            <w:u w:val="single"/>
-          </w:rPr>
-          <w:t>5:23</w:t>
-        </w:r>
-      </w:hyperlink>
+      <w:r>
+        <w:rPr>
+          <w:lang w:val="en_US" w:bidi="en_US"/>
+        </w:rPr>
+        <w:t>5:23</w:t>
+      </w:r>
       <w:r>
         <w:rPr>
           <w:lang w:val="en_US" w:bidi="en_US"/>
@@ -2610,72 +2244,48 @@
         </w:rPr>
         <w:t xml:space="preserve"> </w:t>
       </w:r>
-      <w:hyperlink r:id="rId51">
-        <w:r>
-          <w:rPr>
-            <w:lang w:val="en_US" w:bidi="en_US"/>
-          </w:rPr>
-          <w:rPr>
-            <w:color w:val="0000EE"/>
-            <w:u w:val="single"/>
-          </w:rPr>
-          <w:t>3:18</w:t>
-        </w:r>
-      </w:hyperlink>
+      <w:r>
+        <w:rPr>
+          <w:lang w:val="en_US" w:bidi="en_US"/>
+        </w:rPr>
+        <w:t>3:18</w:t>
+      </w:r>
       <w:r>
         <w:rPr>
           <w:lang w:val="en_US" w:bidi="en_US"/>
         </w:rPr>
         <w:t xml:space="preserve">, </w:t>
       </w:r>
-      <w:hyperlink r:id="rId52">
-        <w:r>
-          <w:rPr>
-            <w:lang w:val="en_US" w:bidi="en_US"/>
-          </w:rPr>
-          <w:rPr>
-            <w:color w:val="0000EE"/>
-            <w:u w:val="single"/>
-          </w:rPr>
-          <w:t>Ezr 4:12</w:t>
-        </w:r>
-      </w:hyperlink>
+      <w:r>
+        <w:rPr>
+          <w:lang w:val="en_US" w:bidi="en_US"/>
+        </w:rPr>
+        <w:t>Ezr 4:12</w:t>
+      </w:r>
       <w:r>
         <w:rPr>
           <w:lang w:val="en_US" w:bidi="en_US"/>
         </w:rPr>
         <w:t xml:space="preserve">, </w:t>
       </w:r>
-      <w:hyperlink r:id="rId53">
-        <w:r>
-          <w:rPr>
-            <w:lang w:val="en_US" w:bidi="en_US"/>
-          </w:rPr>
-          <w:rPr>
-            <w:color w:val="0000EE"/>
-            <w:u w:val="single"/>
-          </w:rPr>
-          <w:t>4:13</w:t>
-        </w:r>
-      </w:hyperlink>
+      <w:r>
+        <w:rPr>
+          <w:lang w:val="en_US" w:bidi="en_US"/>
+        </w:rPr>
+        <w:t>4:13</w:t>
+      </w:r>
       <w:r>
         <w:rPr>
           <w:lang w:val="en_US" w:bidi="en_US"/>
         </w:rPr>
         <w:t xml:space="preserve">, </w:t>
       </w:r>
-      <w:hyperlink r:id="rId24">
-        <w:r>
-          <w:rPr>
-            <w:lang w:val="en_US" w:bidi="en_US"/>
-          </w:rPr>
-          <w:rPr>
-            <w:color w:val="0000EE"/>
-            <w:u w:val="single"/>
-          </w:rPr>
-          <w:t>5:8</w:t>
-        </w:r>
-      </w:hyperlink>
+      <w:r>
+        <w:rPr>
+          <w:lang w:val="en_US" w:bidi="en_US"/>
+        </w:rPr>
+        <w:t>5:8</w:t>
+      </w:r>
       <w:r>
         <w:rPr>
           <w:lang w:val="en_US" w:bidi="en_US"/>
@@ -2720,18 +2330,12 @@
         </w:rPr>
         <w:t xml:space="preserve"> </w:t>
       </w:r>
-      <w:hyperlink r:id="rId54">
-        <w:r>
-          <w:rPr>
-            <w:lang w:val="en_US" w:bidi="en_US"/>
-          </w:rPr>
-          <w:rPr>
-            <w:color w:val="0000EE"/>
-            <w:u w:val="single"/>
-          </w:rPr>
-          <w:t>Dn 2:15</w:t>
-        </w:r>
-      </w:hyperlink>
+      <w:r>
+        <w:rPr>
+          <w:lang w:val="en_US" w:bidi="en_US"/>
+        </w:rPr>
+        <w:t>Dn 2:15</w:t>
+      </w:r>
       <w:r>
         <w:rPr>
           <w:lang w:val="en_US" w:bidi="en_US"/>
@@ -2750,18 +2354,12 @@
         </w:rPr>
         <w:t xml:space="preserve"> v:</w:t>
       </w:r>
-      <w:hyperlink r:id="rId55">
-        <w:r>
-          <w:rPr>
-            <w:lang w:val="en_US" w:bidi="en_US"/>
-          </w:rPr>
-          <w:rPr>
-            <w:color w:val="0000EE"/>
-            <w:u w:val="single"/>
-          </w:rPr>
-          <w:t>29</w:t>
-        </w:r>
-      </w:hyperlink>
+      <w:r>
+        <w:rPr>
+          <w:lang w:val="en_US" w:bidi="en_US"/>
+        </w:rPr>
+        <w:t>29</w:t>
+      </w:r>
       <w:r>
         <w:rPr>
           <w:lang w:val="en_US" w:bidi="en_US"/>
@@ -2780,18 +2378,12 @@
         </w:rPr>
         <w:t xml:space="preserve"> v:</w:t>
       </w:r>
-      <w:hyperlink r:id="rId34">
-        <w:r>
-          <w:rPr>
-            <w:lang w:val="en_US" w:bidi="en_US"/>
-          </w:rPr>
-          <w:rPr>
-            <w:color w:val="0000EE"/>
-            <w:u w:val="single"/>
-          </w:rPr>
-          <w:t>23</w:t>
-        </w:r>
-      </w:hyperlink>
+      <w:r>
+        <w:rPr>
+          <w:lang w:val="en_US" w:bidi="en_US"/>
+        </w:rPr>
+        <w:t>23</w:t>
+      </w:r>
       <w:r>
         <w:rPr>
           <w:lang w:val="en_US" w:bidi="en_US"/>
@@ -2810,18 +2402,12 @@
         </w:rPr>
         <w:t>- v:</w:t>
       </w:r>
-      <w:hyperlink r:id="rId34">
-        <w:r>
-          <w:rPr>
-            <w:lang w:val="en_US" w:bidi="en_US"/>
-          </w:rPr>
-          <w:rPr>
-            <w:color w:val="0000EE"/>
-            <w:u w:val="single"/>
-          </w:rPr>
-          <w:t>23</w:t>
-        </w:r>
-      </w:hyperlink>
+      <w:r>
+        <w:rPr>
+          <w:lang w:val="en_US" w:bidi="en_US"/>
+        </w:rPr>
+        <w:t>23</w:t>
+      </w:r>
       <w:r>
         <w:rPr>
           <w:lang w:val="en_US" w:bidi="en_US"/>
@@ -2852,18 +2438,12 @@
         </w:rPr>
         <w:t xml:space="preserve"> </w:t>
       </w:r>
-      <w:hyperlink r:id="rId56">
-        <w:r>
-          <w:rPr>
-            <w:lang w:val="en_US" w:bidi="en_US"/>
-          </w:rPr>
-          <w:rPr>
-            <w:color w:val="0000EE"/>
-            <w:u w:val="single"/>
-          </w:rPr>
-          <w:t>Ezr 4:14</w:t>
-        </w:r>
-      </w:hyperlink>
+      <w:r>
+        <w:rPr>
+          <w:lang w:val="en_US" w:bidi="en_US"/>
+        </w:rPr>
+        <w:t>Ezr 4:14</w:t>
+      </w:r>
       <w:r>
         <w:rPr>
           <w:lang w:val="en_US" w:bidi="en_US"/>
@@ -2895,18 +2475,12 @@
         </w:rPr>
         <w:t xml:space="preserve"> </w:t>
       </w:r>
-      <w:hyperlink r:id="rId57">
-        <w:r>
-          <w:rPr>
-            <w:lang w:val="en_US" w:bidi="en_US"/>
-          </w:rPr>
-          <w:rPr>
-            <w:color w:val="0000EE"/>
-            <w:u w:val="single"/>
-          </w:rPr>
-          <w:t>Dn 2:25</w:t>
-        </w:r>
-      </w:hyperlink>
+      <w:r>
+        <w:rPr>
+          <w:lang w:val="en_US" w:bidi="en_US"/>
+        </w:rPr>
+        <w:t>Dn 2:25</w:t>
+      </w:r>
       <w:r>
         <w:rPr>
           <w:lang w:val="en_US" w:bidi="en_US"/>
@@ -2925,18 +2499,12 @@
         </w:rPr>
         <w:t xml:space="preserve"> </w:t>
       </w:r>
-      <w:hyperlink r:id="rId58">
-        <w:r>
-          <w:rPr>
-            <w:lang w:val="en_US" w:bidi="en_US"/>
-          </w:rPr>
-          <w:rPr>
-            <w:color w:val="0000EE"/>
-            <w:u w:val="single"/>
-          </w:rPr>
-          <w:t>7:16</w:t>
-        </w:r>
-      </w:hyperlink>
+      <w:r>
+        <w:rPr>
+          <w:lang w:val="en_US" w:bidi="en_US"/>
+        </w:rPr>
+        <w:t>7:16</w:t>
+      </w:r>
       <w:r>
         <w:rPr>
           <w:lang w:val="en_US" w:bidi="en_US"/>
@@ -2968,18 +2536,12 @@
         </w:rPr>
         <w:t xml:space="preserve"> </w:t>
       </w:r>
-      <w:hyperlink r:id="rId59">
-        <w:r>
-          <w:rPr>
-            <w:lang w:val="en_US" w:bidi="en_US"/>
-          </w:rPr>
-          <w:rPr>
-            <w:color w:val="0000EE"/>
-            <w:u w:val="single"/>
-          </w:rPr>
-          <w:t>5:8</w:t>
-        </w:r>
-      </w:hyperlink>
+      <w:r>
+        <w:rPr>
+          <w:lang w:val="en_US" w:bidi="en_US"/>
+        </w:rPr>
+        <w:t>5:8</w:t>
+      </w:r>
       <w:r>
         <w:rPr>
           <w:lang w:val="en_US" w:bidi="en_US"/>
@@ -2998,36 +2560,24 @@
         </w:rPr>
         <w:t xml:space="preserve"> </w:t>
       </w:r>
-      <w:hyperlink r:id="rId60">
-        <w:r>
-          <w:rPr>
-            <w:lang w:val="en_US" w:bidi="en_US"/>
-          </w:rPr>
-          <w:rPr>
-            <w:color w:val="0000EE"/>
-            <w:u w:val="single"/>
-          </w:rPr>
-          <w:t>4:15</w:t>
-        </w:r>
-      </w:hyperlink>
+      <w:r>
+        <w:rPr>
+          <w:lang w:val="en_US" w:bidi="en_US"/>
+        </w:rPr>
+        <w:t>4:15</w:t>
+      </w:r>
       <w:r>
         <w:rPr>
           <w:lang w:val="en_US" w:bidi="en_US"/>
         </w:rPr>
         <w:t xml:space="preserve">, </w:t>
       </w:r>
-      <w:hyperlink r:id="rId61">
-        <w:r>
-          <w:rPr>
-            <w:lang w:val="en_US" w:bidi="en_US"/>
-          </w:rPr>
-          <w:rPr>
-            <w:color w:val="0000EE"/>
-            <w:u w:val="single"/>
-          </w:rPr>
-          <w:t>5:16</w:t>
-        </w:r>
-      </w:hyperlink>
+      <w:r>
+        <w:rPr>
+          <w:lang w:val="en_US" w:bidi="en_US"/>
+        </w:rPr>
+        <w:t>5:16</w:t>
+      </w:r>
       <w:r>
         <w:rPr>
           <w:lang w:val="en_US" w:bidi="en_US"/>
@@ -3071,18 +2621,12 @@
         </w:rPr>
         <w:t xml:space="preserve"> </w:t>
       </w:r>
-      <w:hyperlink r:id="rId62">
-        <w:r>
-          <w:rPr>
-            <w:lang w:val="en_US" w:bidi="en_US"/>
-          </w:rPr>
-          <w:rPr>
-            <w:color w:val="0000EE"/>
-            <w:u w:val="single"/>
-          </w:rPr>
-          <w:t>4:4</w:t>
-        </w:r>
-      </w:hyperlink>
+      <w:r>
+        <w:rPr>
+          <w:lang w:val="en_US" w:bidi="en_US"/>
+        </w:rPr>
+        <w:t>4:4</w:t>
+      </w:r>
       <w:r>
         <w:rPr>
           <w:lang w:val="en_US" w:bidi="en_US"/>
@@ -3126,144 +2670,96 @@
         </w:rPr>
         <w:t xml:space="preserve"> </w:t>
       </w:r>
-      <w:hyperlink r:id="rId56">
-        <w:r>
-          <w:rPr>
-            <w:lang w:val="en_US" w:bidi="en_US"/>
-          </w:rPr>
-          <w:rPr>
-            <w:color w:val="0000EE"/>
-            <w:u w:val="single"/>
-          </w:rPr>
-          <w:t>Ezr 4:14</w:t>
-        </w:r>
-      </w:hyperlink>
+      <w:r>
+        <w:rPr>
+          <w:lang w:val="en_US" w:bidi="en_US"/>
+        </w:rPr>
+        <w:t>Ezr 4:14</w:t>
+      </w:r>
       <w:r>
         <w:rPr>
           <w:lang w:val="en_US" w:bidi="en_US"/>
         </w:rPr>
         <w:t xml:space="preserve">, + acc. rei </w:t>
       </w:r>
-      <w:hyperlink r:id="rId54">
-        <w:r>
-          <w:rPr>
-            <w:lang w:val="en_US" w:bidi="en_US"/>
-          </w:rPr>
-          <w:rPr>
-            <w:color w:val="0000EE"/>
-            <w:u w:val="single"/>
-          </w:rPr>
-          <w:t>Dn 2:15</w:t>
-        </w:r>
-      </w:hyperlink>
+      <w:r>
+        <w:rPr>
+          <w:lang w:val="en_US" w:bidi="en_US"/>
+        </w:rPr>
+        <w:t>Dn 2:15</w:t>
+      </w:r>
       <w:r>
         <w:rPr>
           <w:lang w:val="en_US" w:bidi="en_US"/>
         </w:rPr>
         <w:t xml:space="preserve">, </w:t>
       </w:r>
-      <w:hyperlink r:id="rId63">
-        <w:r>
-          <w:rPr>
-            <w:lang w:val="en_US" w:bidi="en_US"/>
-          </w:rPr>
-          <w:rPr>
-            <w:color w:val="0000EE"/>
-            <w:u w:val="single"/>
-          </w:rPr>
-          <w:t>2:17</w:t>
-        </w:r>
-      </w:hyperlink>
+      <w:r>
+        <w:rPr>
+          <w:lang w:val="en_US" w:bidi="en_US"/>
+        </w:rPr>
+        <w:t>2:17</w:t>
+      </w:r>
       <w:r>
         <w:rPr>
           <w:lang w:val="en_US" w:bidi="en_US"/>
         </w:rPr>
         <w:t xml:space="preserve">, </w:t>
       </w:r>
-      <w:hyperlink r:id="rId57">
-        <w:r>
-          <w:rPr>
-            <w:lang w:val="en_US" w:bidi="en_US"/>
-          </w:rPr>
-          <w:rPr>
-            <w:color w:val="0000EE"/>
-            <w:u w:val="single"/>
-          </w:rPr>
-          <w:t>2:25</w:t>
-        </w:r>
-      </w:hyperlink>
+      <w:r>
+        <w:rPr>
+          <w:lang w:val="en_US" w:bidi="en_US"/>
+        </w:rPr>
+        <w:t>2:25</w:t>
+      </w:r>
       <w:r>
         <w:rPr>
           <w:lang w:val="en_US" w:bidi="en_US"/>
         </w:rPr>
         <w:t xml:space="preserve">, </w:t>
       </w:r>
-      <w:hyperlink r:id="rId43">
-        <w:r>
-          <w:rPr>
-            <w:lang w:val="en_US" w:bidi="en_US"/>
-          </w:rPr>
-          <w:rPr>
-            <w:color w:val="0000EE"/>
-            <w:u w:val="single"/>
-          </w:rPr>
-          <w:t>2:30</w:t>
-        </w:r>
-      </w:hyperlink>
+      <w:r>
+        <w:rPr>
+          <w:lang w:val="en_US" w:bidi="en_US"/>
+        </w:rPr>
+        <w:t>2:30</w:t>
+      </w:r>
       <w:r>
         <w:rPr>
           <w:lang w:val="en_US" w:bidi="en_US"/>
         </w:rPr>
         <w:t xml:space="preserve">, </w:t>
       </w:r>
-      <w:hyperlink r:id="rId62">
-        <w:r>
-          <w:rPr>
-            <w:lang w:val="en_US" w:bidi="en_US"/>
-          </w:rPr>
-          <w:rPr>
-            <w:color w:val="0000EE"/>
-            <w:u w:val="single"/>
-          </w:rPr>
-          <w:t>4:4</w:t>
-        </w:r>
-      </w:hyperlink>
+      <w:r>
+        <w:rPr>
+          <w:lang w:val="en_US" w:bidi="en_US"/>
+        </w:rPr>
+        <w:t>4:4</w:t>
+      </w:r>
       <w:r>
         <w:rPr>
           <w:lang w:val="en_US" w:bidi="en_US"/>
         </w:rPr>
         <w:t xml:space="preserve">, </w:t>
       </w:r>
-      <w:hyperlink r:id="rId59">
-        <w:r>
-          <w:rPr>
-            <w:lang w:val="en_US" w:bidi="en_US"/>
-          </w:rPr>
-          <w:rPr>
-            <w:color w:val="0000EE"/>
-            <w:u w:val="single"/>
-          </w:rPr>
-          <w:t>5:8</w:t>
-        </w:r>
-      </w:hyperlink>
+      <w:r>
+        <w:rPr>
+          <w:lang w:val="en_US" w:bidi="en_US"/>
+        </w:rPr>
+        <w:t>5:8</w:t>
+      </w:r>
       <w:r>
         <w:rPr>
           <w:lang w:val="en_US" w:bidi="en_US"/>
         </w:rPr>
         <w:t xml:space="preserve">, </w:t>
       </w:r>
-      <w:hyperlink r:id="rId64">
-        <w:r>
-          <w:rPr>
-            <w:lang w:val="en_US" w:bidi="en_US"/>
-          </w:rPr>
-          <w:rPr>
-            <w:color w:val="0000EE"/>
-            <w:u w:val="single"/>
-          </w:rPr>
-          <w:t>5:17</w:t>
-        </w:r>
-      </w:hyperlink>
+      <w:r>
+        <w:rPr>
+          <w:lang w:val="en_US" w:bidi="en_US"/>
+        </w:rPr>
+        <w:t>5:17</w:t>
+      </w:r>
       <w:r>
         <w:rPr>
           <w:lang w:val="en_US" w:bidi="en_US"/>
@@ -3282,162 +2778,108 @@
         </w:rPr>
         <w:t xml:space="preserve">) </w:t>
       </w:r>
-      <w:hyperlink r:id="rId65">
-        <w:r>
-          <w:rPr>
-            <w:lang w:val="en_US" w:bidi="en_US"/>
-          </w:rPr>
-          <w:rPr>
-            <w:color w:val="0000EE"/>
-            <w:u w:val="single"/>
-          </w:rPr>
-          <w:t>2:5</w:t>
-        </w:r>
-      </w:hyperlink>
+      <w:r>
+        <w:rPr>
+          <w:lang w:val="en_US" w:bidi="en_US"/>
+        </w:rPr>
+        <w:t>2:5</w:t>
+      </w:r>
       <w:r>
         <w:rPr>
           <w:lang w:val="en_US" w:bidi="en_US"/>
         </w:rPr>
         <w:t xml:space="preserve">, </w:t>
       </w:r>
-      <w:hyperlink r:id="rId45">
-        <w:r>
-          <w:rPr>
-            <w:lang w:val="en_US" w:bidi="en_US"/>
-          </w:rPr>
-          <w:rPr>
-            <w:color w:val="0000EE"/>
-            <w:u w:val="single"/>
-          </w:rPr>
-          <w:t>2:9</w:t>
-        </w:r>
-      </w:hyperlink>
+      <w:r>
+        <w:rPr>
+          <w:lang w:val="en_US" w:bidi="en_US"/>
+        </w:rPr>
+        <w:t>2:9</w:t>
+      </w:r>
       <w:r>
         <w:rPr>
           <w:lang w:val="en_US" w:bidi="en_US"/>
         </w:rPr>
         <w:t xml:space="preserve">, </w:t>
       </w:r>
-      <w:hyperlink r:id="rId66">
-        <w:r>
-          <w:rPr>
-            <w:lang w:val="en_US" w:bidi="en_US"/>
-          </w:rPr>
-          <w:rPr>
-            <w:color w:val="0000EE"/>
-            <w:u w:val="single"/>
-          </w:rPr>
-          <w:t>2:26</w:t>
-        </w:r>
-      </w:hyperlink>
+      <w:r>
+        <w:rPr>
+          <w:lang w:val="en_US" w:bidi="en_US"/>
+        </w:rPr>
+        <w:t>2:26</w:t>
+      </w:r>
       <w:r>
         <w:rPr>
           <w:lang w:val="en_US" w:bidi="en_US"/>
         </w:rPr>
         <w:t xml:space="preserve">, </w:t>
       </w:r>
-      <w:hyperlink r:id="rId67">
-        <w:r>
-          <w:rPr>
-            <w:lang w:val="en_US" w:bidi="en_US"/>
-          </w:rPr>
-          <w:rPr>
-            <w:color w:val="0000EE"/>
-            <w:u w:val="single"/>
-          </w:rPr>
-          <w:t>4:3</w:t>
-        </w:r>
-      </w:hyperlink>
+      <w:r>
+        <w:rPr>
+          <w:lang w:val="en_US" w:bidi="en_US"/>
+        </w:rPr>
+        <w:t>4:3</w:t>
+      </w:r>
       <w:r>
         <w:rPr>
           <w:lang w:val="en_US" w:bidi="en_US"/>
         </w:rPr>
         <w:t xml:space="preserve">, </w:t>
       </w:r>
-      <w:hyperlink r:id="rId60">
-        <w:r>
-          <w:rPr>
-            <w:lang w:val="en_US" w:bidi="en_US"/>
-          </w:rPr>
-          <w:rPr>
-            <w:color w:val="0000EE"/>
-            <w:u w:val="single"/>
-          </w:rPr>
-          <w:t>4:15</w:t>
-        </w:r>
-      </w:hyperlink>
+      <w:r>
+        <w:rPr>
+          <w:lang w:val="en_US" w:bidi="en_US"/>
+        </w:rPr>
+        <w:t>4:15</w:t>
+      </w:r>
       <w:r>
         <w:rPr>
           <w:lang w:val="en_US" w:bidi="en_US"/>
         </w:rPr>
         <w:t xml:space="preserve">, </w:t>
       </w:r>
-      <w:hyperlink r:id="rId68">
-        <w:r>
-          <w:rPr>
-            <w:lang w:val="en_US" w:bidi="en_US"/>
-          </w:rPr>
-          <w:rPr>
-            <w:color w:val="0000EE"/>
-            <w:u w:val="single"/>
-          </w:rPr>
-          <w:t>5:15</w:t>
-        </w:r>
-      </w:hyperlink>
+      <w:r>
+        <w:rPr>
+          <w:lang w:val="en_US" w:bidi="en_US"/>
+        </w:rPr>
+        <w:t>5:15</w:t>
+      </w:r>
       <w:r>
         <w:rPr>
           <w:lang w:val="en_US" w:bidi="en_US"/>
         </w:rPr>
         <w:t xml:space="preserve">, </w:t>
       </w:r>
-      <w:hyperlink r:id="rId61">
-        <w:r>
-          <w:rPr>
-            <w:lang w:val="en_US" w:bidi="en_US"/>
-          </w:rPr>
-          <w:rPr>
-            <w:color w:val="0000EE"/>
-            <w:u w:val="single"/>
-          </w:rPr>
-          <w:t>5:16</w:t>
-        </w:r>
-      </w:hyperlink>
+      <w:r>
+        <w:rPr>
+          <w:lang w:val="en_US" w:bidi="en_US"/>
+        </w:rPr>
+        <w:t>5:16</w:t>
+      </w:r>
       <w:r>
         <w:rPr>
           <w:lang w:val="en_US" w:bidi="en_US"/>
         </w:rPr>
         <w:t xml:space="preserve">, </w:t>
       </w:r>
-      <w:hyperlink r:id="rId58">
-        <w:r>
-          <w:rPr>
-            <w:lang w:val="en_US" w:bidi="en_US"/>
-          </w:rPr>
-          <w:rPr>
-            <w:color w:val="0000EE"/>
-            <w:u w:val="single"/>
-          </w:rPr>
-          <w:t>7:16</w:t>
-        </w:r>
-      </w:hyperlink>
+      <w:r>
+        <w:rPr>
+          <w:lang w:val="en_US" w:bidi="en_US"/>
+        </w:rPr>
+        <w:t>7:16</w:t>
+      </w:r>
       <w:r>
         <w:rPr>
           <w:lang w:val="en_US" w:bidi="en_US"/>
         </w:rPr>
         <w:t xml:space="preserve">, and (subj. God) </w:t>
       </w:r>
-      <w:hyperlink r:id="rId34">
-        <w:r>
-          <w:rPr>
-            <w:lang w:val="en_US" w:bidi="en_US"/>
-          </w:rPr>
-          <w:rPr>
-            <w:color w:val="0000EE"/>
-            <w:u w:val="single"/>
-          </w:rPr>
-          <w:t>2:23</w:t>
-        </w:r>
-      </w:hyperlink>
+      <w:r>
+        <w:rPr>
+          <w:lang w:val="en_US" w:bidi="en_US"/>
+        </w:rPr>
+        <w:t>2:23</w:t>
+      </w:r>
       <w:r>
         <w:rPr>
           <w:lang w:val="en_US" w:bidi="en_US"/>
@@ -3480,90 +2922,60 @@
         </w:rPr>
         <w:t xml:space="preserve"> cl. </w:t>
       </w:r>
-      <w:hyperlink r:id="rId69">
-        <w:r>
-          <w:rPr>
-            <w:lang w:val="en_US" w:bidi="en_US"/>
-          </w:rPr>
-          <w:rPr>
-            <w:color w:val="0000EE"/>
-            <w:u w:val="single"/>
-          </w:rPr>
-          <w:t>Ezr 4:16</w:t>
-        </w:r>
-      </w:hyperlink>
+      <w:r>
+        <w:rPr>
+          <w:lang w:val="en_US" w:bidi="en_US"/>
+        </w:rPr>
+        <w:t>Ezr 4:16</w:t>
+      </w:r>
       <w:r>
         <w:rPr>
           <w:lang w:val="en_US" w:bidi="en_US"/>
         </w:rPr>
         <w:t xml:space="preserve">, </w:t>
       </w:r>
-      <w:hyperlink r:id="rId70">
-        <w:r>
-          <w:rPr>
-            <w:lang w:val="en_US" w:bidi="en_US"/>
-          </w:rPr>
-          <w:rPr>
-            <w:color w:val="0000EE"/>
-            <w:u w:val="single"/>
-          </w:rPr>
-          <w:t>7:24</w:t>
-        </w:r>
-      </w:hyperlink>
+      <w:r>
+        <w:rPr>
+          <w:lang w:val="en_US" w:bidi="en_US"/>
+        </w:rPr>
+        <w:t>7:24</w:t>
+      </w:r>
       <w:r>
         <w:rPr>
           <w:lang w:val="en_US" w:bidi="en_US"/>
         </w:rPr>
         <w:t xml:space="preserve">, so (of God) </w:t>
       </w:r>
-      <w:hyperlink r:id="rId71">
-        <w:r>
-          <w:rPr>
-            <w:lang w:val="en_US" w:bidi="en_US"/>
-          </w:rPr>
-          <w:rPr>
-            <w:color w:val="0000EE"/>
-            <w:u w:val="single"/>
-          </w:rPr>
-          <w:t>Dn 2:28</w:t>
-        </w:r>
-      </w:hyperlink>
+      <w:r>
+        <w:rPr>
+          <w:lang w:val="en_US" w:bidi="en_US"/>
+        </w:rPr>
+        <w:t>Dn 2:28</w:t>
+      </w:r>
       <w:r>
         <w:rPr>
           <w:lang w:val="en_US" w:bidi="en_US"/>
         </w:rPr>
         <w:t xml:space="preserve">, </w:t>
       </w:r>
-      <w:hyperlink r:id="rId55">
-        <w:r>
-          <w:rPr>
-            <w:lang w:val="en_US" w:bidi="en_US"/>
-          </w:rPr>
-          <w:rPr>
-            <w:color w:val="0000EE"/>
-            <w:u w:val="single"/>
-          </w:rPr>
-          <w:t>2:29</w:t>
-        </w:r>
-      </w:hyperlink>
+      <w:r>
+        <w:rPr>
+          <w:lang w:val="en_US" w:bidi="en_US"/>
+        </w:rPr>
+        <w:t>2:29</w:t>
+      </w:r>
       <w:r>
         <w:rPr>
           <w:lang w:val="en_US" w:bidi="en_US"/>
         </w:rPr>
         <w:t xml:space="preserve">, </w:t>
       </w:r>
-      <w:hyperlink r:id="rId26">
-        <w:r>
-          <w:rPr>
-            <w:lang w:val="en_US" w:bidi="en_US"/>
-          </w:rPr>
-          <w:rPr>
-            <w:color w:val="0000EE"/>
-            <w:u w:val="single"/>
-          </w:rPr>
-          <w:t>2:45</w:t>
-        </w:r>
-      </w:hyperlink>
+      <w:r>
+        <w:rPr>
+          <w:lang w:val="en_US" w:bidi="en_US"/>
+        </w:rPr>
+        <w:t>2:45</w:t>
+      </w:r>
       <w:r>
         <w:rPr>
           <w:lang w:val="en_US" w:bidi="en_US"/>
@@ -3582,18 +2994,12 @@
         </w:rPr>
         <w:t>) v:</w:t>
       </w:r>
-      <w:hyperlink r:id="rId34">
-        <w:r>
-          <w:rPr>
-            <w:lang w:val="en_US" w:bidi="en_US"/>
-          </w:rPr>
-          <w:rPr>
-            <w:color w:val="0000EE"/>
-            <w:u w:val="single"/>
-          </w:rPr>
-          <w:t>23</w:t>
-        </w:r>
-      </w:hyperlink>
+      <w:r>
+        <w:rPr>
+          <w:lang w:val="en_US" w:bidi="en_US"/>
+        </w:rPr>
+        <w:t>23</w:t>
+      </w:r>
       <w:r>
         <w:rPr>
           <w:lang w:val="en_US" w:bidi="en_US"/>
@@ -3612,36 +3018,24 @@
         </w:rPr>
         <w:t xml:space="preserve"> only </w:t>
       </w:r>
-      <w:hyperlink r:id="rId72">
-        <w:r>
-          <w:rPr>
-            <w:lang w:val="en_US" w:bidi="en_US"/>
-          </w:rPr>
-          <w:rPr>
-            <w:color w:val="0000EE"/>
-            <w:u w:val="single"/>
-          </w:rPr>
-          <w:t>Ezr 5:10</w:t>
-        </w:r>
-      </w:hyperlink>
+      <w:r>
+        <w:rPr>
+          <w:lang w:val="en_US" w:bidi="en_US"/>
+        </w:rPr>
+        <w:t>Ezr 5:10</w:t>
+      </w:r>
       <w:r>
         <w:rPr>
           <w:lang w:val="en_US" w:bidi="en_US"/>
         </w:rPr>
         <w:t xml:space="preserve">, </w:t>
       </w:r>
-      <w:hyperlink r:id="rId28">
-        <w:r>
-          <w:rPr>
-            <w:lang w:val="en_US" w:bidi="en_US"/>
-          </w:rPr>
-          <w:rPr>
-            <w:color w:val="0000EE"/>
-            <w:u w:val="single"/>
-          </w:rPr>
-          <w:t>7:25</w:t>
-        </w:r>
-      </w:hyperlink>
+      <w:r>
+        <w:rPr>
+          <w:lang w:val="en_US" w:bidi="en_US"/>
+        </w:rPr>
+        <w:t>7:25</w:t>
+      </w:r>
       <w:r>
         <w:rPr>
           <w:lang w:val="en_US" w:bidi="en_US"/>
@@ -3804,18 +3198,12 @@
         </w:rPr>
         <w:t xml:space="preserve"> xx);—abs. </w:t>
       </w:r>
-      <w:hyperlink r:id="rId73">
-        <w:r>
-          <w:rPr>
-            <w:lang w:val="en_US" w:bidi="en_US"/>
-          </w:rPr>
-          <w:rPr>
-            <w:color w:val="0000EE"/>
-            <w:u w:val="single"/>
-          </w:rPr>
-          <w:t>Dn 5:12</w:t>
-        </w:r>
-      </w:hyperlink>
+      <w:r>
+        <w:rPr>
+          <w:lang w:val="en_US" w:bidi="en_US"/>
+        </w:rPr>
+        <w:t>Dn 5:12</w:t>
+      </w:r>
       <w:r>
         <w:rPr>
           <w:lang w:val="en_US" w:bidi="en_US"/>
@@ -3834,18 +3222,12 @@
         </w:rPr>
         <w:t xml:space="preserve">- </w:t>
       </w:r>
-      <w:hyperlink r:id="rId44">
-        <w:r>
-          <w:rPr>
-            <w:lang w:val="en_US" w:bidi="en_US"/>
-          </w:rPr>
-          <w:rPr>
-            <w:color w:val="0000EE"/>
-            <w:u w:val="single"/>
-          </w:rPr>
-          <w:t>2:21</w:t>
-        </w:r>
-      </w:hyperlink>
+      <w:r>
+        <w:rPr>
+          <w:lang w:val="en_US" w:bidi="en_US"/>
+        </w:rPr>
+        <w:t>2:21</w:t>
+      </w:r>
       <w:r>
         <w:rPr>
           <w:lang w:val="en_US" w:bidi="en_US"/>
@@ -3864,36 +3246,24 @@
         </w:rPr>
         <w:t xml:space="preserve">- </w:t>
       </w:r>
-      <w:hyperlink r:id="rId74">
-        <w:r>
-          <w:rPr>
-            <w:lang w:val="en_US" w:bidi="en_US"/>
-          </w:rPr>
-          <w:rPr>
-            <w:color w:val="0000EE"/>
-            <w:u w:val="single"/>
-          </w:rPr>
-          <w:t>4:31</w:t>
-        </w:r>
-      </w:hyperlink>
+      <w:r>
+        <w:rPr>
+          <w:lang w:val="en_US" w:bidi="en_US"/>
+        </w:rPr>
+        <w:t>4:31</w:t>
+      </w:r>
       <w:r>
         <w:rPr>
           <w:lang w:val="en_US" w:bidi="en_US"/>
         </w:rPr>
         <w:t xml:space="preserve">, </w:t>
       </w:r>
-      <w:hyperlink r:id="rId75">
-        <w:r>
-          <w:rPr>
-            <w:lang w:val="en_US" w:bidi="en_US"/>
-          </w:rPr>
-          <w:rPr>
-            <w:color w:val="0000EE"/>
-            <w:u w:val="single"/>
-          </w:rPr>
-          <w:t>4:33</w:t>
-        </w:r>
-      </w:hyperlink>
+      <w:r>
+        <w:rPr>
+          <w:lang w:val="en_US" w:bidi="en_US"/>
+        </w:rPr>
+        <w:t>4:33</w:t>
+      </w:r>
       <w:r>
         <w:rPr>
           <w:lang w:val="en_US" w:bidi="en_US"/>
@@ -4043,18 +3413,12 @@
         </w:rPr>
         <w:t xml:space="preserve">: </w:t>
       </w:r>
-      <w:hyperlink r:id="rId19">
-        <w:r>
-          <w:rPr>
-            <w:lang w:val="en_US" w:bidi="en_US"/>
-          </w:rPr>
-          <w:rPr>
-            <w:color w:val="0000EE"/>
-            <w:u w:val="single"/>
-          </w:rPr>
-          <w:t>Ezr 5:12</w:t>
-        </w:r>
-      </w:hyperlink>
+      <w:r>
+        <w:rPr>
+          <w:lang w:val="en_US" w:bidi="en_US"/>
+        </w:rPr>
+        <w:t>Ezr 5:12</w:t>
+      </w:r>
       <w:r>
         <w:rPr>
           <w:lang w:val="en_US" w:bidi="en_US"/>
@@ -4073,18 +3437,12 @@
         </w:rPr>
         <w:t xml:space="preserve"> </w:t>
       </w:r>
-      <w:hyperlink r:id="rId34">
-        <w:r>
-          <w:rPr>
-            <w:lang w:val="en_US" w:bidi="en_US"/>
-          </w:rPr>
-          <w:rPr>
-            <w:color w:val="0000EE"/>
-            <w:u w:val="single"/>
-          </w:rPr>
-          <w:t>Dn 2:23</w:t>
-        </w:r>
-      </w:hyperlink>
+      <w:r>
+        <w:rPr>
+          <w:lang w:val="en_US" w:bidi="en_US"/>
+        </w:rPr>
+        <w:t>Dn 2:23</w:t>
+      </w:r>
       <w:r>
         <w:rPr>
           <w:lang w:val="en_US" w:bidi="en_US"/>
@@ -4103,18 +3461,12 @@
         </w:rPr>
         <w:t xml:space="preserve"> </w:t>
       </w:r>
-      <w:hyperlink r:id="rId76">
-        <w:r>
-          <w:rPr>
-            <w:lang w:val="en_US" w:bidi="en_US"/>
-          </w:rPr>
-          <w:rPr>
-            <w:color w:val="0000EE"/>
-            <w:u w:val="single"/>
-          </w:rPr>
-          <w:t>3:28</w:t>
-        </w:r>
-      </w:hyperlink>
+      <w:r>
+        <w:rPr>
+          <w:lang w:val="en_US" w:bidi="en_US"/>
+        </w:rPr>
+        <w:t>3:28</w:t>
+      </w:r>
       <w:r>
         <w:rPr>
           <w:lang w:val="en_US" w:bidi="en_US"/>
@@ -4165,18 +3517,12 @@
         </w:rPr>
         <w:t xml:space="preserve"> 11. 3. a)) </w:t>
       </w:r>
-      <w:hyperlink r:id="rId64">
-        <w:r>
-          <w:rPr>
-            <w:lang w:val="en_US" w:bidi="en_US"/>
-          </w:rPr>
-          <w:rPr>
-            <w:color w:val="0000EE"/>
-            <w:u w:val="single"/>
-          </w:rPr>
-          <w:t>5:17</w:t>
-        </w:r>
-      </w:hyperlink>
+      <w:r>
+        <w:rPr>
+          <w:lang w:val="en_US" w:bidi="en_US"/>
+        </w:rPr>
+        <w:t>5:17</w:t>
+      </w:r>
       <w:r>
         <w:rPr>
           <w:lang w:val="en_US" w:bidi="en_US"/>
@@ -4208,18 +3554,12 @@
         </w:rPr>
         <w:t xml:space="preserve"> </w:t>
       </w:r>
-      <w:hyperlink r:id="rId44">
-        <w:r>
-          <w:rPr>
-            <w:lang w:val="en_US" w:bidi="en_US"/>
-          </w:rPr>
-          <w:rPr>
-            <w:color w:val="0000EE"/>
-            <w:u w:val="single"/>
-          </w:rPr>
-          <w:t>2:21</w:t>
-        </w:r>
-      </w:hyperlink>
+      <w:r>
+        <w:rPr>
+          <w:lang w:val="en_US" w:bidi="en_US"/>
+        </w:rPr>
+        <w:t>2:21</w:t>
+      </w:r>
       <w:r>
         <w:rPr>
           <w:lang w:val="en_US" w:bidi="en_US"/>
@@ -4250,18 +3590,12 @@
         </w:rPr>
         <w:t xml:space="preserve"> </w:t>
       </w:r>
-      <w:hyperlink r:id="rId77">
-        <w:r>
-          <w:rPr>
-            <w:lang w:val="en_US" w:bidi="en_US"/>
-          </w:rPr>
-          <w:rPr>
-            <w:color w:val="0000EE"/>
-            <w:u w:val="single"/>
-          </w:rPr>
-          <w:t>6:3</w:t>
-        </w:r>
-      </w:hyperlink>
+      <w:r>
+        <w:rPr>
+          <w:lang w:val="en_US" w:bidi="en_US"/>
+        </w:rPr>
+        <w:t>6:3</w:t>
+      </w:r>
       <w:r>
         <w:rPr>
           <w:lang w:val="en_US" w:bidi="en_US"/>
@@ -4318,144 +3652,96 @@
         </w:rPr>
         <w:t xml:space="preserve"> </w:t>
       </w:r>
-      <w:hyperlink r:id="rId78">
-        <w:r>
-          <w:rPr>
-            <w:lang w:val="en_US" w:bidi="en_US"/>
-          </w:rPr>
-          <w:rPr>
-            <w:color w:val="0000EE"/>
-            <w:u w:val="single"/>
-          </w:rPr>
-          <w:t>Dn 2:48</w:t>
-        </w:r>
-      </w:hyperlink>
+      <w:r>
+        <w:rPr>
+          <w:lang w:val="en_US" w:bidi="en_US"/>
+        </w:rPr>
+        <w:t>Dn 2:48</w:t>
+      </w:r>
       <w:r>
         <w:rPr>
           <w:lang w:val="en_US" w:bidi="en_US"/>
         </w:rPr>
         <w:t xml:space="preserve">, </w:t>
       </w:r>
-      <w:hyperlink r:id="rId64">
-        <w:r>
-          <w:rPr>
-            <w:lang w:val="en_US" w:bidi="en_US"/>
-          </w:rPr>
-          <w:rPr>
-            <w:color w:val="0000EE"/>
-            <w:u w:val="single"/>
-          </w:rPr>
-          <w:t>5:17</w:t>
-        </w:r>
-      </w:hyperlink>
+      <w:r>
+        <w:rPr>
+          <w:lang w:val="en_US" w:bidi="en_US"/>
+        </w:rPr>
+        <w:t>5:17</w:t>
+      </w:r>
       <w:r>
         <w:rPr>
           <w:lang w:val="en_US" w:bidi="en_US"/>
         </w:rPr>
         <w:t xml:space="preserve">, also (subj. God) </w:t>
       </w:r>
-      <w:hyperlink r:id="rId44">
-        <w:r>
-          <w:rPr>
-            <w:lang w:val="en_US" w:bidi="en_US"/>
-          </w:rPr>
-          <w:rPr>
-            <w:color w:val="0000EE"/>
-            <w:u w:val="single"/>
-          </w:rPr>
-          <w:t>2:21</w:t>
-        </w:r>
-      </w:hyperlink>
+      <w:r>
+        <w:rPr>
+          <w:lang w:val="en_US" w:bidi="en_US"/>
+        </w:rPr>
+        <w:t>2:21</w:t>
+      </w:r>
       <w:r>
         <w:rPr>
           <w:lang w:val="en_US" w:bidi="en_US"/>
         </w:rPr>
         <w:t xml:space="preserve">, </w:t>
       </w:r>
-      <w:hyperlink r:id="rId34">
-        <w:r>
-          <w:rPr>
-            <w:lang w:val="en_US" w:bidi="en_US"/>
-          </w:rPr>
-          <w:rPr>
-            <w:color w:val="0000EE"/>
-            <w:u w:val="single"/>
-          </w:rPr>
-          <w:t>2:23</w:t>
-        </w:r>
-      </w:hyperlink>
+      <w:r>
+        <w:rPr>
+          <w:lang w:val="en_US" w:bidi="en_US"/>
+        </w:rPr>
+        <w:t>2:23</w:t>
+      </w:r>
       <w:r>
         <w:rPr>
           <w:lang w:val="en_US" w:bidi="en_US"/>
         </w:rPr>
         <w:t xml:space="preserve">, </w:t>
       </w:r>
-      <w:hyperlink r:id="rId79">
-        <w:r>
-          <w:rPr>
-            <w:lang w:val="en_US" w:bidi="en_US"/>
-          </w:rPr>
-          <w:rPr>
-            <w:color w:val="0000EE"/>
-            <w:u w:val="single"/>
-          </w:rPr>
-          <w:t>2:37</w:t>
-        </w:r>
-      </w:hyperlink>
+      <w:r>
+        <w:rPr>
+          <w:lang w:val="en_US" w:bidi="en_US"/>
+        </w:rPr>
+        <w:t>2:37</w:t>
+      </w:r>
       <w:r>
         <w:rPr>
           <w:lang w:val="en_US" w:bidi="en_US"/>
         </w:rPr>
         <w:t xml:space="preserve">, </w:t>
       </w:r>
-      <w:hyperlink r:id="rId30">
-        <w:r>
-          <w:rPr>
-            <w:lang w:val="en_US" w:bidi="en_US"/>
-          </w:rPr>
-          <w:rPr>
-            <w:color w:val="0000EE"/>
-            <w:u w:val="single"/>
-          </w:rPr>
-          <w:t>2:38</w:t>
-        </w:r>
-      </w:hyperlink>
+      <w:r>
+        <w:rPr>
+          <w:lang w:val="en_US" w:bidi="en_US"/>
+        </w:rPr>
+        <w:t>2:38</w:t>
+      </w:r>
       <w:r>
         <w:rPr>
           <w:lang w:val="en_US" w:bidi="en_US"/>
         </w:rPr>
         <w:t xml:space="preserve">, </w:t>
       </w:r>
-      <w:hyperlink r:id="rId80">
-        <w:r>
-          <w:rPr>
-            <w:lang w:val="en_US" w:bidi="en_US"/>
-          </w:rPr>
-          <w:rPr>
-            <w:color w:val="0000EE"/>
-            <w:u w:val="single"/>
-          </w:rPr>
-          <w:t>5:18</w:t>
-        </w:r>
-      </w:hyperlink>
+      <w:r>
+        <w:rPr>
+          <w:lang w:val="en_US" w:bidi="en_US"/>
+        </w:rPr>
+        <w:t>5:18</w:t>
+      </w:r>
       <w:r>
         <w:rPr>
           <w:lang w:val="en_US" w:bidi="en_US"/>
         </w:rPr>
         <w:t xml:space="preserve">, </w:t>
       </w:r>
-      <w:hyperlink r:id="rId81">
-        <w:r>
-          <w:rPr>
-            <w:lang w:val="en_US" w:bidi="en_US"/>
-          </w:rPr>
-          <w:rPr>
-            <w:color w:val="0000EE"/>
-            <w:u w:val="single"/>
-          </w:rPr>
-          <w:t>5:19</w:t>
-        </w:r>
-      </w:hyperlink>
+      <w:r>
+        <w:rPr>
+          <w:lang w:val="en_US" w:bidi="en_US"/>
+        </w:rPr>
+        <w:t>5:19</w:t>
+      </w:r>
       <w:r>
         <w:rPr>
           <w:lang w:val="en_US" w:bidi="en_US"/>
@@ -4475,18 +3761,12 @@
         </w:rPr>
         <w:t xml:space="preserve"> report </w:t>
       </w:r>
-      <w:hyperlink r:id="rId77">
-        <w:r>
-          <w:rPr>
-            <w:lang w:val="en_US" w:bidi="en_US"/>
-          </w:rPr>
-          <w:rPr>
-            <w:color w:val="0000EE"/>
-            <w:u w:val="single"/>
-          </w:rPr>
-          <w:t>6:3</w:t>
-        </w:r>
-      </w:hyperlink>
+      <w:r>
+        <w:rPr>
+          <w:lang w:val="en_US" w:bidi="en_US"/>
+        </w:rPr>
+        <w:t>6:3</w:t>
+      </w:r>
       <w:r>
         <w:rPr>
           <w:lang w:val="en_US" w:bidi="en_US"/>
@@ -4579,18 +3859,12 @@
         </w:rPr>
         <w:t xml:space="preserve">) </w:t>
       </w:r>
-      <w:hyperlink r:id="rId19">
-        <w:r>
-          <w:rPr>
-            <w:lang w:val="en_US" w:bidi="en_US"/>
-          </w:rPr>
-          <w:rPr>
-            <w:color w:val="0000EE"/>
-            <w:u w:val="single"/>
-          </w:rPr>
-          <w:t>Ezr 5:12</w:t>
-        </w:r>
-      </w:hyperlink>
+      <w:r>
+        <w:rPr>
+          <w:lang w:val="en_US" w:bidi="en_US"/>
+        </w:rPr>
+        <w:t>Ezr 5:12</w:t>
+      </w:r>
       <w:r>
         <w:rPr>
           <w:lang w:val="en_US" w:bidi="en_US"/>
@@ -4610,18 +3884,12 @@
         </w:rPr>
         <w:t xml:space="preserve"> </w:t>
       </w:r>
-      <w:hyperlink r:id="rId76">
-        <w:r>
-          <w:rPr>
-            <w:lang w:val="en_US" w:bidi="en_US"/>
-          </w:rPr>
-          <w:rPr>
-            <w:color w:val="0000EE"/>
-            <w:u w:val="single"/>
-          </w:rPr>
-          <w:t>Dn 3:28</w:t>
-        </w:r>
-      </w:hyperlink>
+      <w:r>
+        <w:rPr>
+          <w:lang w:val="en_US" w:bidi="en_US"/>
+        </w:rPr>
+        <w:t>Dn 3:28</w:t>
+      </w:r>
       <w:r>
         <w:rPr>
           <w:lang w:val="en_US" w:bidi="en_US"/>
@@ -4654,18 +3922,12 @@
         </w:rPr>
         <w:t xml:space="preserve"> foundations </w:t>
       </w:r>
-      <w:hyperlink r:id="rId82">
-        <w:r>
-          <w:rPr>
-            <w:lang w:val="en_US" w:bidi="en_US"/>
-          </w:rPr>
-          <w:rPr>
-            <w:color w:val="0000EE"/>
-            <w:u w:val="single"/>
-          </w:rPr>
-          <w:t>Ezr 5:16</w:t>
-        </w:r>
-      </w:hyperlink>
+      <w:r>
+        <w:rPr>
+          <w:lang w:val="en_US" w:bidi="en_US"/>
+        </w:rPr>
+        <w:t>Ezr 5:16</w:t>
+      </w:r>
       <w:r>
         <w:rPr>
           <w:lang w:val="en_US" w:bidi="en_US"/>
@@ -4910,36 +4172,24 @@
         </w:rPr>
         <w:t xml:space="preserve"> Dn</w:t>
       </w:r>
-      <w:hyperlink r:id="rId83">
-        <w:r>
-          <w:rPr>
-            <w:lang w:val="en_US" w:bidi="en_US"/>
-          </w:rPr>
-          <w:rPr>
-            <w:color w:val="0000EE"/>
-            <w:u w:val="single"/>
-          </w:rPr>
-          <w:t>7:4</w:t>
-        </w:r>
-      </w:hyperlink>
+      <w:r>
+        <w:rPr>
+          <w:lang w:val="en_US" w:bidi="en_US"/>
+        </w:rPr>
+        <w:t>7:4</w:t>
+      </w:r>
       <w:r>
         <w:rPr>
           <w:lang w:val="en_US" w:bidi="en_US"/>
         </w:rPr>
         <w:t xml:space="preserve">, </w:t>
       </w:r>
-      <w:hyperlink r:id="rId84">
-        <w:r>
-          <w:rPr>
-            <w:lang w:val="en_US" w:bidi="en_US"/>
-          </w:rPr>
-          <w:rPr>
-            <w:color w:val="0000EE"/>
-            <w:u w:val="single"/>
-          </w:rPr>
-          <w:t>7:6</w:t>
-        </w:r>
-      </w:hyperlink>
+      <w:r>
+        <w:rPr>
+          <w:lang w:val="en_US" w:bidi="en_US"/>
+        </w:rPr>
+        <w:t>7:6</w:t>
+      </w:r>
       <w:r>
         <w:rPr>
           <w:lang w:val="en_US" w:bidi="en_US"/>
@@ -4958,36 +4208,24 @@
         </w:rPr>
         <w:t xml:space="preserve"> v:</w:t>
       </w:r>
-      <w:hyperlink r:id="rId85">
-        <w:r>
-          <w:rPr>
-            <w:lang w:val="en_US" w:bidi="en_US"/>
-          </w:rPr>
-          <w:rPr>
-            <w:color w:val="0000EE"/>
-            <w:u w:val="single"/>
-          </w:rPr>
-          <w:t>14</w:t>
-        </w:r>
-      </w:hyperlink>
+      <w:r>
+        <w:rPr>
+          <w:lang w:val="en_US" w:bidi="en_US"/>
+        </w:rPr>
+        <w:t>14</w:t>
+      </w:r>
       <w:r>
         <w:rPr>
           <w:lang w:val="en_US" w:bidi="en_US"/>
         </w:rPr>
         <w:t>, v:</w:t>
       </w:r>
-      <w:hyperlink r:id="rId86">
-        <w:r>
-          <w:rPr>
-            <w:lang w:val="en_US" w:bidi="en_US"/>
-          </w:rPr>
-          <w:rPr>
-            <w:color w:val="0000EE"/>
-            <w:u w:val="single"/>
-          </w:rPr>
-          <w:t>22</w:t>
-        </w:r>
-      </w:hyperlink>
+      <w:r>
+        <w:rPr>
+          <w:lang w:val="en_US" w:bidi="en_US"/>
+        </w:rPr>
+        <w:t>22</w:t>
+      </w:r>
       <w:r>
         <w:rPr>
           <w:lang w:val="en_US" w:bidi="en_US"/>
@@ -5006,54 +4244,36 @@
         </w:rPr>
         <w:t xml:space="preserve"> </w:t>
       </w:r>
-      <w:hyperlink r:id="rId87">
-        <w:r>
-          <w:rPr>
-            <w:lang w:val="en_US" w:bidi="en_US"/>
-          </w:rPr>
-          <w:rPr>
-            <w:color w:val="0000EE"/>
-            <w:u w:val="single"/>
-          </w:rPr>
-          <w:t>5:28</w:t>
-        </w:r>
-      </w:hyperlink>
+      <w:r>
+        <w:rPr>
+          <w:lang w:val="en_US" w:bidi="en_US"/>
+        </w:rPr>
+        <w:t>5:28</w:t>
+      </w:r>
       <w:r>
         <w:rPr>
           <w:lang w:val="en_US" w:bidi="en_US"/>
         </w:rPr>
         <w:t xml:space="preserve">, </w:t>
       </w:r>
-      <w:hyperlink r:id="rId88">
-        <w:r>
-          <w:rPr>
-            <w:lang w:val="en_US" w:bidi="en_US"/>
-          </w:rPr>
-          <w:rPr>
-            <w:color w:val="0000EE"/>
-            <w:u w:val="single"/>
-          </w:rPr>
-          <w:t>7:12</w:t>
-        </w:r>
-      </w:hyperlink>
+      <w:r>
+        <w:rPr>
+          <w:lang w:val="en_US" w:bidi="en_US"/>
+        </w:rPr>
+        <w:t>7:12</w:t>
+      </w:r>
       <w:r>
         <w:rPr>
           <w:lang w:val="en_US" w:bidi="en_US"/>
         </w:rPr>
         <w:t xml:space="preserve">, </w:t>
       </w:r>
-      <w:hyperlink r:id="rId89">
-        <w:r>
-          <w:rPr>
-            <w:lang w:val="en_US" w:bidi="en_US"/>
-          </w:rPr>
-          <w:rPr>
-            <w:color w:val="0000EE"/>
-            <w:u w:val="single"/>
-          </w:rPr>
-          <w:t>7:27</w:t>
-        </w:r>
-      </w:hyperlink>
+      <w:r>
+        <w:rPr>
+          <w:lang w:val="en_US" w:bidi="en_US"/>
+        </w:rPr>
+        <w:t>7:27</w:t>
+      </w:r>
       <w:r>
         <w:rPr>
           <w:lang w:val="en_US" w:bidi="en_US"/>
@@ -5072,18 +4292,12 @@
         </w:rPr>
         <w:t xml:space="preserve"> </w:t>
       </w:r>
-      <w:hyperlink r:id="rId13">
-        <w:r>
-          <w:rPr>
-            <w:lang w:val="en_US" w:bidi="en_US"/>
-          </w:rPr>
-          <w:rPr>
-            <w:color w:val="0000EE"/>
-            <w:u w:val="single"/>
-          </w:rPr>
-          <w:t>Ezr 5:14</w:t>
-        </w:r>
-      </w:hyperlink>
+      <w:r>
+        <w:rPr>
+          <w:lang w:val="en_US" w:bidi="en_US"/>
+        </w:rPr>
+        <w:t>Ezr 5:14</w:t>
+      </w:r>
       <w:r>
         <w:rPr>
           <w:lang w:val="en_US" w:bidi="en_US"/>
@@ -5115,18 +4329,12 @@
         </w:rPr>
         <w:t xml:space="preserve"> of flame) </w:t>
       </w:r>
-      <w:hyperlink r:id="rId90">
-        <w:r>
-          <w:rPr>
-            <w:lang w:val="en_US" w:bidi="en_US"/>
-          </w:rPr>
-          <w:rPr>
-            <w:color w:val="0000EE"/>
-            <w:u w:val="single"/>
-          </w:rPr>
-          <w:t>Dn 7:11</w:t>
-        </w:r>
-      </w:hyperlink>
+      <w:r>
+        <w:rPr>
+          <w:lang w:val="en_US" w:bidi="en_US"/>
+        </w:rPr>
+        <w:t>Dn 7:11</w:t>
+      </w:r>
       <w:r>
         <w:rPr>
           <w:lang w:val="en_US" w:bidi="en_US"/>
@@ -5171,18 +4379,12 @@
         </w:rPr>
         <w:t xml:space="preserve"> </w:t>
       </w:r>
-      <w:hyperlink r:id="rId91">
-        <w:r>
-          <w:rPr>
-            <w:lang w:val="en_US" w:bidi="en_US"/>
-          </w:rPr>
-          <w:rPr>
-            <w:color w:val="0000EE"/>
-            <w:u w:val="single"/>
-          </w:rPr>
-          <w:t>Dn 4:13</w:t>
-        </w:r>
-      </w:hyperlink>
+      <w:r>
+        <w:rPr>
+          <w:lang w:val="en_US" w:bidi="en_US"/>
+        </w:rPr>
+        <w:t>Dn 4:13</w:t>
+      </w:r>
       <w:r>
         <w:rPr>
           <w:lang w:val="en_US" w:bidi="en_US"/>
@@ -5201,18 +4403,12 @@
         </w:rPr>
         <w:t xml:space="preserve"> </w:t>
       </w:r>
-      <w:hyperlink r:id="rId92">
-        <w:r>
-          <w:rPr>
-            <w:lang w:val="en_US" w:bidi="en_US"/>
-          </w:rPr>
-          <w:rPr>
-            <w:color w:val="0000EE"/>
-            <w:u w:val="single"/>
-          </w:rPr>
-          <w:t>Ezr 6:4</w:t>
-        </w:r>
-      </w:hyperlink>
+      <w:r>
+        <w:rPr>
+          <w:lang w:val="en_US" w:bidi="en_US"/>
+        </w:rPr>
+        <w:t>Ezr 6:4</w:t>
+      </w:r>
       <w:r>
         <w:rPr>
           <w:lang w:val="en_US" w:bidi="en_US"/>
@@ -5231,18 +4427,12 @@
         </w:rPr>
         <w:t xml:space="preserve"> </w:t>
       </w:r>
-      <w:hyperlink r:id="rId93">
-        <w:r>
-          <w:rPr>
-            <w:lang w:val="en_US" w:bidi="en_US"/>
-          </w:rPr>
-          <w:rPr>
-            <w:color w:val="0000EE"/>
-            <w:u w:val="single"/>
-          </w:rPr>
-          <w:t>Dn 7:25</w:t>
-        </w:r>
-      </w:hyperlink>
+      <w:r>
+        <w:rPr>
+          <w:lang w:val="en_US" w:bidi="en_US"/>
+        </w:rPr>
+        <w:t>Dn 7:25</w:t>
+      </w:r>
       <w:r>
         <w:rPr>
           <w:lang w:val="en_US" w:bidi="en_US"/>
@@ -5274,36 +4464,24 @@
         </w:rPr>
         <w:t xml:space="preserve"> </w:t>
       </w:r>
-      <w:hyperlink r:id="rId94">
-        <w:r>
-          <w:rPr>
-            <w:lang w:val="en_US" w:bidi="en_US"/>
-          </w:rPr>
-          <w:rPr>
-            <w:color w:val="0000EE"/>
-            <w:u w:val="single"/>
-          </w:rPr>
-          <w:t>Ezr 4:20</w:t>
-        </w:r>
-      </w:hyperlink>
+      <w:r>
+        <w:rPr>
+          <w:lang w:val="en_US" w:bidi="en_US"/>
+        </w:rPr>
+        <w:t>Ezr 4:20</w:t>
+      </w:r>
       <w:r>
         <w:rPr>
           <w:lang w:val="en_US" w:bidi="en_US"/>
         </w:rPr>
         <w:t xml:space="preserve">, </w:t>
       </w:r>
-      <w:hyperlink r:id="rId95">
-        <w:r>
-          <w:rPr>
-            <w:lang w:val="en_US" w:bidi="en_US"/>
-          </w:rPr>
-          <w:rPr>
-            <w:color w:val="0000EE"/>
-            <w:u w:val="single"/>
-          </w:rPr>
-          <w:t>6:9</w:t>
-        </w:r>
-      </w:hyperlink>
+      <w:r>
+        <w:rPr>
+          <w:lang w:val="en_US" w:bidi="en_US"/>
+        </w:rPr>
+        <w:t>6:9</w:t>
+      </w:r>
       <w:r>
         <w:rPr>
           <w:lang w:val="en_US" w:bidi="en_US"/>
@@ -5322,18 +4500,12 @@
         </w:rPr>
         <w:t xml:space="preserve"> v:</w:t>
       </w:r>
-      <w:hyperlink r:id="rId96">
-        <w:r>
-          <w:rPr>
-            <w:lang w:val="en_US" w:bidi="en_US"/>
-          </w:rPr>
-          <w:rPr>
-            <w:color w:val="0000EE"/>
-            <w:u w:val="single"/>
-          </w:rPr>
-          <w:t>8</w:t>
-        </w:r>
-      </w:hyperlink>
+      <w:r>
+        <w:rPr>
+          <w:lang w:val="en_US" w:bidi="en_US"/>
+        </w:rPr>
+        <w:t>8</w:t>
+      </w:r>
       <w:r>
         <w:rPr>
           <w:lang w:val="en_US" w:bidi="en_US"/>
@@ -5364,18 +4536,12 @@
         </w:rPr>
         <w:t xml:space="preserve">- </w:t>
       </w:r>
-      <w:hyperlink r:id="rId97">
-        <w:r>
-          <w:rPr>
-            <w:lang w:val="en_US" w:bidi="en_US"/>
-          </w:rPr>
-          <w:rPr>
-            <w:color w:val="0000EE"/>
-            <w:u w:val="single"/>
-          </w:rPr>
-          <w:t>7:19</w:t>
-        </w:r>
-      </w:hyperlink>
+      <w:r>
+        <w:rPr>
+          <w:lang w:val="en_US" w:bidi="en_US"/>
+        </w:rPr>
+        <w:t>7:19</w:t>
+      </w:r>
       <w:r>
         <w:rPr>
           <w:lang w:val="en_US" w:bidi="en_US"/>
@@ -5432,54 +4598,36 @@
         </w:rPr>
         <w:t xml:space="preserve"> </w:t>
       </w:r>
-      <w:hyperlink r:id="rId91">
-        <w:r>
-          <w:rPr>
-            <w:lang w:val="en_US" w:bidi="en_US"/>
-          </w:rPr>
-          <w:rPr>
-            <w:color w:val="0000EE"/>
-            <w:u w:val="single"/>
-          </w:rPr>
-          <w:t>Dn 4:13</w:t>
-        </w:r>
-      </w:hyperlink>
+      <w:r>
+        <w:rPr>
+          <w:lang w:val="en_US" w:bidi="en_US"/>
+        </w:rPr>
+        <w:t>Dn 4:13</w:t>
+      </w:r>
       <w:r>
         <w:rPr>
           <w:lang w:val="en_US" w:bidi="en_US"/>
         </w:rPr>
         <w:t xml:space="preserve">, </w:t>
       </w:r>
-      <w:hyperlink r:id="rId95">
-        <w:r>
-          <w:rPr>
-            <w:lang w:val="en_US" w:bidi="en_US"/>
-          </w:rPr>
-          <w:rPr>
-            <w:color w:val="0000EE"/>
-            <w:u w:val="single"/>
-          </w:rPr>
-          <w:t>Ezr 6:9</w:t>
-        </w:r>
-      </w:hyperlink>
+      <w:r>
+        <w:rPr>
+          <w:lang w:val="en_US" w:bidi="en_US"/>
+        </w:rPr>
+        <w:t>Ezr 6:9</w:t>
+      </w:r>
       <w:r>
         <w:rPr>
           <w:lang w:val="en_US" w:bidi="en_US"/>
         </w:rPr>
         <w:t xml:space="preserve">, </w:t>
       </w:r>
-      <w:hyperlink r:id="rId97">
-        <w:r>
-          <w:rPr>
-            <w:lang w:val="en_US" w:bidi="en_US"/>
-          </w:rPr>
-          <w:rPr>
-            <w:color w:val="0000EE"/>
-            <w:u w:val="single"/>
-          </w:rPr>
-          <w:t>7:19</w:t>
-        </w:r>
-      </w:hyperlink>
+      <w:r>
+        <w:rPr>
+          <w:lang w:val="en_US" w:bidi="en_US"/>
+        </w:rPr>
+        <w:t>7:19</w:t>
+      </w:r>
       <w:r>
         <w:rPr>
           <w:lang w:val="en_US" w:bidi="en_US"/>
@@ -5548,18 +4696,12 @@
         </w:rPr>
         <w:t xml:space="preserve"> ) </w:t>
       </w:r>
-      <w:hyperlink r:id="rId93">
-        <w:r>
-          <w:rPr>
-            <w:lang w:val="en_US" w:bidi="en_US"/>
-          </w:rPr>
-          <w:rPr>
-            <w:color w:val="0000EE"/>
-            <w:u w:val="single"/>
-          </w:rPr>
-          <w:t>Dn 7:25</w:t>
-        </w:r>
-      </w:hyperlink>
+      <w:r>
+        <w:rPr>
+          <w:lang w:val="en_US" w:bidi="en_US"/>
+        </w:rPr>
+        <w:t>Dn 7:25</w:t>
+      </w:r>
       <w:r>
         <w:rPr>
           <w:lang w:val="en_US" w:bidi="en_US"/>
@@ -5592,18 +4734,12 @@
         </w:rPr>
         <w:t xml:space="preserve"> of cost </w:t>
       </w:r>
-      <w:hyperlink r:id="rId92">
-        <w:r>
-          <w:rPr>
-            <w:lang w:val="en_US" w:bidi="en_US"/>
-          </w:rPr>
-          <w:rPr>
-            <w:color w:val="0000EE"/>
-            <w:u w:val="single"/>
-          </w:rPr>
-          <w:t>Ezr 6:4</w:t>
-        </w:r>
-      </w:hyperlink>
+      <w:r>
+        <w:rPr>
+          <w:lang w:val="en_US" w:bidi="en_US"/>
+        </w:rPr>
+        <w:t>Ezr 6:4</w:t>
+      </w:r>
       <w:r>
         <w:rPr>
           <w:lang w:val="en_US" w:bidi="en_US"/>
@@ -5622,18 +4758,12 @@
         </w:rPr>
         <w:t xml:space="preserve"> of source), v:</w:t>
       </w:r>
-      <w:hyperlink r:id="rId96">
-        <w:r>
-          <w:rPr>
-            <w:lang w:val="en_US" w:bidi="en_US"/>
-          </w:rPr>
-          <w:rPr>
-            <w:color w:val="0000EE"/>
-            <w:u w:val="single"/>
-          </w:rPr>
-          <w:t>8</w:t>
-        </w:r>
-      </w:hyperlink>
+      <w:r>
+        <w:rPr>
+          <w:lang w:val="en_US" w:bidi="en_US"/>
+        </w:rPr>
+        <w:t>8</w:t>
+      </w:r>
       <w:r>
         <w:rPr>
           <w:lang w:val="en_US" w:bidi="en_US"/>
@@ -5664,18 +4794,12 @@
         </w:rPr>
         <w:t xml:space="preserve">), toll </w:t>
       </w:r>
-      <w:hyperlink r:id="rId94">
-        <w:r>
-          <w:rPr>
-            <w:lang w:val="en_US" w:bidi="en_US"/>
-          </w:rPr>
-          <w:rPr>
-            <w:color w:val="0000EE"/>
-            <w:u w:val="single"/>
-          </w:rPr>
-          <w:t>4:20</w:t>
-        </w:r>
-      </w:hyperlink>
+      <w:r>
+        <w:rPr>
+          <w:lang w:val="en_US" w:bidi="en_US"/>
+        </w:rPr>
+        <w:t>4:20</w:t>
+      </w:r>
       <w:r>
         <w:rPr>
           <w:lang w:val="en_US" w:bidi="en_US"/>
@@ -5812,72 +4936,48 @@
         </w:rPr>
         <w:t>);—</w:t>
       </w:r>
-      <w:hyperlink r:id="rId98">
-        <w:r>
-          <w:rPr>
-            <w:lang w:val="en_US" w:bidi="en_US"/>
-          </w:rPr>
-          <w:rPr>
-            <w:color w:val="0000EE"/>
-            <w:u w:val="single"/>
-          </w:rPr>
-          <w:t>Dn 5:13</w:t>
-        </w:r>
-      </w:hyperlink>
+      <w:r>
+        <w:rPr>
+          <w:lang w:val="en_US" w:bidi="en_US"/>
+        </w:rPr>
+        <w:t>Dn 5:13</w:t>
+      </w:r>
       <w:r>
         <w:rPr>
           <w:lang w:val="en_US" w:bidi="en_US"/>
         </w:rPr>
         <w:t xml:space="preserve"> b, </w:t>
       </w:r>
-      <w:hyperlink r:id="rId99">
-        <w:r>
-          <w:rPr>
-            <w:lang w:val="en_US" w:bidi="en_US"/>
-          </w:rPr>
-          <w:rPr>
-            <w:color w:val="0000EE"/>
-            <w:u w:val="single"/>
-          </w:rPr>
-          <w:t>Ezr 5:1</w:t>
-        </w:r>
-      </w:hyperlink>
+      <w:r>
+        <w:rPr>
+          <w:lang w:val="en_US" w:bidi="en_US"/>
+        </w:rPr>
+        <w:t>Ezr 5:1</w:t>
+      </w:r>
       <w:r>
         <w:rPr>
           <w:lang w:val="en_US" w:bidi="en_US"/>
         </w:rPr>
         <w:t xml:space="preserve">, </w:t>
       </w:r>
-      <w:hyperlink r:id="rId24">
-        <w:r>
-          <w:rPr>
-            <w:lang w:val="en_US" w:bidi="en_US"/>
-          </w:rPr>
-          <w:rPr>
-            <w:color w:val="0000EE"/>
-            <w:u w:val="single"/>
-          </w:rPr>
-          <w:t>5:8</w:t>
-        </w:r>
-      </w:hyperlink>
+      <w:r>
+        <w:rPr>
+          <w:lang w:val="en_US" w:bidi="en_US"/>
+        </w:rPr>
+        <w:t>5:8</w:t>
+      </w:r>
       <w:r>
         <w:rPr>
           <w:lang w:val="en_US" w:bidi="en_US"/>
         </w:rPr>
         <w:t xml:space="preserve">, </w:t>
       </w:r>
-      <w:hyperlink r:id="rId27">
-        <w:r>
-          <w:rPr>
-            <w:lang w:val="en_US" w:bidi="en_US"/>
-          </w:rPr>
-          <w:rPr>
-            <w:color w:val="0000EE"/>
-            <w:u w:val="single"/>
-          </w:rPr>
-          <w:t>7:14</w:t>
-        </w:r>
-      </w:hyperlink>
+      <w:r>
+        <w:rPr>
+          <w:lang w:val="en_US" w:bidi="en_US"/>
+        </w:rPr>
+        <w:t>7:14</w:t>
+      </w:r>
       <w:r>
         <w:rPr>
           <w:lang w:val="en_US" w:bidi="en_US"/>
@@ -5896,54 +4996,36 @@
         </w:rPr>
         <w:t xml:space="preserve">: </w:t>
       </w:r>
-      <w:hyperlink r:id="rId57">
-        <w:r>
-          <w:rPr>
-            <w:lang w:val="en_US" w:bidi="en_US"/>
-          </w:rPr>
-          <w:rPr>
-            <w:color w:val="0000EE"/>
-            <w:u w:val="single"/>
-          </w:rPr>
-          <w:t>Dn 2:25</w:t>
-        </w:r>
-      </w:hyperlink>
+      <w:r>
+        <w:rPr>
+          <w:lang w:val="en_US" w:bidi="en_US"/>
+        </w:rPr>
+        <w:t>Dn 2:25</w:t>
+      </w:r>
       <w:r>
         <w:rPr>
           <w:lang w:val="en_US" w:bidi="en_US"/>
         </w:rPr>
         <w:t xml:space="preserve">, </w:t>
       </w:r>
-      <w:hyperlink r:id="rId98">
-        <w:r>
-          <w:rPr>
-            <w:lang w:val="en_US" w:bidi="en_US"/>
-          </w:rPr>
-          <w:rPr>
-            <w:color w:val="0000EE"/>
-            <w:u w:val="single"/>
-          </w:rPr>
-          <w:t>5:13</w:t>
-        </w:r>
-      </w:hyperlink>
+      <w:r>
+        <w:rPr>
+          <w:lang w:val="en_US" w:bidi="en_US"/>
+        </w:rPr>
+        <w:t>5:13</w:t>
+      </w:r>
       <w:r>
         <w:rPr>
           <w:lang w:val="en_US" w:bidi="en_US"/>
         </w:rPr>
         <w:t xml:space="preserve"> a, </w:t>
       </w:r>
-      <w:hyperlink r:id="rId100">
-        <w:r>
-          <w:rPr>
-            <w:lang w:val="en_US" w:bidi="en_US"/>
-          </w:rPr>
-          <w:rPr>
-            <w:color w:val="0000EE"/>
-            <w:u w:val="single"/>
-          </w:rPr>
-          <w:t>6:14</w:t>
-        </w:r>
-      </w:hyperlink>
+      <w:r>
+        <w:rPr>
+          <w:lang w:val="en_US" w:bidi="en_US"/>
+        </w:rPr>
+        <w:t>6:14</w:t>
+      </w:r>
       <w:r>
         <w:rPr>
           <w:lang w:val="en_US" w:bidi="en_US"/>
@@ -6068,18 +5150,12 @@
         </w:rPr>
         <w:t xml:space="preserve"> 61, 6)) </w:t>
       </w:r>
-      <w:hyperlink r:id="rId101">
-        <w:r>
-          <w:rPr>
-            <w:lang w:val="en_US" w:bidi="en_US"/>
-          </w:rPr>
-          <w:rPr>
-            <w:color w:val="0000EE"/>
-            <w:u w:val="single"/>
-          </w:rPr>
-          <w:t>Dn 3:12</w:t>
-        </w:r>
-      </w:hyperlink>
+      <w:r>
+        <w:rPr>
+          <w:lang w:val="en_US" w:bidi="en_US"/>
+        </w:rPr>
+        <w:t>Dn 3:12</w:t>
+      </w:r>
       <w:r>
         <w:rPr>
           <w:lang w:val="en_US" w:bidi="en_US"/>
@@ -6098,162 +5174,108 @@
         </w:rPr>
         <w:t xml:space="preserve"> (Ib.:ib.) v:</w:t>
       </w:r>
-      <w:hyperlink r:id="rId102">
-        <w:r>
-          <w:rPr>
-            <w:lang w:val="en_US" w:bidi="en_US"/>
-          </w:rPr>
-          <w:rPr>
-            <w:color w:val="0000EE"/>
-            <w:u w:val="single"/>
-          </w:rPr>
-          <w:t>8</w:t>
-        </w:r>
-      </w:hyperlink>
+      <w:r>
+        <w:rPr>
+          <w:lang w:val="en_US" w:bidi="en_US"/>
+        </w:rPr>
+        <w:t>8</w:t>
+      </w:r>
       <w:r>
         <w:rPr>
           <w:lang w:val="en_US" w:bidi="en_US"/>
         </w:rPr>
         <w:t xml:space="preserve">, </w:t>
       </w:r>
-      <w:hyperlink r:id="rId52">
-        <w:r>
-          <w:rPr>
-            <w:lang w:val="en_US" w:bidi="en_US"/>
-          </w:rPr>
-          <w:rPr>
-            <w:color w:val="0000EE"/>
-            <w:u w:val="single"/>
-          </w:rPr>
-          <w:t>Ezr 4:12</w:t>
-        </w:r>
-      </w:hyperlink>
+      <w:r>
+        <w:rPr>
+          <w:lang w:val="en_US" w:bidi="en_US"/>
+        </w:rPr>
+        <w:t>Ezr 4:12</w:t>
+      </w:r>
       <w:r>
         <w:rPr>
           <w:lang w:val="en_US" w:bidi="en_US"/>
         </w:rPr>
         <w:t xml:space="preserve">, </w:t>
       </w:r>
-      <w:hyperlink r:id="rId103">
-        <w:r>
-          <w:rPr>
-            <w:lang w:val="en_US" w:bidi="en_US"/>
-          </w:rPr>
-          <w:rPr>
-            <w:color w:val="0000EE"/>
-            <w:u w:val="single"/>
-          </w:rPr>
-          <w:t>4:23</w:t>
-        </w:r>
-      </w:hyperlink>
+      <w:r>
+        <w:rPr>
+          <w:lang w:val="en_US" w:bidi="en_US"/>
+        </w:rPr>
+        <w:t>4:23</w:t>
+      </w:r>
       <w:r>
         <w:rPr>
           <w:lang w:val="en_US" w:bidi="en_US"/>
         </w:rPr>
         <w:t xml:space="preserve">, </w:t>
       </w:r>
-      <w:hyperlink r:id="rId99">
-        <w:r>
-          <w:rPr>
-            <w:lang w:val="en_US" w:bidi="en_US"/>
-          </w:rPr>
-          <w:rPr>
-            <w:color w:val="0000EE"/>
-            <w:u w:val="single"/>
-          </w:rPr>
-          <w:t>5:1</w:t>
-        </w:r>
-      </w:hyperlink>
+      <w:r>
+        <w:rPr>
+          <w:lang w:val="en_US" w:bidi="en_US"/>
+        </w:rPr>
+        <w:t>5:1</w:t>
+      </w:r>
       <w:r>
         <w:rPr>
           <w:lang w:val="en_US" w:bidi="en_US"/>
         </w:rPr>
         <w:t xml:space="preserve">, </w:t>
       </w:r>
-      <w:hyperlink r:id="rId104">
-        <w:r>
-          <w:rPr>
-            <w:lang w:val="en_US" w:bidi="en_US"/>
-          </w:rPr>
-          <w:rPr>
-            <w:color w:val="0000EE"/>
-            <w:u w:val="single"/>
-          </w:rPr>
-          <w:t>5:5</w:t>
-        </w:r>
-      </w:hyperlink>
+      <w:r>
+        <w:rPr>
+          <w:lang w:val="en_US" w:bidi="en_US"/>
+        </w:rPr>
+        <w:t>5:5</w:t>
+      </w:r>
       <w:r>
         <w:rPr>
           <w:lang w:val="en_US" w:bidi="en_US"/>
         </w:rPr>
         <w:t xml:space="preserve">, </w:t>
       </w:r>
-      <w:hyperlink r:id="rId105">
-        <w:r>
-          <w:rPr>
-            <w:lang w:val="en_US" w:bidi="en_US"/>
-          </w:rPr>
-          <w:rPr>
-            <w:color w:val="0000EE"/>
-            <w:u w:val="single"/>
-          </w:rPr>
-          <w:t>6:7</w:t>
-        </w:r>
-      </w:hyperlink>
+      <w:r>
+        <w:rPr>
+          <w:lang w:val="en_US" w:bidi="en_US"/>
+        </w:rPr>
+        <w:t>6:7</w:t>
+      </w:r>
       <w:r>
         <w:rPr>
           <w:lang w:val="en_US" w:bidi="en_US"/>
         </w:rPr>
         <w:t xml:space="preserve">, </w:t>
       </w:r>
-      <w:hyperlink r:id="rId105">
-        <w:r>
-          <w:rPr>
-            <w:lang w:val="en_US" w:bidi="en_US"/>
-          </w:rPr>
-          <w:rPr>
-            <w:color w:val="0000EE"/>
-            <w:u w:val="single"/>
-          </w:rPr>
-          <w:t>6:7</w:t>
-        </w:r>
-      </w:hyperlink>
+      <w:r>
+        <w:rPr>
+          <w:lang w:val="en_US" w:bidi="en_US"/>
+        </w:rPr>
+        <w:t>6:7</w:t>
+      </w:r>
       <w:r>
         <w:rPr>
           <w:lang w:val="en_US" w:bidi="en_US"/>
         </w:rPr>
         <w:t xml:space="preserve">, </w:t>
       </w:r>
-      <w:hyperlink r:id="rId96">
-        <w:r>
-          <w:rPr>
-            <w:lang w:val="en_US" w:bidi="en_US"/>
-          </w:rPr>
-          <w:rPr>
-            <w:color w:val="0000EE"/>
-            <w:u w:val="single"/>
-          </w:rPr>
-          <w:t>6:8</w:t>
-        </w:r>
-      </w:hyperlink>
+      <w:r>
+        <w:rPr>
+          <w:lang w:val="en_US" w:bidi="en_US"/>
+        </w:rPr>
+        <w:t>6:8</w:t>
+      </w:r>
       <w:r>
         <w:rPr>
           <w:lang w:val="en_US" w:bidi="en_US"/>
         </w:rPr>
         <w:t xml:space="preserve">, </w:t>
       </w:r>
-      <w:hyperlink r:id="rId106">
-        <w:r>
-          <w:rPr>
-            <w:lang w:val="en_US" w:bidi="en_US"/>
-          </w:rPr>
-          <w:rPr>
-            <w:color w:val="0000EE"/>
-            <w:u w:val="single"/>
-          </w:rPr>
-          <w:t>6:14</w:t>
-        </w:r>
-      </w:hyperlink>
+      <w:r>
+        <w:rPr>
+          <w:lang w:val="en_US" w:bidi="en_US"/>
+        </w:rPr>
+        <w:t>6:14</w:t>
+      </w:r>
       <w:r>
         <w:rPr>
           <w:lang w:val="en_US" w:bidi="en_US"/>
@@ -6311,18 +5333,12 @@
         </w:rPr>
         <w:t>:</w:t>
       </w:r>
-      <w:hyperlink r:id="rId107">
-        <w:r>
-          <w:rPr>
-            <w:lang w:val="en_US" w:bidi="en_US"/>
-          </w:rPr>
-          <w:rPr>
-            <w:color w:val="0000EE"/>
-            <w:u w:val="single"/>
-          </w:rPr>
-          <w:t>Ezr 6:15</w:t>
-        </w:r>
-      </w:hyperlink>
+      <w:r>
+        <w:rPr>
+          <w:lang w:val="en_US" w:bidi="en_US"/>
+        </w:rPr>
+        <w:t>Ezr 6:15</w:t>
+      </w:r>
       <w:r>
         <w:rPr>
           <w:lang w:val="en_US" w:bidi="en_US"/>
@@ -6341,54 +5357,36 @@
         </w:rPr>
         <w:t xml:space="preserve">: </w:t>
       </w:r>
-      <w:hyperlink r:id="rId95">
-        <w:r>
-          <w:rPr>
-            <w:lang w:val="en_US" w:bidi="en_US"/>
-          </w:rPr>
-          <w:rPr>
-            <w:color w:val="0000EE"/>
-            <w:u w:val="single"/>
-          </w:rPr>
-          <w:t>Ezr 6:9</w:t>
-        </w:r>
-      </w:hyperlink>
+      <w:r>
+        <w:rPr>
+          <w:lang w:val="en_US" w:bidi="en_US"/>
+        </w:rPr>
+        <w:t>Ezr 6:9</w:t>
+      </w:r>
       <w:r>
         <w:rPr>
           <w:lang w:val="en_US" w:bidi="en_US"/>
         </w:rPr>
         <w:t xml:space="preserve">, </w:t>
       </w:r>
-      <w:hyperlink r:id="rId95">
-        <w:r>
-          <w:rPr>
-            <w:lang w:val="en_US" w:bidi="en_US"/>
-          </w:rPr>
-          <w:rPr>
-            <w:color w:val="0000EE"/>
-            <w:u w:val="single"/>
-          </w:rPr>
-          <w:t>6:9</w:t>
-        </w:r>
-      </w:hyperlink>
+      <w:r>
+        <w:rPr>
+          <w:lang w:val="en_US" w:bidi="en_US"/>
+        </w:rPr>
+        <w:t>6:9</w:t>
+      </w:r>
       <w:r>
         <w:rPr>
           <w:lang w:val="en_US" w:bidi="en_US"/>
         </w:rPr>
         <w:t xml:space="preserve">, </w:t>
       </w:r>
-      <w:hyperlink r:id="rId107">
-        <w:r>
-          <w:rPr>
-            <w:lang w:val="en_US" w:bidi="en_US"/>
-          </w:rPr>
-          <w:rPr>
-            <w:color w:val="0000EE"/>
-            <w:u w:val="single"/>
-          </w:rPr>
-          <w:t>6:15</w:t>
-        </w:r>
-      </w:hyperlink>
+      <w:r>
+        <w:rPr>
+          <w:lang w:val="en_US" w:bidi="en_US"/>
+        </w:rPr>
+        <w:t>6:15</w:t>
+      </w:r>
       <w:r>
         <w:rPr>
           <w:lang w:val="en_US" w:bidi="en_US"/>
@@ -6407,36 +5405,24 @@
         </w:rPr>
         <w:t xml:space="preserve"> </w:t>
       </w:r>
-      <w:hyperlink r:id="rId35">
-        <w:r>
-          <w:rPr>
-            <w:lang w:val="en_US" w:bidi="en_US"/>
-          </w:rPr>
-          <w:rPr>
-            <w:color w:val="0000EE"/>
-            <w:u w:val="single"/>
-          </w:rPr>
-          <w:t>Dn 6:11</w:t>
-        </w:r>
-      </w:hyperlink>
+      <w:r>
+        <w:rPr>
+          <w:lang w:val="en_US" w:bidi="en_US"/>
+        </w:rPr>
+        <w:t>Dn 6:11</w:t>
+      </w:r>
       <w:r>
         <w:rPr>
           <w:lang w:val="en_US" w:bidi="en_US"/>
         </w:rPr>
         <w:t xml:space="preserve">, </w:t>
       </w:r>
-      <w:hyperlink r:id="rId100">
-        <w:r>
-          <w:rPr>
-            <w:lang w:val="en_US" w:bidi="en_US"/>
-          </w:rPr>
-          <w:rPr>
-            <w:color w:val="0000EE"/>
-            <w:u w:val="single"/>
-          </w:rPr>
-          <w:t>6:14</w:t>
-        </w:r>
-      </w:hyperlink>
+      <w:r>
+        <w:rPr>
+          <w:lang w:val="en_US" w:bidi="en_US"/>
+        </w:rPr>
+        <w:t>6:14</w:t>
+      </w:r>
       <w:r>
         <w:rPr>
           <w:lang w:val="en_US" w:bidi="en_US"/>
@@ -6467,18 +5453,12 @@
         </w:rPr>
         <w:t xml:space="preserve"> v:</w:t>
       </w:r>
-      <w:hyperlink r:id="rId108">
-        <w:r>
-          <w:rPr>
-            <w:lang w:val="en_US" w:bidi="en_US"/>
-          </w:rPr>
-          <w:rPr>
-            <w:color w:val="0000EE"/>
-            <w:u w:val="single"/>
-          </w:rPr>
-          <w:t>8</w:t>
-        </w:r>
-      </w:hyperlink>
+      <w:r>
+        <w:rPr>
+          <w:lang w:val="en_US" w:bidi="en_US"/>
+        </w:rPr>
+        <w:t>8</w:t>
+      </w:r>
       <w:r>
         <w:rPr>
           <w:lang w:val="en_US" w:bidi="en_US"/>
@@ -6497,18 +5477,12 @@
         </w:rPr>
         <w:t xml:space="preserve"> </w:t>
       </w:r>
-      <w:hyperlink r:id="rId71">
-        <w:r>
-          <w:rPr>
-            <w:lang w:val="en_US" w:bidi="en_US"/>
-          </w:rPr>
-          <w:rPr>
-            <w:color w:val="0000EE"/>
-            <w:u w:val="single"/>
-          </w:rPr>
-          <w:t>2:28</w:t>
-        </w:r>
-      </w:hyperlink>
+      <w:r>
+        <w:rPr>
+          <w:lang w:val="en_US" w:bidi="en_US"/>
+        </w:rPr>
+        <w:t>2:28</w:t>
+      </w:r>
       <w:r>
         <w:rPr>
           <w:lang w:val="en_US" w:bidi="en_US"/>
@@ -6527,18 +5501,12 @@
         </w:rPr>
         <w:t xml:space="preserve"> </w:t>
       </w:r>
-      <w:hyperlink r:id="rId109">
-        <w:r>
-          <w:rPr>
-            <w:lang w:val="en_US" w:bidi="en_US"/>
-          </w:rPr>
-          <w:rPr>
-            <w:color w:val="0000EE"/>
-            <w:u w:val="single"/>
-          </w:rPr>
-          <w:t>5:11</w:t>
-        </w:r>
-      </w:hyperlink>
+      <w:r>
+        <w:rPr>
+          <w:lang w:val="en_US" w:bidi="en_US"/>
+        </w:rPr>
+        <w:t>5:11</w:t>
+      </w:r>
       <w:r>
         <w:rPr>
           <w:lang w:val="en_US" w:bidi="en_US"/>
@@ -6557,36 +5525,24 @@
         </w:rPr>
         <w:t xml:space="preserve"> (K § 51, 2, Anm. 3) </w:t>
       </w:r>
-      <w:hyperlink r:id="rId39">
-        <w:r>
-          <w:rPr>
-            <w:lang w:val="en_US" w:bidi="en_US"/>
-          </w:rPr>
-          <w:rPr>
-            <w:color w:val="0000EE"/>
-            <w:u w:val="single"/>
-          </w:rPr>
-          <w:t>Ezr 4:15</w:t>
-        </w:r>
-      </w:hyperlink>
+      <w:r>
+        <w:rPr>
+          <w:lang w:val="en_US" w:bidi="en_US"/>
+        </w:rPr>
+        <w:t>Ezr 4:15</w:t>
+      </w:r>
       <w:r>
         <w:rPr>
           <w:lang w:val="en_US" w:bidi="en_US"/>
         </w:rPr>
         <w:t xml:space="preserve">, </w:t>
       </w:r>
-      <w:hyperlink r:id="rId110">
-        <w:r>
-          <w:rPr>
-            <w:lang w:val="en_US" w:bidi="en_US"/>
-          </w:rPr>
-          <w:rPr>
-            <w:color w:val="0000EE"/>
-            <w:u w:val="single"/>
-          </w:rPr>
-          <w:t>4:19</w:t>
-        </w:r>
-      </w:hyperlink>
+      <w:r>
+        <w:rPr>
+          <w:lang w:val="en_US" w:bidi="en_US"/>
+        </w:rPr>
+        <w:t>4:19</w:t>
+      </w:r>
       <w:r>
         <w:rPr>
           <w:lang w:val="en_US" w:bidi="en_US"/>
@@ -6605,18 +5561,12 @@
         </w:rPr>
         <w:t xml:space="preserve"> </w:t>
       </w:r>
-      <w:hyperlink r:id="rId111">
-        <w:r>
-          <w:rPr>
-            <w:lang w:val="en_US" w:bidi="en_US"/>
-          </w:rPr>
-          <w:rPr>
-            <w:color w:val="0000EE"/>
-            <w:u w:val="single"/>
-          </w:rPr>
-          <w:t>Dn 2:44</w:t>
-        </w:r>
-      </w:hyperlink>
+      <w:r>
+        <w:rPr>
+          <w:lang w:val="en_US" w:bidi="en_US"/>
+        </w:rPr>
+        <w:t>Dn 2:44</w:t>
+      </w:r>
       <w:r>
         <w:rPr>
           <w:lang w:val="en_US" w:bidi="en_US"/>
@@ -6636,18 +5586,12 @@
         </w:rPr>
         <w:t xml:space="preserve"> as division of time </w:t>
       </w:r>
-      <w:hyperlink r:id="rId35">
-        <w:r>
-          <w:rPr>
-            <w:lang w:val="en_US" w:bidi="en_US"/>
-          </w:rPr>
-          <w:rPr>
-            <w:color w:val="0000EE"/>
-            <w:u w:val="single"/>
-          </w:rPr>
-          <w:t>Dn 6:11</w:t>
-        </w:r>
-      </w:hyperlink>
+      <w:r>
+        <w:rPr>
+          <w:lang w:val="en_US" w:bidi="en_US"/>
+        </w:rPr>
+        <w:t>Dn 6:11</w:t>
+      </w:r>
       <w:r>
         <w:rPr>
           <w:lang w:val="en_US" w:bidi="en_US"/>
@@ -6667,54 +5611,36 @@
         </w:rPr>
         <w:t xml:space="preserve"> of month </w:t>
       </w:r>
-      <w:hyperlink r:id="rId107">
-        <w:r>
-          <w:rPr>
-            <w:lang w:val="en_US" w:bidi="en_US"/>
-          </w:rPr>
-          <w:rPr>
-            <w:color w:val="0000EE"/>
-            <w:u w:val="single"/>
-          </w:rPr>
-          <w:t>Ezr 6:15</w:t>
-        </w:r>
-      </w:hyperlink>
+      <w:r>
+        <w:rPr>
+          <w:lang w:val="en_US" w:bidi="en_US"/>
+        </w:rPr>
+        <w:t>Ezr 6:15</w:t>
+      </w:r>
       <w:r>
         <w:rPr>
           <w:lang w:val="en_US" w:bidi="en_US"/>
         </w:rPr>
         <w:t xml:space="preserve">; thirty days </w:t>
       </w:r>
-      <w:hyperlink r:id="rId108">
-        <w:r>
-          <w:rPr>
-            <w:lang w:val="en_US" w:bidi="en_US"/>
-          </w:rPr>
-          <w:rPr>
-            <w:color w:val="0000EE"/>
-            <w:u w:val="single"/>
-          </w:rPr>
-          <w:t>Dn 6:8</w:t>
-        </w:r>
-      </w:hyperlink>
+      <w:r>
+        <w:rPr>
+          <w:lang w:val="en_US" w:bidi="en_US"/>
+        </w:rPr>
+        <w:t>Dn 6:8</w:t>
+      </w:r>
       <w:r>
         <w:rPr>
           <w:lang w:val="en_US" w:bidi="en_US"/>
         </w:rPr>
         <w:t xml:space="preserve">, </w:t>
       </w:r>
-      <w:hyperlink r:id="rId112">
-        <w:r>
-          <w:rPr>
-            <w:lang w:val="en_US" w:bidi="en_US"/>
-          </w:rPr>
-          <w:rPr>
-            <w:color w:val="0000EE"/>
-            <w:u w:val="single"/>
-          </w:rPr>
-          <w:t>6:13</w:t>
-        </w:r>
-      </w:hyperlink>
+      <w:r>
+        <w:rPr>
+          <w:lang w:val="en_US" w:bidi="en_US"/>
+        </w:rPr>
+        <w:t>6:13</w:t>
+      </w:r>
       <w:r>
         <w:rPr>
           <w:lang w:val="en_US" w:bidi="en_US"/>
@@ -6733,18 +5659,12 @@
         </w:rPr>
         <w:t xml:space="preserve"> </w:t>
       </w:r>
-      <w:hyperlink r:id="rId95">
-        <w:r>
-          <w:rPr>
-            <w:lang w:val="en_US" w:bidi="en_US"/>
-          </w:rPr>
-          <w:rPr>
-            <w:color w:val="0000EE"/>
-            <w:u w:val="single"/>
-          </w:rPr>
-          <w:t>Ezr 6:9</w:t>
-        </w:r>
-      </w:hyperlink>
+      <w:r>
+        <w:rPr>
+          <w:lang w:val="en_US" w:bidi="en_US"/>
+        </w:rPr>
+        <w:t>Ezr 6:9</w:t>
+      </w:r>
       <w:r>
         <w:rPr>
           <w:lang w:val="en_US" w:bidi="en_US"/>
@@ -6801,54 +5721,36 @@
         </w:rPr>
         <w:t xml:space="preserve"> aged man </w:t>
       </w:r>
-      <w:hyperlink r:id="rId113">
-        <w:r>
-          <w:rPr>
-            <w:lang w:val="en_US" w:bidi="en_US"/>
-          </w:rPr>
-          <w:rPr>
-            <w:color w:val="0000EE"/>
-            <w:u w:val="single"/>
-          </w:rPr>
-          <w:t>Dn 7:9</w:t>
-        </w:r>
-      </w:hyperlink>
+      <w:r>
+        <w:rPr>
+          <w:lang w:val="en_US" w:bidi="en_US"/>
+        </w:rPr>
+        <w:t>Dn 7:9</w:t>
+      </w:r>
       <w:r>
         <w:rPr>
           <w:lang w:val="en_US" w:bidi="en_US"/>
         </w:rPr>
         <w:t xml:space="preserve">, </w:t>
       </w:r>
-      <w:hyperlink r:id="rId114">
-        <w:r>
-          <w:rPr>
-            <w:lang w:val="en_US" w:bidi="en_US"/>
-          </w:rPr>
-          <w:rPr>
-            <w:color w:val="0000EE"/>
-            <w:u w:val="single"/>
-          </w:rPr>
-          <w:t>7:13</w:t>
-        </w:r>
-      </w:hyperlink>
+      <w:r>
+        <w:rPr>
+          <w:lang w:val="en_US" w:bidi="en_US"/>
+        </w:rPr>
+        <w:t>7:13</w:t>
+      </w:r>
       <w:r>
         <w:rPr>
           <w:lang w:val="en_US" w:bidi="en_US"/>
         </w:rPr>
         <w:t xml:space="preserve">, </w:t>
       </w:r>
-      <w:hyperlink r:id="rId86">
-        <w:r>
-          <w:rPr>
-            <w:lang w:val="en_US" w:bidi="en_US"/>
-          </w:rPr>
-          <w:rPr>
-            <w:color w:val="0000EE"/>
-            <w:u w:val="single"/>
-          </w:rPr>
-          <w:t>7:22</w:t>
-        </w:r>
-      </w:hyperlink>
+      <w:r>
+        <w:rPr>
+          <w:lang w:val="en_US" w:bidi="en_US"/>
+        </w:rPr>
+        <w:t>7:22</w:t>
+      </w:r>
       <w:r>
         <w:rPr>
           <w:lang w:val="en_US" w:bidi="en_US"/>
@@ -6892,72 +5794,48 @@
         </w:rPr>
         <w:t xml:space="preserve"> </w:t>
       </w:r>
-      <w:hyperlink r:id="rId39">
-        <w:r>
-          <w:rPr>
-            <w:lang w:val="en_US" w:bidi="en_US"/>
-          </w:rPr>
-          <w:rPr>
-            <w:color w:val="0000EE"/>
-            <w:u w:val="single"/>
-          </w:rPr>
-          <w:t>Ezr 4:15</w:t>
-        </w:r>
-      </w:hyperlink>
+      <w:r>
+        <w:rPr>
+          <w:lang w:val="en_US" w:bidi="en_US"/>
+        </w:rPr>
+        <w:t>Ezr 4:15</w:t>
+      </w:r>
       <w:r>
         <w:rPr>
           <w:lang w:val="en_US" w:bidi="en_US"/>
         </w:rPr>
         <w:t xml:space="preserve">, </w:t>
       </w:r>
-      <w:hyperlink r:id="rId110">
-        <w:r>
-          <w:rPr>
-            <w:lang w:val="en_US" w:bidi="en_US"/>
-          </w:rPr>
-          <w:rPr>
-            <w:color w:val="0000EE"/>
-            <w:u w:val="single"/>
-          </w:rPr>
-          <w:t>4:19</w:t>
-        </w:r>
-      </w:hyperlink>
+      <w:r>
+        <w:rPr>
+          <w:lang w:val="en_US" w:bidi="en_US"/>
+        </w:rPr>
+        <w:t>4:19</w:t>
+      </w:r>
       <w:r>
         <w:rPr>
           <w:lang w:val="en_US" w:bidi="en_US"/>
         </w:rPr>
         <w:t xml:space="preserve">: of a period: life-time, or reign, of king </w:t>
       </w:r>
-      <w:hyperlink r:id="rId111">
-        <w:r>
-          <w:rPr>
-            <w:lang w:val="en_US" w:bidi="en_US"/>
-          </w:rPr>
-          <w:rPr>
-            <w:color w:val="0000EE"/>
-            <w:u w:val="single"/>
-          </w:rPr>
-          <w:t>Dn 2:44</w:t>
-        </w:r>
-      </w:hyperlink>
+      <w:r>
+        <w:rPr>
+          <w:lang w:val="en_US" w:bidi="en_US"/>
+        </w:rPr>
+        <w:t>Dn 2:44</w:t>
+      </w:r>
       <w:r>
         <w:rPr>
           <w:lang w:val="en_US" w:bidi="en_US"/>
         </w:rPr>
         <w:t xml:space="preserve">, </w:t>
       </w:r>
-      <w:hyperlink r:id="rId109">
-        <w:r>
-          <w:rPr>
-            <w:lang w:val="en_US" w:bidi="en_US"/>
-          </w:rPr>
-          <w:rPr>
-            <w:color w:val="0000EE"/>
-            <w:u w:val="single"/>
-          </w:rPr>
-          <w:t>5:11</w:t>
-        </w:r>
-      </w:hyperlink>
+      <w:r>
+        <w:rPr>
+          <w:lang w:val="en_US" w:bidi="en_US"/>
+        </w:rPr>
+        <w:t>5:11</w:t>
+      </w:r>
       <w:r>
         <w:rPr>
           <w:lang w:val="en_US" w:bidi="en_US"/>
@@ -6976,18 +5854,12 @@
         </w:rPr>
         <w:t xml:space="preserve">: </w:t>
       </w:r>
-      <w:hyperlink r:id="rId74">
-        <w:r>
-          <w:rPr>
-            <w:lang w:val="en_US" w:bidi="en_US"/>
-          </w:rPr>
-          <w:rPr>
-            <w:color w:val="0000EE"/>
-            <w:u w:val="single"/>
-          </w:rPr>
-          <w:t>4:31</w:t>
-        </w:r>
-      </w:hyperlink>
+      <w:r>
+        <w:rPr>
+          <w:lang w:val="en_US" w:bidi="en_US"/>
+        </w:rPr>
+        <w:t>4:31</w:t>
+      </w:r>
       <w:r>
         <w:rPr>
           <w:lang w:val="en_US" w:bidi="en_US"/>
@@ -7019,18 +5891,12 @@
         </w:rPr>
         <w:t xml:space="preserve">: </w:t>
       </w:r>
-      <w:hyperlink r:id="rId71">
-        <w:r>
-          <w:rPr>
-            <w:lang w:val="en_US" w:bidi="en_US"/>
-          </w:rPr>
-          <w:rPr>
-            <w:color w:val="0000EE"/>
-            <w:u w:val="single"/>
-          </w:rPr>
-          <w:t>2:28</w:t>
-        </w:r>
-      </w:hyperlink>
+      <w:r>
+        <w:rPr>
+          <w:lang w:val="en_US" w:bidi="en_US"/>
+        </w:rPr>
+        <w:t>2:28</w:t>
+      </w:r>
       <w:r>
         <w:rPr>
           <w:lang w:val="en_US" w:bidi="en_US"/>
@@ -7120,18 +5986,12 @@
         </w:rPr>
         <w:t xml:space="preserve"> </w:t>
       </w:r>
-      <w:hyperlink r:id="rId115">
-        <w:r>
-          <w:rPr>
-            <w:lang w:val="en_US" w:bidi="en_US"/>
-          </w:rPr>
-          <w:rPr>
-            <w:color w:val="0000EE"/>
-            <w:u w:val="single"/>
-          </w:rPr>
-          <w:t>Ezr 5:2</w:t>
-        </w:r>
-      </w:hyperlink>
+      <w:r>
+        <w:rPr>
+          <w:lang w:val="en_US" w:bidi="en_US"/>
+        </w:rPr>
+        <w:t>Ezr 5:2</w:t>
+      </w:r>
       <w:r>
         <w:rPr>
           <w:lang w:val="en_US" w:bidi="en_US"/>
@@ -7519,18 +6379,12 @@
         </w:rPr>
         <w:t xml:space="preserve"> 43, 2) </w:t>
       </w:r>
-      <w:hyperlink r:id="rId116">
-        <w:r>
-          <w:rPr>
-            <w:lang w:val="en_US" w:bidi="en_US"/>
-          </w:rPr>
-          <w:rPr>
-            <w:color w:val="0000EE"/>
-            <w:u w:val="single"/>
-          </w:rPr>
-          <w:t>Ezr 7:18</w:t>
-        </w:r>
-      </w:hyperlink>
+      <w:r>
+        <w:rPr>
+          <w:lang w:val="en_US" w:bidi="en_US"/>
+        </w:rPr>
+        <w:t>Ezr 7:18</w:t>
+      </w:r>
       <w:r>
         <w:rPr>
           <w:lang w:val="en_US" w:bidi="en_US"/>
@@ -7840,18 +6694,12 @@
         </w:rPr>
         <w:t xml:space="preserve"> </w:t>
       </w:r>
-      <w:hyperlink r:id="rId117">
-        <w:r>
-          <w:rPr>
-            <w:lang w:val="en_US" w:bidi="en_US"/>
-          </w:rPr>
-          <w:rPr>
-            <w:color w:val="0000EE"/>
-            <w:u w:val="single"/>
-          </w:rPr>
-          <w:t>Dn 6:21</w:t>
-        </w:r>
-      </w:hyperlink>
+      <w:r>
+        <w:rPr>
+          <w:lang w:val="en_US" w:bidi="en_US"/>
+        </w:rPr>
+        <w:t>Dn 6:21</w:t>
+      </w:r>
       <w:r>
         <w:rPr>
           <w:lang w:val="en_US" w:bidi="en_US"/>
@@ -7870,18 +6718,12 @@
         </w:rPr>
         <w:t xml:space="preserve"> </w:t>
       </w:r>
-      <w:hyperlink r:id="rId118">
-        <w:r>
-          <w:rPr>
-            <w:lang w:val="en_US" w:bidi="en_US"/>
-          </w:rPr>
-          <w:rPr>
-            <w:color w:val="0000EE"/>
-            <w:u w:val="single"/>
-          </w:rPr>
-          <w:t>2:47</w:t>
-        </w:r>
-      </w:hyperlink>
+      <w:r>
+        <w:rPr>
+          <w:lang w:val="en_US" w:bidi="en_US"/>
+        </w:rPr>
+        <w:t>2:47</w:t>
+      </w:r>
       <w:r>
         <w:rPr>
           <w:lang w:val="en_US" w:bidi="en_US"/>
@@ -7932,18 +6774,12 @@
         </w:rPr>
         <w:t xml:space="preserve"> 43, 1. Beisp. b)) v:</w:t>
       </w:r>
-      <w:hyperlink r:id="rId16">
-        <w:r>
-          <w:rPr>
-            <w:lang w:val="en_US" w:bidi="en_US"/>
-          </w:rPr>
-          <w:rPr>
-            <w:color w:val="0000EE"/>
-            <w:u w:val="single"/>
-          </w:rPr>
-          <w:t>10</w:t>
-        </w:r>
-      </w:hyperlink>
+      <w:r>
+        <w:rPr>
+          <w:lang w:val="en_US" w:bidi="en_US"/>
+        </w:rPr>
+        <w:t>10</w:t>
+      </w:r>
       <w:r>
         <w:rPr>
           <w:lang w:val="en_US" w:bidi="en_US"/>
@@ -7962,18 +6798,12 @@
         </w:rPr>
         <w:t xml:space="preserve"> </w:t>
       </w:r>
-      <w:hyperlink r:id="rId119">
-        <w:r>
-          <w:rPr>
-            <w:lang w:val="en_US" w:bidi="en_US"/>
-          </w:rPr>
-          <w:rPr>
-            <w:color w:val="0000EE"/>
-            <w:u w:val="single"/>
-          </w:rPr>
-          <w:t>3:29</w:t>
-        </w:r>
-      </w:hyperlink>
+      <w:r>
+        <w:rPr>
+          <w:lang w:val="en_US" w:bidi="en_US"/>
+        </w:rPr>
+        <w:t>3:29</w:t>
+      </w:r>
       <w:r>
         <w:rPr>
           <w:lang w:val="en_US" w:bidi="en_US"/>
@@ -7992,36 +6822,24 @@
         </w:rPr>
         <w:t xml:space="preserve"> </w:t>
       </w:r>
-      <w:hyperlink r:id="rId61">
-        <w:r>
-          <w:rPr>
-            <w:lang w:val="en_US" w:bidi="en_US"/>
-          </w:rPr>
-          <w:rPr>
-            <w:color w:val="0000EE"/>
-            <w:u w:val="single"/>
-          </w:rPr>
-          <w:t>5:16</w:t>
-        </w:r>
-      </w:hyperlink>
+      <w:r>
+        <w:rPr>
+          <w:lang w:val="en_US" w:bidi="en_US"/>
+        </w:rPr>
+        <w:t>5:16</w:t>
+      </w:r>
       <w:r>
         <w:rPr>
           <w:lang w:val="en_US" w:bidi="en_US"/>
         </w:rPr>
         <w:t xml:space="preserve">, </w:t>
       </w:r>
-      <w:hyperlink r:id="rId61">
-        <w:r>
-          <w:rPr>
-            <w:lang w:val="en_US" w:bidi="en_US"/>
-          </w:rPr>
-          <w:rPr>
-            <w:color w:val="0000EE"/>
-            <w:u w:val="single"/>
-          </w:rPr>
-          <w:t>5:16</w:t>
-        </w:r>
-      </w:hyperlink>
+      <w:r>
+        <w:rPr>
+          <w:lang w:val="en_US" w:bidi="en_US"/>
+        </w:rPr>
+        <w:t>5:16</w:t>
+      </w:r>
       <w:r>
         <w:rPr>
           <w:lang w:val="en_US" w:bidi="en_US"/>
@@ -8108,36 +6926,24 @@
         </w:rPr>
         <w:t xml:space="preserve"> </w:t>
       </w:r>
-      <w:hyperlink r:id="rId22">
-        <w:r>
-          <w:rPr>
-            <w:lang w:val="en_US" w:bidi="en_US"/>
-          </w:rPr>
-          <w:rPr>
-            <w:color w:val="0000EE"/>
-            <w:u w:val="single"/>
-          </w:rPr>
-          <w:t>3:17</w:t>
-        </w:r>
-      </w:hyperlink>
+      <w:r>
+        <w:rPr>
+          <w:lang w:val="en_US" w:bidi="en_US"/>
+        </w:rPr>
+        <w:t>3:17</w:t>
+      </w:r>
       <w:r>
         <w:rPr>
           <w:lang w:val="en_US" w:bidi="en_US"/>
         </w:rPr>
         <w:t xml:space="preserve">, </w:t>
       </w:r>
-      <w:hyperlink r:id="rId120">
-        <w:r>
-          <w:rPr>
-            <w:lang w:val="en_US" w:bidi="en_US"/>
-          </w:rPr>
-          <w:rPr>
-            <w:color w:val="0000EE"/>
-            <w:u w:val="single"/>
-          </w:rPr>
-          <w:t>4:34</w:t>
-        </w:r>
-      </w:hyperlink>
+      <w:r>
+        <w:rPr>
+          <w:lang w:val="en_US" w:bidi="en_US"/>
+        </w:rPr>
+        <w:t>4:34</w:t>
+      </w:r>
       <w:r>
         <w:rPr>
           <w:lang w:val="en_US" w:bidi="en_US"/>
@@ -8168,54 +6974,36 @@
         </w:rPr>
         <w:t xml:space="preserve"> </w:t>
       </w:r>
-      <w:hyperlink r:id="rId121">
-        <w:r>
-          <w:rPr>
-            <w:lang w:val="en_US" w:bidi="en_US"/>
-          </w:rPr>
-          <w:rPr>
-            <w:color w:val="0000EE"/>
-            <w:u w:val="single"/>
-          </w:rPr>
-          <w:t>2:27</w:t>
-        </w:r>
-      </w:hyperlink>
+      <w:r>
+        <w:rPr>
+          <w:lang w:val="en_US" w:bidi="en_US"/>
+        </w:rPr>
+        <w:t>2:27</w:t>
+      </w:r>
       <w:r>
         <w:rPr>
           <w:lang w:val="en_US" w:bidi="en_US"/>
         </w:rPr>
         <w:t xml:space="preserve">, </w:t>
       </w:r>
-      <w:hyperlink r:id="rId60">
-        <w:r>
-          <w:rPr>
-            <w:lang w:val="en_US" w:bidi="en_US"/>
-          </w:rPr>
-          <w:rPr>
-            <w:color w:val="0000EE"/>
-            <w:u w:val="single"/>
-          </w:rPr>
-          <w:t>4:15</w:t>
-        </w:r>
-      </w:hyperlink>
+      <w:r>
+        <w:rPr>
+          <w:lang w:val="en_US" w:bidi="en_US"/>
+        </w:rPr>
+        <w:t>4:15</w:t>
+      </w:r>
       <w:r>
         <w:rPr>
           <w:lang w:val="en_US" w:bidi="en_US"/>
         </w:rPr>
         <w:t xml:space="preserve">, </w:t>
       </w:r>
-      <w:hyperlink r:id="rId122">
-        <w:r>
-          <w:rPr>
-            <w:lang w:val="en_US" w:bidi="en_US"/>
-          </w:rPr>
-          <w:rPr>
-            <w:color w:val="0000EE"/>
-            <w:u w:val="single"/>
-          </w:rPr>
-          <w:t>6:5</w:t>
-        </w:r>
-      </w:hyperlink>
+      <w:r>
+        <w:rPr>
+          <w:lang w:val="en_US" w:bidi="en_US"/>
+        </w:rPr>
+        <w:t>6:5</w:t>
+      </w:r>
       <w:r>
         <w:rPr>
           <w:lang w:val="en_US" w:bidi="en_US"/>
@@ -8311,18 +7099,12 @@
         </w:rPr>
         <w:t xml:space="preserve"> </w:t>
       </w:r>
-      <w:hyperlink r:id="rId123">
-        <w:r>
-          <w:rPr>
-            <w:lang w:val="en_US" w:bidi="en_US"/>
-          </w:rPr>
-          <w:rPr>
-            <w:color w:val="0000EE"/>
-            <w:u w:val="single"/>
-          </w:rPr>
-          <w:t>7:21</w:t>
-        </w:r>
-      </w:hyperlink>
+      <w:r>
+        <w:rPr>
+          <w:lang w:val="en_US" w:bidi="en_US"/>
+        </w:rPr>
+        <w:t>7:21</w:t>
+      </w:r>
       <w:r>
         <w:rPr>
           <w:lang w:val="en_US" w:bidi="en_US"/>
@@ -8428,36 +7210,24 @@
         </w:rPr>
         <w:t xml:space="preserve"> </w:t>
       </w:r>
-      <w:hyperlink r:id="rId124">
-        <w:r>
-          <w:rPr>
-            <w:lang w:val="en_US" w:bidi="en_US"/>
-          </w:rPr>
-          <w:rPr>
-            <w:color w:val="0000EE"/>
-            <w:u w:val="single"/>
-          </w:rPr>
-          <w:t>Dn 7:2</w:t>
-        </w:r>
-      </w:hyperlink>
+      <w:r>
+        <w:rPr>
+          <w:lang w:val="en_US" w:bidi="en_US"/>
+        </w:rPr>
+        <w:t>Dn 7:2</w:t>
+      </w:r>
       <w:r>
         <w:rPr>
           <w:lang w:val="en_US" w:bidi="en_US"/>
         </w:rPr>
         <w:t xml:space="preserve">, </w:t>
       </w:r>
-      <w:hyperlink r:id="rId125">
-        <w:r>
-          <w:rPr>
-            <w:lang w:val="en_US" w:bidi="en_US"/>
-          </w:rPr>
-          <w:rPr>
-            <w:color w:val="0000EE"/>
-            <w:u w:val="single"/>
-          </w:rPr>
-          <w:t>7:3</w:t>
-        </w:r>
-      </w:hyperlink>
+      <w:r>
+        <w:rPr>
+          <w:lang w:val="en_US" w:bidi="en_US"/>
+        </w:rPr>
+        <w:t>7:3</w:t>
+      </w:r>
       <w:r>
         <w:rPr>
           <w:lang w:val="en_US" w:bidi="en_US"/>
@@ -8631,18 +7401,12 @@
         </w:rPr>
         <w:t xml:space="preserve">§ 15 d): 17, 1; 43, 1, Beisp. c)) </w:t>
       </w:r>
-      <w:hyperlink r:id="rId75">
-        <w:r>
-          <w:rPr>
-            <w:lang w:val="en_US" w:bidi="en_US"/>
-          </w:rPr>
-          <w:rPr>
-            <w:color w:val="0000EE"/>
-            <w:u w:val="single"/>
-          </w:rPr>
-          <w:t>Dn 4:33</w:t>
-        </w:r>
-      </w:hyperlink>
+      <w:r>
+        <w:rPr>
+          <w:lang w:val="en_US" w:bidi="en_US"/>
+        </w:rPr>
+        <w:t>Dn 4:33</w:t>
+      </w:r>
       <w:r>
         <w:rPr>
           <w:lang w:val="en_US" w:bidi="en_US"/>
@@ -8840,18 +7604,12 @@
         </w:rPr>
         <w:t xml:space="preserve">§ 23, 1. Anm.; 39, 5 ) </w:t>
       </w:r>
-      <w:hyperlink r:id="rId108">
-        <w:r>
-          <w:rPr>
-            <w:lang w:val="en_US" w:bidi="en_US"/>
-          </w:rPr>
-          <w:rPr>
-            <w:color w:val="0000EE"/>
-            <w:u w:val="single"/>
-          </w:rPr>
-          <w:t>Dn 6:8</w:t>
-        </w:r>
-      </w:hyperlink>
+      <w:r>
+        <w:rPr>
+          <w:lang w:val="en_US" w:bidi="en_US"/>
+        </w:rPr>
+        <w:t>Dn 6:8</w:t>
+      </w:r>
       <w:r>
         <w:rPr>
           <w:lang w:val="en_US" w:bidi="en_US"/>
@@ -8986,18 +7744,12 @@
         </w:rPr>
         <w:t xml:space="preserve"> </w:t>
       </w:r>
-      <w:hyperlink r:id="rId27">
-        <w:r>
-          <w:rPr>
-            <w:lang w:val="en_US" w:bidi="en_US"/>
-          </w:rPr>
-          <w:rPr>
-            <w:color w:val="0000EE"/>
-            <w:u w:val="single"/>
-          </w:rPr>
-          <w:t>Ezr 7:14</w:t>
-        </w:r>
-      </w:hyperlink>
+      <w:r>
+        <w:rPr>
+          <w:lang w:val="en_US" w:bidi="en_US"/>
+        </w:rPr>
+        <w:t>Ezr 7:14</w:t>
+      </w:r>
       <w:r>
         <w:rPr>
           <w:lang w:val="en_US" w:bidi="en_US"/>
@@ -9016,18 +7768,12 @@
         </w:rPr>
         <w:t xml:space="preserve"> v:</w:t>
       </w:r>
-      <w:hyperlink r:id="rId15">
-        <w:r>
-          <w:rPr>
-            <w:lang w:val="en_US" w:bidi="en_US"/>
-          </w:rPr>
-          <w:rPr>
-            <w:color w:val="0000EE"/>
-            <w:u w:val="single"/>
-          </w:rPr>
-          <w:t>15</w:t>
-        </w:r>
-      </w:hyperlink>
+      <w:r>
+        <w:rPr>
+          <w:lang w:val="en_US" w:bidi="en_US"/>
+        </w:rPr>
+        <w:t>15</w:t>
+      </w:r>
       <w:r>
         <w:rPr>
           <w:lang w:val="en_US" w:bidi="en_US"/>
@@ -9097,18 +7843,12 @@
         </w:rPr>
         <w:t xml:space="preserve"> counsel;—abs. </w:t>
       </w:r>
-      <w:hyperlink r:id="rId126">
-        <w:r>
-          <w:rPr>
-            <w:lang w:val="en_US" w:bidi="en_US"/>
-          </w:rPr>
-          <w:rPr>
-            <w:color w:val="0000EE"/>
-            <w:u w:val="single"/>
-          </w:rPr>
-          <w:t>Dn 2:14</w:t>
-        </w:r>
-      </w:hyperlink>
+      <w:r>
+        <w:rPr>
+          <w:lang w:val="en_US" w:bidi="en_US"/>
+        </w:rPr>
+        <w:t>Dn 2:14</w:t>
+      </w:r>
       <w:r>
         <w:rPr>
           <w:lang w:val="en_US" w:bidi="en_US"/>
@@ -9338,18 +8078,12 @@
         </w:rPr>
         <w:t xml:space="preserve"> </w:t>
       </w:r>
-      <w:hyperlink r:id="rId127">
-        <w:r>
-          <w:rPr>
-            <w:lang w:val="en_US" w:bidi="en_US"/>
-          </w:rPr>
-          <w:rPr>
-            <w:color w:val="0000EE"/>
-            <w:u w:val="single"/>
-          </w:rPr>
-          <w:t>Dn 7:19</w:t>
-        </w:r>
-      </w:hyperlink>
+      <w:r>
+        <w:rPr>
+          <w:lang w:val="en_US" w:bidi="en_US"/>
+        </w:rPr>
+        <w:t>Dn 7:19</w:t>
+      </w:r>
       <w:r>
         <w:rPr>
           <w:lang w:val="en_US" w:bidi="en_US"/>
@@ -9487,36 +8221,24 @@
         </w:rPr>
         <w:t xml:space="preserve">: </w:t>
       </w:r>
-      <w:hyperlink r:id="rId41">
-        <w:r>
-          <w:rPr>
-            <w:lang w:val="en_US" w:bidi="en_US"/>
-          </w:rPr>
-          <w:rPr>
-            <w:color w:val="0000EE"/>
-            <w:u w:val="single"/>
-          </w:rPr>
-          <w:t>Dn 2:8</w:t>
-        </w:r>
-      </w:hyperlink>
+      <w:r>
+        <w:rPr>
+          <w:lang w:val="en_US" w:bidi="en_US"/>
+        </w:rPr>
+        <w:t>Dn 2:8</w:t>
+      </w:r>
       <w:r>
         <w:rPr>
           <w:lang w:val="en_US" w:bidi="en_US"/>
         </w:rPr>
         <w:t xml:space="preserve">, </w:t>
       </w:r>
-      <w:hyperlink r:id="rId26">
-        <w:r>
-          <w:rPr>
-            <w:lang w:val="en_US" w:bidi="en_US"/>
-          </w:rPr>
-          <w:rPr>
-            <w:color w:val="0000EE"/>
-            <w:u w:val="single"/>
-          </w:rPr>
-          <w:t>2:45</w:t>
-        </w:r>
-      </w:hyperlink>
+      <w:r>
+        <w:rPr>
+          <w:lang w:val="en_US" w:bidi="en_US"/>
+        </w:rPr>
+        <w:t>2:45</w:t>
+      </w:r>
       <w:r>
         <w:rPr>
           <w:lang w:val="en_US" w:bidi="en_US"/>
@@ -9535,18 +8257,12 @@
         </w:rPr>
         <w:t xml:space="preserve">- </w:t>
       </w:r>
-      <w:hyperlink r:id="rId128">
-        <w:r>
-          <w:rPr>
-            <w:lang w:val="en_US" w:bidi="en_US"/>
-          </w:rPr>
-          <w:rPr>
-            <w:color w:val="0000EE"/>
-            <w:u w:val="single"/>
-          </w:rPr>
-          <w:t>3:24</w:t>
-        </w:r>
-      </w:hyperlink>
+      <w:r>
+        <w:rPr>
+          <w:lang w:val="en_US" w:bidi="en_US"/>
+        </w:rPr>
+        <w:t>3:24</w:t>
+      </w:r>
       <w:r>
         <w:rPr>
           <w:lang w:val="en_US" w:bidi="en_US"/>
@@ -9584,36 +8300,24 @@
         </w:rPr>
         <w:t xml:space="preserve">- </w:t>
       </w:r>
-      <w:hyperlink r:id="rId112">
-        <w:r>
-          <w:rPr>
-            <w:lang w:val="en_US" w:bidi="en_US"/>
-          </w:rPr>
-          <w:rPr>
-            <w:color w:val="0000EE"/>
-            <w:u w:val="single"/>
-          </w:rPr>
-          <w:t>6:13</w:t>
-        </w:r>
-      </w:hyperlink>
+      <w:r>
+        <w:rPr>
+          <w:lang w:val="en_US" w:bidi="en_US"/>
+        </w:rPr>
+        <w:t>6:13</w:t>
+      </w:r>
       <w:r>
         <w:rPr>
           <w:lang w:val="en_US" w:bidi="en_US"/>
         </w:rPr>
         <w:t xml:space="preserve">, </w:t>
       </w:r>
-      <w:hyperlink r:id="rId58">
-        <w:r>
-          <w:rPr>
-            <w:lang w:val="en_US" w:bidi="en_US"/>
-          </w:rPr>
-          <w:rPr>
-            <w:color w:val="0000EE"/>
-            <w:u w:val="single"/>
-          </w:rPr>
-          <w:t>7:16</w:t>
-        </w:r>
-      </w:hyperlink>
+      <w:r>
+        <w:rPr>
+          <w:lang w:val="en_US" w:bidi="en_US"/>
+        </w:rPr>
+        <w:t>7:16</w:t>
+      </w:r>
       <w:r>
         <w:rPr>
           <w:lang w:val="en_US" w:bidi="en_US"/>
@@ -9646,36 +8350,24 @@
         </w:rPr>
         <w:t xml:space="preserve"> </w:t>
       </w:r>
-      <w:hyperlink r:id="rId26">
-        <w:r>
-          <w:rPr>
-            <w:lang w:val="en_US" w:bidi="en_US"/>
-          </w:rPr>
-          <w:rPr>
-            <w:color w:val="0000EE"/>
-            <w:u w:val="single"/>
-          </w:rPr>
-          <w:t>Dn 2:45</w:t>
-        </w:r>
-      </w:hyperlink>
+      <w:r>
+        <w:rPr>
+          <w:lang w:val="en_US" w:bidi="en_US"/>
+        </w:rPr>
+        <w:t>Dn 2:45</w:t>
+      </w:r>
       <w:r>
         <w:rPr>
           <w:lang w:val="en_US" w:bidi="en_US"/>
         </w:rPr>
         <w:t xml:space="preserve">; in exclam. </w:t>
       </w:r>
-      <w:hyperlink r:id="rId128">
-        <w:r>
-          <w:rPr>
-            <w:lang w:val="en_US" w:bidi="en_US"/>
-          </w:rPr>
-          <w:rPr>
-            <w:color w:val="0000EE"/>
-            <w:u w:val="single"/>
-          </w:rPr>
-          <w:t>3:24</w:t>
-        </w:r>
-      </w:hyperlink>
+      <w:r>
+        <w:rPr>
+          <w:lang w:val="en_US" w:bidi="en_US"/>
+        </w:rPr>
+        <w:t>3:24</w:t>
+      </w:r>
       <w:r>
         <w:rPr>
           <w:lang w:val="en_US" w:bidi="en_US"/>
@@ -9707,18 +8399,12 @@
         </w:rPr>
         <w:t xml:space="preserve"> v:</w:t>
       </w:r>
-      <w:hyperlink r:id="rId102">
-        <w:r>
-          <w:rPr>
-            <w:lang w:val="en_US" w:bidi="en_US"/>
-          </w:rPr>
-          <w:rPr>
-            <w:color w:val="0000EE"/>
-            <w:u w:val="single"/>
-          </w:rPr>
-          <w:t>8</w:t>
-        </w:r>
-      </w:hyperlink>
+      <w:r>
+        <w:rPr>
+          <w:lang w:val="en_US" w:bidi="en_US"/>
+        </w:rPr>
+        <w:t>8</w:t>
+      </w:r>
       <w:r>
         <w:rPr>
           <w:lang w:val="en_US" w:bidi="en_US"/>
@@ -9764,18 +8450,12 @@
         </w:rPr>
         <w:t xml:space="preserve"> </w:t>
       </w:r>
-      <w:hyperlink r:id="rId112">
-        <w:r>
-          <w:rPr>
-            <w:lang w:val="en_US" w:bidi="en_US"/>
-          </w:rPr>
-          <w:rPr>
-            <w:color w:val="0000EE"/>
-            <w:u w:val="single"/>
-          </w:rPr>
-          <w:t>6:13</w:t>
-        </w:r>
-      </w:hyperlink>
+      <w:r>
+        <w:rPr>
+          <w:lang w:val="en_US" w:bidi="en_US"/>
+        </w:rPr>
+        <w:t>6:13</w:t>
+      </w:r>
       <w:r>
         <w:rPr>
           <w:lang w:val="en_US" w:bidi="en_US"/>
@@ -9794,18 +8474,12 @@
         </w:rPr>
         <w:t xml:space="preserve"> </w:t>
       </w:r>
-      <w:hyperlink r:id="rId58">
-        <w:r>
-          <w:rPr>
-            <w:lang w:val="en_US" w:bidi="en_US"/>
-          </w:rPr>
-          <w:rPr>
-            <w:color w:val="0000EE"/>
-            <w:u w:val="single"/>
-          </w:rPr>
-          <w:t>7:16</w:t>
-        </w:r>
-      </w:hyperlink>
+      <w:r>
+        <w:rPr>
+          <w:lang w:val="en_US" w:bidi="en_US"/>
+        </w:rPr>
+        <w:t>7:16</w:t>
+      </w:r>
       <w:r>
         <w:rPr>
           <w:lang w:val="en_US" w:bidi="en_US"/>
@@ -9973,144 +8647,96 @@
         </w:rPr>
         <w:t xml:space="preserve"> </w:t>
       </w:r>
-      <w:hyperlink r:id="rId129">
-        <w:r>
-          <w:rPr>
-            <w:lang w:val="en_US" w:bidi="en_US"/>
-          </w:rPr>
-          <w:rPr>
-            <w:color w:val="0000EE"/>
-            <w:u w:val="single"/>
-          </w:rPr>
-          <w:t>Dn 3:6</w:t>
-        </w:r>
-      </w:hyperlink>
+      <w:r>
+        <w:rPr>
+          <w:lang w:val="en_US" w:bidi="en_US"/>
+        </w:rPr>
+        <w:t>Dn 3:6</w:t>
+      </w:r>
       <w:r>
         <w:rPr>
           <w:lang w:val="en_US" w:bidi="en_US"/>
         </w:rPr>
         <w:t xml:space="preserve">, </w:t>
       </w:r>
-      <w:hyperlink r:id="rId130">
-        <w:r>
-          <w:rPr>
-            <w:lang w:val="en_US" w:bidi="en_US"/>
-          </w:rPr>
-          <w:rPr>
-            <w:color w:val="0000EE"/>
-            <w:u w:val="single"/>
-          </w:rPr>
-          <w:t>3:11</w:t>
-        </w:r>
-      </w:hyperlink>
+      <w:r>
+        <w:rPr>
+          <w:lang w:val="en_US" w:bidi="en_US"/>
+        </w:rPr>
+        <w:t>3:11</w:t>
+      </w:r>
       <w:r>
         <w:rPr>
           <w:lang w:val="en_US" w:bidi="en_US"/>
         </w:rPr>
         <w:t xml:space="preserve">, </w:t>
       </w:r>
-      <w:hyperlink r:id="rId21">
-        <w:r>
-          <w:rPr>
-            <w:lang w:val="en_US" w:bidi="en_US"/>
-          </w:rPr>
-          <w:rPr>
-            <w:color w:val="0000EE"/>
-            <w:u w:val="single"/>
-          </w:rPr>
-          <w:t>3:15</w:t>
-        </w:r>
-      </w:hyperlink>
+      <w:r>
+        <w:rPr>
+          <w:lang w:val="en_US" w:bidi="en_US"/>
+        </w:rPr>
+        <w:t>3:15</w:t>
+      </w:r>
       <w:r>
         <w:rPr>
           <w:lang w:val="en_US" w:bidi="en_US"/>
         </w:rPr>
         <w:t xml:space="preserve">, </w:t>
       </w:r>
-      <w:hyperlink r:id="rId22">
-        <w:r>
-          <w:rPr>
-            <w:lang w:val="en_US" w:bidi="en_US"/>
-          </w:rPr>
-          <w:rPr>
-            <w:color w:val="0000EE"/>
-            <w:u w:val="single"/>
-          </w:rPr>
-          <w:t>3:17</w:t>
-        </w:r>
-      </w:hyperlink>
+      <w:r>
+        <w:rPr>
+          <w:lang w:val="en_US" w:bidi="en_US"/>
+        </w:rPr>
+        <w:t>3:17</w:t>
+      </w:r>
       <w:r>
         <w:rPr>
           <w:lang w:val="en_US" w:bidi="en_US"/>
         </w:rPr>
         <w:t xml:space="preserve">, </w:t>
       </w:r>
-      <w:hyperlink r:id="rId131">
-        <w:r>
-          <w:rPr>
-            <w:lang w:val="en_US" w:bidi="en_US"/>
-          </w:rPr>
-          <w:rPr>
-            <w:color w:val="0000EE"/>
-            <w:u w:val="single"/>
-          </w:rPr>
-          <w:t>3:20</w:t>
-        </w:r>
-      </w:hyperlink>
+      <w:r>
+        <w:rPr>
+          <w:lang w:val="en_US" w:bidi="en_US"/>
+        </w:rPr>
+        <w:t>3:20</w:t>
+      </w:r>
       <w:r>
         <w:rPr>
           <w:lang w:val="en_US" w:bidi="en_US"/>
         </w:rPr>
         <w:t xml:space="preserve">, </w:t>
       </w:r>
-      <w:hyperlink r:id="rId132">
-        <w:r>
-          <w:rPr>
-            <w:lang w:val="en_US" w:bidi="en_US"/>
-          </w:rPr>
-          <w:rPr>
-            <w:color w:val="0000EE"/>
-            <w:u w:val="single"/>
-          </w:rPr>
-          <w:t>3:21</w:t>
-        </w:r>
-      </w:hyperlink>
+      <w:r>
+        <w:rPr>
+          <w:lang w:val="en_US" w:bidi="en_US"/>
+        </w:rPr>
+        <w:t>3:21</w:t>
+      </w:r>
       <w:r>
         <w:rPr>
           <w:lang w:val="en_US" w:bidi="en_US"/>
         </w:rPr>
         <w:t xml:space="preserve">, </w:t>
       </w:r>
-      <w:hyperlink r:id="rId133">
-        <w:r>
-          <w:rPr>
-            <w:lang w:val="en_US" w:bidi="en_US"/>
-          </w:rPr>
-          <w:rPr>
-            <w:color w:val="0000EE"/>
-            <w:u w:val="single"/>
-          </w:rPr>
-          <w:t>3:23</w:t>
-        </w:r>
-      </w:hyperlink>
+      <w:r>
+        <w:rPr>
+          <w:lang w:val="en_US" w:bidi="en_US"/>
+        </w:rPr>
+        <w:t>3:23</w:t>
+      </w:r>
       <w:r>
         <w:rPr>
           <w:lang w:val="en_US" w:bidi="en_US"/>
         </w:rPr>
         <w:t xml:space="preserve">, </w:t>
       </w:r>
-      <w:hyperlink r:id="rId134">
-        <w:r>
-          <w:rPr>
-            <w:lang w:val="en_US" w:bidi="en_US"/>
-          </w:rPr>
-          <w:rPr>
-            <w:color w:val="0000EE"/>
-            <w:u w:val="single"/>
-          </w:rPr>
-          <w:t>3:26</w:t>
-        </w:r>
-      </w:hyperlink>
+      <w:r>
+        <w:rPr>
+          <w:lang w:val="en_US" w:bidi="en_US"/>
+        </w:rPr>
+        <w:t>3:26</w:t>
+      </w:r>
       <w:r>
         <w:rPr>
           <w:lang w:val="en_US" w:bidi="en_US"/>
@@ -10192,18 +8818,12 @@
         </w:rPr>
         <w:t xml:space="preserve"> </w:t>
       </w:r>
-      <w:hyperlink r:id="rId90">
-        <w:r>
-          <w:rPr>
-            <w:lang w:val="en_US" w:bidi="en_US"/>
-          </w:rPr>
-          <w:rPr>
-            <w:color w:val="0000EE"/>
-            <w:u w:val="single"/>
-          </w:rPr>
-          <w:t>Dn 7:11</w:t>
-        </w:r>
-      </w:hyperlink>
+      <w:r>
+        <w:rPr>
+          <w:lang w:val="en_US" w:bidi="en_US"/>
+        </w:rPr>
+        <w:t>Dn 7:11</w:t>
+      </w:r>
       <w:r>
         <w:rPr>
           <w:lang w:val="en_US" w:bidi="en_US"/>
@@ -10301,18 +8921,12 @@
         </w:rPr>
         <w:t>:</w:t>
       </w:r>
-      <w:hyperlink r:id="rId135">
-        <w:r>
-          <w:rPr>
-            <w:lang w:val="en_US" w:bidi="en_US"/>
-          </w:rPr>
-          <w:rPr>
-            <w:color w:val="0000EE"/>
-            <w:u w:val="single"/>
-          </w:rPr>
-          <w:t>Dn 2:6</w:t>
-        </w:r>
-      </w:hyperlink>
+      <w:r>
+        <w:rPr>
+          <w:lang w:val="en_US" w:bidi="en_US"/>
+        </w:rPr>
+        <w:t>Dn 2:6</w:t>
+      </w:r>
       <w:r>
         <w:rPr>
           <w:lang w:val="en_US" w:bidi="en_US"/>
@@ -10331,36 +8945,24 @@
         </w:rPr>
         <w:t xml:space="preserve">) </w:t>
       </w:r>
-      <w:hyperlink r:id="rId135">
-        <w:r>
-          <w:rPr>
-            <w:lang w:val="en_US" w:bidi="en_US"/>
-          </w:rPr>
-          <w:rPr>
-            <w:color w:val="0000EE"/>
-            <w:u w:val="single"/>
-          </w:rPr>
-          <w:t>Dn 2:6</w:t>
-        </w:r>
-      </w:hyperlink>
+      <w:r>
+        <w:rPr>
+          <w:lang w:val="en_US" w:bidi="en_US"/>
+        </w:rPr>
+        <w:t>Dn 2:6</w:t>
+      </w:r>
       <w:r>
         <w:rPr>
           <w:lang w:val="en_US" w:bidi="en_US"/>
         </w:rPr>
         <w:t xml:space="preserve">, </w:t>
       </w:r>
-      <w:hyperlink r:id="rId85">
-        <w:r>
-          <w:rPr>
-            <w:lang w:val="en_US" w:bidi="en_US"/>
-          </w:rPr>
-          <w:rPr>
-            <w:color w:val="0000EE"/>
-            <w:u w:val="single"/>
-          </w:rPr>
-          <w:t>7:14</w:t>
-        </w:r>
-      </w:hyperlink>
+      <w:r>
+        <w:rPr>
+          <w:lang w:val="en_US" w:bidi="en_US"/>
+        </w:rPr>
+        <w:t>7:14</w:t>
+      </w:r>
       <w:r>
         <w:rPr>
           <w:lang w:val="en_US" w:bidi="en_US"/>
@@ -10380,18 +8982,12 @@
         </w:rPr>
         <w:t xml:space="preserve"> </w:t>
       </w:r>
-      <w:hyperlink r:id="rId136">
-        <w:r>
-          <w:rPr>
-            <w:lang w:val="en_US" w:bidi="en_US"/>
-          </w:rPr>
-          <w:rPr>
-            <w:color w:val="0000EE"/>
-            <w:u w:val="single"/>
-          </w:rPr>
-          <w:t>4:27</w:t>
-        </w:r>
-      </w:hyperlink>
+      <w:r>
+        <w:rPr>
+          <w:lang w:val="en_US" w:bidi="en_US"/>
+        </w:rPr>
+        <w:t>4:27</w:t>
+      </w:r>
       <w:r>
         <w:rPr>
           <w:lang w:val="en_US" w:bidi="en_US"/>
@@ -10410,18 +9006,12 @@
         </w:rPr>
         <w:t xml:space="preserve"> v:</w:t>
       </w:r>
-      <w:hyperlink r:id="rId75">
-        <w:r>
-          <w:rPr>
-            <w:lang w:val="en_US" w:bidi="en_US"/>
-          </w:rPr>
-          <w:rPr>
-            <w:color w:val="0000EE"/>
-            <w:u w:val="single"/>
-          </w:rPr>
-          <w:t>33</w:t>
-        </w:r>
-      </w:hyperlink>
+      <w:r>
+        <w:rPr>
+          <w:lang w:val="en_US" w:bidi="en_US"/>
+        </w:rPr>
+        <w:t>33</w:t>
+      </w:r>
       <w:r>
         <w:rPr>
           <w:lang w:val="en_US" w:bidi="en_US"/>
@@ -10464,36 +9054,24 @@
         </w:rPr>
         <w:t xml:space="preserve"> </w:t>
       </w:r>
-      <w:hyperlink r:id="rId79">
-        <w:r>
-          <w:rPr>
-            <w:lang w:val="en_US" w:bidi="en_US"/>
-          </w:rPr>
-          <w:rPr>
-            <w:color w:val="0000EE"/>
-            <w:u w:val="single"/>
-          </w:rPr>
-          <w:t>2:37</w:t>
-        </w:r>
-      </w:hyperlink>
+      <w:r>
+        <w:rPr>
+          <w:lang w:val="en_US" w:bidi="en_US"/>
+        </w:rPr>
+        <w:t>2:37</w:t>
+      </w:r>
       <w:r>
         <w:rPr>
           <w:lang w:val="en_US" w:bidi="en_US"/>
         </w:rPr>
         <w:t xml:space="preserve">, </w:t>
       </w:r>
-      <w:hyperlink r:id="rId80">
-        <w:r>
-          <w:rPr>
-            <w:lang w:val="en_US" w:bidi="en_US"/>
-          </w:rPr>
-          <w:rPr>
-            <w:color w:val="0000EE"/>
-            <w:u w:val="single"/>
-          </w:rPr>
-          <w:t>5:18</w:t>
-        </w:r>
-      </w:hyperlink>
+      <w:r>
+        <w:rPr>
+          <w:lang w:val="en_US" w:bidi="en_US"/>
+        </w:rPr>
+        <w:t>5:18</w:t>
+      </w:r>
       <w:r>
         <w:rPr>
           <w:lang w:val="en_US" w:bidi="en_US"/>
@@ -10512,18 +9090,12 @@
         </w:rPr>
         <w:t xml:space="preserve"> v:</w:t>
       </w:r>
-      <w:hyperlink r:id="rId137">
-        <w:r>
-          <w:rPr>
-            <w:lang w:val="en_US" w:bidi="en_US"/>
-          </w:rPr>
-          <w:rPr>
-            <w:color w:val="0000EE"/>
-            <w:u w:val="single"/>
-          </w:rPr>
-          <w:t>20</w:t>
-        </w:r>
-      </w:hyperlink>
+      <w:r>
+        <w:rPr>
+          <w:lang w:val="en_US" w:bidi="en_US"/>
+        </w:rPr>
+        <w:t>20</w:t>
+      </w:r>
       <w:r>
         <w:rPr>
           <w:lang w:val="en_US" w:bidi="en_US"/>
@@ -10631,18 +9203,12 @@
         </w:rPr>
         <w:t xml:space="preserve"> </w:t>
       </w:r>
-      <w:hyperlink r:id="rId138">
-        <w:r>
-          <w:rPr>
-            <w:lang w:val="en_US" w:bidi="en_US"/>
-          </w:rPr>
-          <w:rPr>
-            <w:color w:val="0000EE"/>
-            <w:u w:val="single"/>
-          </w:rPr>
-          <w:t>Ezr 4:10</w:t>
-        </w:r>
-      </w:hyperlink>
+      <w:r>
+        <w:rPr>
+          <w:lang w:val="en_US" w:bidi="en_US"/>
+        </w:rPr>
+        <w:t>Ezr 4:10</w:t>
+      </w:r>
       <w:r>
         <w:rPr>
           <w:lang w:val="en_US" w:bidi="en_US"/>
@@ -10712,18 +9278,12 @@
         </w:rPr>
         <w:t xml:space="preserve"> </w:t>
       </w:r>
-      <w:hyperlink r:id="rId139">
-        <w:r>
-          <w:rPr>
-            <w:lang w:val="en_US" w:bidi="en_US"/>
-          </w:rPr>
-          <w:rPr>
-            <w:color w:val="0000EE"/>
-            <w:u w:val="single"/>
-          </w:rPr>
-          <w:t>Dn 2:11</w:t>
-        </w:r>
-      </w:hyperlink>
+      <w:r>
+        <w:rPr>
+          <w:lang w:val="en_US" w:bidi="en_US"/>
+        </w:rPr>
+        <w:t>Dn 2:11</w:t>
+      </w:r>
       <w:r>
         <w:rPr>
           <w:lang w:val="en_US" w:bidi="en_US"/>
@@ -10812,90 +9372,60 @@
         </w:rPr>
         <w:t>);—</w:t>
       </w:r>
-      <w:hyperlink r:id="rId140">
-        <w:r>
-          <w:rPr>
-            <w:lang w:val="en_US" w:bidi="en_US"/>
-          </w:rPr>
-          <w:rPr>
-            <w:color w:val="0000EE"/>
-            <w:u w:val="single"/>
-          </w:rPr>
-          <w:t>Dn 5:2</w:t>
-        </w:r>
-      </w:hyperlink>
+      <w:r>
+        <w:rPr>
+          <w:lang w:val="en_US" w:bidi="en_US"/>
+        </w:rPr>
+        <w:t>Dn 5:2</w:t>
+      </w:r>
       <w:r>
         <w:rPr>
           <w:lang w:val="en_US" w:bidi="en_US"/>
         </w:rPr>
         <w:t xml:space="preserve">, </w:t>
       </w:r>
-      <w:hyperlink r:id="rId141">
-        <w:r>
-          <w:rPr>
-            <w:lang w:val="en_US" w:bidi="en_US"/>
-          </w:rPr>
-          <w:rPr>
-            <w:color w:val="0000EE"/>
-            <w:u w:val="single"/>
-          </w:rPr>
-          <w:t>5:3</w:t>
-        </w:r>
-      </w:hyperlink>
+      <w:r>
+        <w:rPr>
+          <w:lang w:val="en_US" w:bidi="en_US"/>
+        </w:rPr>
+        <w:t>5:3</w:t>
+      </w:r>
       <w:r>
         <w:rPr>
           <w:lang w:val="en_US" w:bidi="en_US"/>
         </w:rPr>
         <w:t xml:space="preserve">, </w:t>
       </w:r>
-      <w:hyperlink r:id="rId35">
-        <w:r>
-          <w:rPr>
-            <w:lang w:val="en_US" w:bidi="en_US"/>
-          </w:rPr>
-          <w:rPr>
-            <w:color w:val="0000EE"/>
-            <w:u w:val="single"/>
-          </w:rPr>
-          <w:t>6:11</w:t>
-        </w:r>
-      </w:hyperlink>
+      <w:r>
+        <w:rPr>
+          <w:lang w:val="en_US" w:bidi="en_US"/>
+        </w:rPr>
+        <w:t>6:11</w:t>
+      </w:r>
       <w:r>
         <w:rPr>
           <w:lang w:val="en_US" w:bidi="en_US"/>
         </w:rPr>
         <w:t xml:space="preserve">, </w:t>
       </w:r>
-      <w:hyperlink r:id="rId142">
-        <w:r>
-          <w:rPr>
-            <w:lang w:val="en_US" w:bidi="en_US"/>
-          </w:rPr>
-          <w:rPr>
-            <w:color w:val="0000EE"/>
-            <w:u w:val="single"/>
-          </w:rPr>
-          <w:t>Ezr 4:8</w:t>
-        </w:r>
-      </w:hyperlink>
+      <w:r>
+        <w:rPr>
+          <w:lang w:val="en_US" w:bidi="en_US"/>
+        </w:rPr>
+        <w:t>Ezr 4:8</w:t>
+      </w:r>
       <w:r>
         <w:rPr>
           <w:lang w:val="en_US" w:bidi="en_US"/>
         </w:rPr>
         <w:t xml:space="preserve">, </w:t>
       </w:r>
-      <w:hyperlink r:id="rId52">
-        <w:r>
-          <w:rPr>
-            <w:lang w:val="en_US" w:bidi="en_US"/>
-          </w:rPr>
-          <w:rPr>
-            <w:color w:val="0000EE"/>
-            <w:u w:val="single"/>
-          </w:rPr>
-          <w:t>4:12</w:t>
-        </w:r>
-      </w:hyperlink>
+      <w:r>
+        <w:rPr>
+          <w:lang w:val="en_US" w:bidi="en_US"/>
+        </w:rPr>
+        <w:t>4:12</w:t>
+      </w:r>
       <w:r>
         <w:rPr>
           <w:lang w:val="en_US" w:bidi="en_US"/>
@@ -10989,18 +9519,12 @@
         </w:rPr>
         <w:t xml:space="preserve"> </w:t>
       </w:r>
-      <w:hyperlink r:id="rId107">
-        <w:r>
-          <w:rPr>
-            <w:lang w:val="en_US" w:bidi="en_US"/>
-          </w:rPr>
-          <w:rPr>
-            <w:color w:val="0000EE"/>
-            <w:u w:val="single"/>
-          </w:rPr>
-          <w:t>Ezr 6:15</w:t>
-        </w:r>
-      </w:hyperlink>
+      <w:r>
+        <w:rPr>
+          <w:lang w:val="en_US" w:bidi="en_US"/>
+        </w:rPr>
+        <w:t>Ezr 6:15</w:t>
+      </w:r>
       <w:r>
         <w:rPr>
           <w:lang w:val="en_US" w:bidi="en_US"/>
@@ -11031,18 +9555,12 @@
         </w:rPr>
         <w:t xml:space="preserve"> </w:t>
       </w:r>
-      <w:hyperlink r:id="rId143">
-        <w:r>
-          <w:rPr>
-            <w:lang w:val="en_US" w:bidi="en_US"/>
-          </w:rPr>
-          <w:rPr>
-            <w:color w:val="0000EE"/>
-            <w:u w:val="single"/>
-          </w:rPr>
-          <w:t>Dn 4:26</w:t>
-        </w:r>
-      </w:hyperlink>
+      <w:r>
+        <w:rPr>
+          <w:lang w:val="en_US" w:bidi="en_US"/>
+        </w:rPr>
+        <w:t>Dn 4:26</w:t>
+      </w:r>
       <w:r>
         <w:rPr>
           <w:lang w:val="en_US" w:bidi="en_US"/>
@@ -11148,18 +9666,12 @@
         </w:rPr>
         <w:t xml:space="preserve"> </w:t>
       </w:r>
-      <w:hyperlink r:id="rId144">
-        <w:r>
-          <w:rPr>
-            <w:lang w:val="en_US" w:bidi="en_US"/>
-          </w:rPr>
-          <w:rPr>
-            <w:color w:val="0000EE"/>
-            <w:u w:val="single"/>
-          </w:rPr>
-          <w:t>Dn 2:32</w:t>
-        </w:r>
-      </w:hyperlink>
+      <w:r>
+        <w:rPr>
+          <w:lang w:val="en_US" w:bidi="en_US"/>
+        </w:rPr>
+        <w:t>Dn 2:32</w:t>
+      </w:r>
       <w:r>
         <w:rPr>
           <w:lang w:val="en_US" w:bidi="en_US"/>
@@ -11266,54 +9778,36 @@
         </w:rPr>
         <w:t xml:space="preserve">: </w:t>
       </w:r>
-      <w:hyperlink r:id="rId99">
-        <w:r>
-          <w:rPr>
-            <w:lang w:val="en_US" w:bidi="en_US"/>
-          </w:rPr>
-          <w:rPr>
-            <w:color w:val="0000EE"/>
-            <w:u w:val="single"/>
-          </w:rPr>
-          <w:t>Ezr 5:1</w:t>
-        </w:r>
-      </w:hyperlink>
+      <w:r>
+        <w:rPr>
+          <w:lang w:val="en_US" w:bidi="en_US"/>
+        </w:rPr>
+        <w:t>Ezr 5:1</w:t>
+      </w:r>
       <w:r>
         <w:rPr>
           <w:lang w:val="en_US" w:bidi="en_US"/>
         </w:rPr>
         <w:t xml:space="preserve">, </w:t>
       </w:r>
-      <w:hyperlink r:id="rId106">
-        <w:r>
-          <w:rPr>
-            <w:lang w:val="en_US" w:bidi="en_US"/>
-          </w:rPr>
-          <w:rPr>
-            <w:color w:val="0000EE"/>
-            <w:u w:val="single"/>
-          </w:rPr>
-          <w:t>6:14</w:t>
-        </w:r>
-      </w:hyperlink>
+      <w:r>
+        <w:rPr>
+          <w:lang w:val="en_US" w:bidi="en_US"/>
+        </w:rPr>
+        <w:t>6:14</w:t>
+      </w:r>
       <w:r>
         <w:rPr>
           <w:lang w:val="en_US" w:bidi="en_US"/>
         </w:rPr>
         <w:t xml:space="preserve">, </w:t>
       </w:r>
-      <w:hyperlink r:id="rId15">
-        <w:r>
-          <w:rPr>
-            <w:lang w:val="en_US" w:bidi="en_US"/>
-          </w:rPr>
-          <w:rPr>
-            <w:color w:val="0000EE"/>
-            <w:u w:val="single"/>
-          </w:rPr>
-          <w:t>7:15</w:t>
-        </w:r>
-      </w:hyperlink>
+      <w:r>
+        <w:rPr>
+          <w:lang w:val="en_US" w:bidi="en_US"/>
+        </w:rPr>
+        <w:t>7:15</w:t>
+      </w:r>
       <w:r>
         <w:rPr>
           <w:lang w:val="en_US" w:bidi="en_US"/>
@@ -11332,18 +9826,12 @@
         </w:rPr>
         <w:t xml:space="preserve">: </w:t>
       </w:r>
-      <w:hyperlink r:id="rId145">
-        <w:r>
-          <w:rPr>
-            <w:lang w:val="en_US" w:bidi="en_US"/>
-          </w:rPr>
-          <w:rPr>
-            <w:color w:val="0000EE"/>
-            <w:u w:val="single"/>
-          </w:rPr>
-          <w:t>5:11</w:t>
-        </w:r>
-      </w:hyperlink>
+      <w:r>
+        <w:rPr>
+          <w:lang w:val="en_US" w:bidi="en_US"/>
+        </w:rPr>
+        <w:t>5:11</w:t>
+      </w:r>
       <w:r>
         <w:rPr>
           <w:lang w:val="en_US" w:bidi="en_US"/>
@@ -11362,18 +9850,12 @@
         </w:rPr>
         <w:t xml:space="preserve">: </w:t>
       </w:r>
-      <w:hyperlink r:id="rId146">
-        <w:r>
-          <w:rPr>
-            <w:lang w:val="en_US" w:bidi="en_US"/>
-          </w:rPr>
-          <w:rPr>
-            <w:color w:val="0000EE"/>
-            <w:u w:val="single"/>
-          </w:rPr>
-          <w:t>6:16</w:t>
-        </w:r>
-      </w:hyperlink>
+      <w:r>
+        <w:rPr>
+          <w:lang w:val="en_US" w:bidi="en_US"/>
+        </w:rPr>
+        <w:t>6:16</w:t>
+      </w:r>
       <w:r>
         <w:rPr>
           <w:lang w:val="en_US" w:bidi="en_US"/>
@@ -11392,18 +9874,12 @@
         </w:rPr>
         <w:t xml:space="preserve">: </w:t>
       </w:r>
-      <w:hyperlink r:id="rId147">
-        <w:r>
-          <w:rPr>
-            <w:lang w:val="en_US" w:bidi="en_US"/>
-          </w:rPr>
-          <w:rPr>
-            <w:color w:val="0000EE"/>
-            <w:u w:val="single"/>
-          </w:rPr>
-          <w:t>7:13</w:t>
-        </w:r>
-      </w:hyperlink>
+      <w:r>
+        <w:rPr>
+          <w:lang w:val="en_US" w:bidi="en_US"/>
+        </w:rPr>
+        <w:t>7:13</w:t>
+      </w:r>
       <w:r>
         <w:rPr>
           <w:lang w:val="en_US" w:bidi="en_US"/>
@@ -11527,18 +10003,12 @@
         </w:rPr>
         <w:t xml:space="preserve"> p. 221);—</w:t>
       </w:r>
-      <w:hyperlink r:id="rId115">
-        <w:r>
-          <w:rPr>
-            <w:lang w:val="en_US" w:bidi="en_US"/>
-          </w:rPr>
-          <w:rPr>
-            <w:color w:val="0000EE"/>
-            <w:u w:val="single"/>
-          </w:rPr>
-          <w:t>Ezr 5:2</w:t>
-        </w:r>
-      </w:hyperlink>
+      <w:r>
+        <w:rPr>
+          <w:lang w:val="en_US" w:bidi="en_US"/>
+        </w:rPr>
+        <w:t>Ezr 5:2</w:t>
+      </w:r>
       <w:r>
         <w:rPr>
           <w:lang w:val="en_US" w:bidi="en_US"/>
@@ -11741,18 +10211,12 @@
         </w:rPr>
         <w:t xml:space="preserve"> 12 d)) </w:t>
       </w:r>
-      <w:hyperlink r:id="rId148">
-        <w:r>
-          <w:rPr>
-            <w:lang w:val="en_US" w:bidi="en_US"/>
-          </w:rPr>
-          <w:rPr>
-            <w:color w:val="0000EE"/>
-            <w:u w:val="single"/>
-          </w:rPr>
-          <w:t>Dn 6:19</w:t>
-        </w:r>
-      </w:hyperlink>
+      <w:r>
+        <w:rPr>
+          <w:lang w:val="en_US" w:bidi="en_US"/>
+        </w:rPr>
+        <w:t>Dn 6:19</w:t>
+      </w:r>
       <w:r>
         <w:rPr>
           <w:lang w:val="en_US" w:bidi="en_US"/>
@@ -12057,18 +10521,12 @@
         </w:rPr>
         <w:t xml:space="preserve"> (rare); v. further p. 84 b);—</w:t>
       </w:r>
-      <w:hyperlink r:id="rId101">
-        <w:r>
-          <w:rPr>
-            <w:lang w:val="en_US" w:bidi="en_US"/>
-          </w:rPr>
-          <w:rPr>
-            <w:color w:val="0000EE"/>
-            <w:u w:val="single"/>
-          </w:rPr>
-          <w:t>Dn 3:12</w:t>
-        </w:r>
-      </w:hyperlink>
+      <w:r>
+        <w:rPr>
+          <w:lang w:val="en_US" w:bidi="en_US"/>
+        </w:rPr>
+        <w:t>Dn 3:12</w:t>
+      </w:r>
       <w:r>
         <w:rPr>
           <w:lang w:val="en_US" w:bidi="en_US"/>
@@ -12293,36 +10751,24 @@
         </w:rPr>
         <w:t xml:space="preserve"> </w:t>
       </w:r>
-      <w:hyperlink r:id="rId113">
-        <w:r>
-          <w:rPr>
-            <w:lang w:val="en_US" w:bidi="en_US"/>
-          </w:rPr>
-          <w:rPr>
-            <w:color w:val="0000EE"/>
-            <w:u w:val="single"/>
-          </w:rPr>
-          <w:t>Dn 7:9</w:t>
-        </w:r>
-      </w:hyperlink>
+      <w:r>
+        <w:rPr>
+          <w:lang w:val="en_US" w:bidi="en_US"/>
+        </w:rPr>
+        <w:t>Dn 7:9</w:t>
+      </w:r>
       <w:r>
         <w:rPr>
           <w:lang w:val="en_US" w:bidi="en_US"/>
         </w:rPr>
         <w:t xml:space="preserve"> and (of judgment = the judge) v:</w:t>
       </w:r>
-      <w:hyperlink r:id="rId149">
-        <w:r>
-          <w:rPr>
-            <w:lang w:val="en_US" w:bidi="en_US"/>
-          </w:rPr>
-          <w:rPr>
-            <w:color w:val="0000EE"/>
-            <w:u w:val="single"/>
-          </w:rPr>
-          <w:t>10</w:t>
-        </w:r>
-      </w:hyperlink>
+      <w:r>
+        <w:rPr>
+          <w:lang w:val="en_US" w:bidi="en_US"/>
+        </w:rPr>
+        <w:t>10</w:t>
+      </w:r>
       <w:r>
         <w:rPr>
           <w:lang w:val="en_US" w:bidi="en_US"/>
@@ -12385,18 +10831,12 @@
         </w:rPr>
         <w:t xml:space="preserve">) </w:t>
       </w:r>
-      <w:hyperlink r:id="rId150">
-        <w:r>
-          <w:rPr>
-            <w:lang w:val="en_US" w:bidi="en_US"/>
-          </w:rPr>
-          <w:rPr>
-            <w:color w:val="0000EE"/>
-            <w:u w:val="single"/>
-          </w:rPr>
-          <w:t>7:26</w:t>
-        </w:r>
-      </w:hyperlink>
+      <w:r>
+        <w:rPr>
+          <w:lang w:val="en_US" w:bidi="en_US"/>
+        </w:rPr>
+        <w:t>7:26</w:t>
+      </w:r>
       <w:r>
         <w:rPr>
           <w:lang w:val="en_US" w:bidi="en_US"/>
@@ -12453,18 +10893,12 @@
         </w:rPr>
         <w:t xml:space="preserve"> </w:t>
       </w:r>
-      <w:hyperlink r:id="rId151">
-        <w:r>
-          <w:rPr>
-            <w:lang w:val="en_US" w:bidi="en_US"/>
-          </w:rPr>
-          <w:rPr>
-            <w:color w:val="0000EE"/>
-            <w:u w:val="single"/>
-          </w:rPr>
-          <w:t>Ezr 4:17</w:t>
-        </w:r>
-      </w:hyperlink>
+      <w:r>
+        <w:rPr>
+          <w:lang w:val="en_US" w:bidi="en_US"/>
+        </w:rPr>
+        <w:t>Ezr 4:17</w:t>
+      </w:r>
       <w:r>
         <w:rPr>
           <w:lang w:val="en_US" w:bidi="en_US"/>
@@ -12540,18 +10974,12 @@
         </w:rPr>
         <w:t xml:space="preserve"> </w:t>
       </w:r>
-      <w:hyperlink r:id="rId138">
-        <w:r>
-          <w:rPr>
-            <w:lang w:val="en_US" w:bidi="en_US"/>
-          </w:rPr>
-          <w:rPr>
-            <w:color w:val="0000EE"/>
-            <w:u w:val="single"/>
-          </w:rPr>
-          <w:t>4:10</w:t>
-        </w:r>
-      </w:hyperlink>
+      <w:r>
+        <w:rPr>
+          <w:lang w:val="en_US" w:bidi="en_US"/>
+        </w:rPr>
+        <w:t>4:10</w:t>
+      </w:r>
       <w:r>
         <w:rPr>
           <w:lang w:val="en_US" w:bidi="en_US"/>
@@ -12669,18 +11097,12 @@
         </w:rPr>
         <w:t xml:space="preserve">: </w:t>
       </w:r>
-      <w:hyperlink r:id="rId152">
-        <w:r>
-          <w:rPr>
-            <w:lang w:val="en_US" w:bidi="en_US"/>
-          </w:rPr>
-          <w:rPr>
-            <w:color w:val="0000EE"/>
-            <w:u w:val="single"/>
-          </w:rPr>
-          <w:t>Dn 2:31</w:t>
-        </w:r>
-      </w:hyperlink>
+      <w:r>
+        <w:rPr>
+          <w:lang w:val="en_US" w:bidi="en_US"/>
+        </w:rPr>
+        <w:t>Dn 2:31</w:t>
+      </w:r>
       <w:r>
         <w:rPr>
           <w:lang w:val="en_US" w:bidi="en_US"/>
@@ -12699,18 +11121,12 @@
         </w:rPr>
         <w:t xml:space="preserve"> </w:t>
       </w:r>
-      <w:hyperlink r:id="rId153">
-        <w:r>
-          <w:rPr>
-            <w:lang w:val="en_US" w:bidi="en_US"/>
-          </w:rPr>
-          <w:rPr>
-            <w:color w:val="0000EE"/>
-            <w:u w:val="single"/>
-          </w:rPr>
-          <w:t>6:4</w:t>
-        </w:r>
-      </w:hyperlink>
+      <w:r>
+        <w:rPr>
+          <w:lang w:val="en_US" w:bidi="en_US"/>
+        </w:rPr>
+        <w:t>6:4</w:t>
+      </w:r>
       <w:r>
         <w:rPr>
           <w:lang w:val="en_US" w:bidi="en_US"/>
@@ -12741,54 +11157,36 @@
         </w:rPr>
         <w:t xml:space="preserve"> </w:t>
       </w:r>
-      <w:hyperlink r:id="rId75">
-        <w:r>
-          <w:rPr>
-            <w:lang w:val="en_US" w:bidi="en_US"/>
-          </w:rPr>
-          <w:rPr>
-            <w:color w:val="0000EE"/>
-            <w:u w:val="single"/>
-          </w:rPr>
-          <w:t>4:33</w:t>
-        </w:r>
-      </w:hyperlink>
+      <w:r>
+        <w:rPr>
+          <w:lang w:val="en_US" w:bidi="en_US"/>
+        </w:rPr>
+        <w:t>4:33</w:t>
+      </w:r>
       <w:r>
         <w:rPr>
           <w:lang w:val="en_US" w:bidi="en_US"/>
         </w:rPr>
         <w:t xml:space="preserve">, </w:t>
       </w:r>
-      <w:hyperlink r:id="rId73">
-        <w:r>
-          <w:rPr>
-            <w:lang w:val="en_US" w:bidi="en_US"/>
-          </w:rPr>
-          <w:rPr>
-            <w:color w:val="0000EE"/>
-            <w:u w:val="single"/>
-          </w:rPr>
-          <w:t>5:12</w:t>
-        </w:r>
-      </w:hyperlink>
+      <w:r>
+        <w:rPr>
+          <w:lang w:val="en_US" w:bidi="en_US"/>
+        </w:rPr>
+        <w:t>5:12</w:t>
+      </w:r>
       <w:r>
         <w:rPr>
           <w:lang w:val="en_US" w:bidi="en_US"/>
         </w:rPr>
         <w:t xml:space="preserve">, </w:t>
       </w:r>
-      <w:hyperlink r:id="rId154">
-        <w:r>
-          <w:rPr>
-            <w:lang w:val="en_US" w:bidi="en_US"/>
-          </w:rPr>
-          <w:rPr>
-            <w:color w:val="0000EE"/>
-            <w:u w:val="single"/>
-          </w:rPr>
-          <w:t>5:14</w:t>
-        </w:r>
-      </w:hyperlink>
+      <w:r>
+        <w:rPr>
+          <w:lang w:val="en_US" w:bidi="en_US"/>
+        </w:rPr>
+        <w:t>5:14</w:t>
+      </w:r>
       <w:r>
         <w:rPr>
           <w:lang w:val="en_US" w:bidi="en_US"/>
@@ -12808,54 +11206,36 @@
         </w:rPr>
         <w:t xml:space="preserve"> </w:t>
       </w:r>
-      <w:hyperlink r:id="rId155">
-        <w:r>
-          <w:rPr>
-            <w:lang w:val="en_US" w:bidi="en_US"/>
-          </w:rPr>
-          <w:rPr>
-            <w:color w:val="0000EE"/>
-            <w:u w:val="single"/>
-          </w:rPr>
-          <w:t>3:22</w:t>
-        </w:r>
-      </w:hyperlink>
+      <w:r>
+        <w:rPr>
+          <w:lang w:val="en_US" w:bidi="en_US"/>
+        </w:rPr>
+        <w:t>3:22</w:t>
+      </w:r>
       <w:r>
         <w:rPr>
           <w:lang w:val="en_US" w:bidi="en_US"/>
         </w:rPr>
         <w:t xml:space="preserve">, </w:t>
       </w:r>
-      <w:hyperlink r:id="rId156">
-        <w:r>
-          <w:rPr>
-            <w:lang w:val="en_US" w:bidi="en_US"/>
-          </w:rPr>
-          <w:rPr>
-            <w:color w:val="0000EE"/>
-            <w:u w:val="single"/>
-          </w:rPr>
-          <w:t>7:7</w:t>
-        </w:r>
-      </w:hyperlink>
+      <w:r>
+        <w:rPr>
+          <w:lang w:val="en_US" w:bidi="en_US"/>
+        </w:rPr>
+        <w:t>7:7</w:t>
+      </w:r>
       <w:r>
         <w:rPr>
           <w:lang w:val="en_US" w:bidi="en_US"/>
         </w:rPr>
         <w:t xml:space="preserve">, </w:t>
       </w:r>
-      <w:hyperlink r:id="rId127">
-        <w:r>
-          <w:rPr>
-            <w:lang w:val="en_US" w:bidi="en_US"/>
-          </w:rPr>
-          <w:rPr>
-            <w:color w:val="0000EE"/>
-            <w:u w:val="single"/>
-          </w:rPr>
-          <w:t>7:19</w:t>
-        </w:r>
-      </w:hyperlink>
+      <w:r>
+        <w:rPr>
+          <w:lang w:val="en_US" w:bidi="en_US"/>
+        </w:rPr>
+        <w:t>7:19</w:t>
+      </w:r>
       <w:r>
         <w:rPr>
           <w:lang w:val="en_US" w:bidi="en_US"/>
